--- a/treasury-platform/docs/30-readiness/word/DOC-F17-async-events-outbox-jobs-notifications.docx
+++ b/treasury-platform/docs/30-readiness/word/DOC-F17-async-events-outbox-jobs-notifications.docx
@@ -909,6 +909,114 @@
     <w:p>
       <w:r>
         <w:br w:type="page"/>
+      </w:r>
+    </w:p>
+    <w:p>
+      <w:pPr>
+        <w:pBdr>
+          <w:top w:val="single" w:color="E8C766" w:sz="6" w:space="6"/>
+          <w:left w:val="single" w:color="E8C766" w:sz="6" w:space="6"/>
+          <w:bottom w:val="single" w:color="E8C766" w:sz="6" w:space="6"/>
+          <w:right w:val="single" w:color="E8C766" w:sz="6" w:space="6"/>
+        </w:pBdr>
+        <w:shd w:fill="FFF8E1" w:color="auto" w:val="clear"/>
+        <w:bidi/>
+        <w:spacing w:after="160" w:before="60" w:line="300"/>
+        <w:ind w:left="140" w:right="140"/>
+      </w:pPr>
+      <w:r>
+        <w:rPr>
+          <w:rFonts w:ascii="Arial" w:cs="Arial" w:eastAsia="Arial" w:hAnsi="Arial"/>
+          <w:b/>
+          <w:bCs/>
+          <w:sz w:val="20"/>
+          <w:szCs w:val="20"/>
+          <w:rtl/>
+        </w:rPr>
+        <w:t xml:space="preserve">تحديث التنفيذ (2026-10-12):</w:t>
+      </w:r>
+      <w:r>
+        <w:rPr>
+          <w:rFonts w:ascii="Arial" w:cs="Arial" w:eastAsia="Arial" w:hAnsi="Arial"/>
+          <w:b w:val="false"/>
+          <w:bCs w:val="false"/>
+          <w:sz w:val="20"/>
+          <w:szCs w:val="20"/>
+          <w:rtl/>
+        </w:rPr>
+        <w:t xml:space="preserve"> قائمة JobKey المغلقة (DQ-F17-2) جدول </w:t>
+      </w:r>
+      <w:r>
+        <w:rPr>
+          <w:rFonts w:ascii="Courier New" w:cs="Courier New" w:eastAsia="Courier New" w:hAnsi="Courier New"/>
+          <w:b w:val="false"/>
+          <w:bCs w:val="false"/>
+          <w:color w:val="1F2937"/>
+          <w:sz w:val="18"/>
+          <w:szCs w:val="18"/>
+          <w:shd w:fill="F1F3F5" w:color="auto" w:val="clear"/>
+          <w:rtl/>
+        </w:rPr>
+        <w:t xml:space="preserve">‎cfg.JobDefinition‎</w:t>
+      </w:r>
+      <w:r>
+        <w:rPr>
+          <w:rFonts w:ascii="Arial" w:cs="Arial" w:eastAsia="Arial" w:hAnsi="Arial"/>
+          <w:b w:val="false"/>
+          <w:bCs w:val="false"/>
+          <w:sz w:val="20"/>
+          <w:szCs w:val="20"/>
+          <w:rtl/>
+        </w:rPr>
+        <w:t xml:space="preserve"> مبذور بالمهام التسع والعشرين في §5.2 ومعها JOB-PLT-ONBOARD، بنطاق كل مهمة وحالات المشترك المسموحة، و</w:t>
+      </w:r>
+      <w:r>
+        <w:rPr>
+          <w:rFonts w:ascii="Courier New" w:cs="Courier New" w:eastAsia="Courier New" w:hAnsi="Courier New"/>
+          <w:b w:val="false"/>
+          <w:bCs w:val="false"/>
+          <w:color w:val="1F2937"/>
+          <w:sz w:val="18"/>
+          <w:szCs w:val="18"/>
+          <w:shd w:fill="F1F3F5" w:color="auto" w:val="clear"/>
+          <w:rtl/>
+        </w:rPr>
+        <w:t xml:space="preserve">‎sec.usp_SetJobContext‎</w:t>
+      </w:r>
+      <w:r>
+        <w:rPr>
+          <w:rFonts w:ascii="Arial" w:cs="Arial" w:eastAsia="Arial" w:hAnsi="Arial"/>
+          <w:b w:val="false"/>
+          <w:bCs w:val="false"/>
+          <w:sz w:val="20"/>
+          <w:szCs w:val="20"/>
+          <w:rtl/>
+        </w:rPr>
+        <w:t xml:space="preserve"> يرفض غيرها (docs/adr/0004-platform-access-jobs-and-onboarding.md، db/static/037_job_context.sql؛ الاختبارات J1 إلى J6). ومهمتا JOB-PLT-TRIAL-EXPIRE وJOB-PLT-ARCHIVE تستدعيان </w:t>
+      </w:r>
+      <w:r>
+        <w:rPr>
+          <w:rFonts w:ascii="Courier New" w:cs="Courier New" w:eastAsia="Courier New" w:hAnsi="Courier New"/>
+          <w:b w:val="false"/>
+          <w:bCs w:val="false"/>
+          <w:color w:val="1F2937"/>
+          <w:sz w:val="18"/>
+          <w:szCs w:val="18"/>
+          <w:shd w:fill="F1F3F5" w:color="auto" w:val="clear"/>
+          <w:rtl/>
+        </w:rPr>
+        <w:t xml:space="preserve">‎plat.usp_RunTenantTransitions‎</w:t>
+      </w:r>
+      <w:r>
+        <w:rPr>
+          <w:rFonts w:ascii="Arial" w:cs="Arial" w:eastAsia="Arial" w:hAnsi="Arial"/>
+          <w:b w:val="false"/>
+          <w:bCs w:val="false"/>
+          <w:sz w:val="20"/>
+          <w:szCs w:val="20"/>
+          <w:rtl/>
+        </w:rPr>
+        <w:t xml:space="preserve">.</w:t>
       </w:r>
     </w:p>
     <w:p>
@@ -16931,14 +17039,23 @@
             </w:pPr>
             <w:r>
               <w:rPr>
-                <w:rFonts w:ascii="Arial" w:cs="Arial" w:eastAsia="Arial" w:hAnsi="Arial"/>
-                <w:b w:val="false"/>
-                <w:bCs w:val="false"/>
-                <w:sz w:val="18"/>
-                <w:szCs w:val="18"/>
-                <w:rtl/>
-              </w:rPr>
-              <w:t xml:space="preserve">الإنجليزية، ويُعدَّل FR-NTF-024</w:t>
+                <w:rFonts w:ascii="Segoe UI Emoji" w:cs="Segoe UI Emoji" w:eastAsia="Segoe UI Emoji" w:hAnsi="Segoe UI Emoji"/>
+                <w:sz w:val="18"/>
+                <w:szCs w:val="18"/>
+                <w:rtl/>
+              </w:rPr>
+              <w:t xml:space="preserve">✅</w:t>
+            </w:r>
+            <w:r>
+              <w:rPr>
+                <w:rFonts w:ascii="Arial" w:cs="Arial" w:eastAsia="Arial" w:hAnsi="Arial"/>
+                <w:b w:val="false"/>
+                <w:bCs w:val="false"/>
+                <w:sz w:val="18"/>
+                <w:szCs w:val="18"/>
+                <w:rtl/>
+              </w:rPr>
+              <w:t xml:space="preserve"> معتمد من المالك (2026-10-12): الإنجليزية، ويُعدَّل FR-NTF-024</w:t>
             </w:r>
           </w:p>
         </w:tc>
@@ -17694,14 +17811,23 @@
             </w:pPr>
             <w:r>
               <w:rPr>
-                <w:rFonts w:ascii="Arial" w:cs="Arial" w:eastAsia="Arial" w:hAnsi="Arial"/>
-                <w:b w:val="false"/>
-                <w:bCs w:val="false"/>
-                <w:sz w:val="18"/>
-                <w:szCs w:val="18"/>
-                <w:rtl/>
-              </w:rPr>
-              <w:t xml:space="preserve">تبقى PENDING حتى يعود نشطًا؛ وتنبيه TA بالتعليق بريد منصة لا إشعار مشترك</w:t>
+                <w:rFonts w:ascii="Segoe UI Emoji" w:cs="Segoe UI Emoji" w:eastAsia="Segoe UI Emoji" w:hAnsi="Segoe UI Emoji"/>
+                <w:sz w:val="18"/>
+                <w:szCs w:val="18"/>
+                <w:rtl/>
+              </w:rPr>
+              <w:t xml:space="preserve">✅</w:t>
+            </w:r>
+            <w:r>
+              <w:rPr>
+                <w:rFonts w:ascii="Arial" w:cs="Arial" w:eastAsia="Arial" w:hAnsi="Arial"/>
+                <w:b w:val="false"/>
+                <w:bCs w:val="false"/>
+                <w:sz w:val="18"/>
+                <w:szCs w:val="18"/>
+                <w:rtl/>
+              </w:rPr>
+              <w:t xml:space="preserve"> معتمد من المالك (2026-10-12): تبقى PENDING حتى يعود نشطًا؛ وتنبيه TA بالتعليق بريد منصة لا إشعار مشترك</w:t>
             </w:r>
           </w:p>
         </w:tc>

--- a/treasury-platform/docs/30-readiness/word/DOC-F17-async-events-outbox-jobs-notifications.docx
+++ b/treasury-platform/docs/30-readiness/word/DOC-F17-async-events-outbox-jobs-notifications.docx
@@ -968,7 +968,7 @@
           <w:szCs w:val="20"/>
           <w:rtl/>
         </w:rPr>
-        <w:t xml:space="preserve"> مبذور بالمهام التسع والعشرين في §5.2 ومعها JOB-PLT-ONBOARD، بنطاق كل مهمة وحالات المشترك المسموحة، و</w:t>
+        <w:t xml:space="preserve"> مبذور بالمهام التسع والعشرين في §5.2 ومعها JOB-PLT-ONBOARD، ثم JOB-PLT-EXPORT (ADR 0008؛ 31 مهمة)، بنطاق كل مهمة وحالات المشترك المسموحة، و</w:t>
       </w:r>
       <w:r>
         <w:rPr>
@@ -9743,6 +9743,232 @@
                 <w:szCs w:val="18"/>
                 <w:rtl/>
               </w:rPr>
+              <w:t xml:space="preserve">JOB-PLT-EXPORT (أُضيفت 2026-10-13، ADR 0008)</w:t>
+            </w:r>
+          </w:p>
+        </w:tc>
+        <w:tc>
+          <w:tcPr>
+            <w:tcW w:type="dxa" w:w="980"/>
+            <w:tcBorders>
+              <w:top w:val="single" w:color="BFC9D6" w:sz="4"/>
+              <w:left w:val="single" w:color="BFC9D6" w:sz="4"/>
+              <w:bottom w:val="single" w:color="BFC9D6" w:sz="4"/>
+              <w:right w:val="single" w:color="BFC9D6" w:sz="4"/>
+            </w:tcBorders>
+            <w:shd w:fill="F5F8FC" w:color="auto" w:val="clear"/>
+            <w:tcMar>
+              <w:top w:type="dxa" w:w="50"/>
+              <w:left w:type="dxa" w:w="90"/>
+              <w:bottom w:type="dxa" w:w="50"/>
+              <w:right w:type="dxa" w:w="90"/>
+            </w:tcMar>
+            <w:vAlign w:val="top"/>
+          </w:tcPr>
+          <w:p>
+            <w:pPr>
+              <w:keepNext w:val="false"/>
+              <w:bidi/>
+              <w:spacing w:after="30" w:before="30" w:line="264"/>
+            </w:pPr>
+            <w:r>
+              <w:rPr>
+                <w:rFonts w:ascii="Arial" w:cs="Arial" w:eastAsia="Arial" w:hAnsi="Arial"/>
+                <w:b w:val="false"/>
+                <w:bCs w:val="false"/>
+                <w:sz w:val="18"/>
+                <w:szCs w:val="18"/>
+                <w:rtl/>
+              </w:rPr>
+              <w:t xml:space="preserve">مشترك، ومسموحة في SUSPENDED وCLOSED خلال النافذة</w:t>
+            </w:r>
+          </w:p>
+        </w:tc>
+        <w:tc>
+          <w:tcPr>
+            <w:tcW w:type="dxa" w:w="980"/>
+            <w:tcBorders>
+              <w:top w:val="single" w:color="BFC9D6" w:sz="4"/>
+              <w:left w:val="single" w:color="BFC9D6" w:sz="4"/>
+              <w:bottom w:val="single" w:color="BFC9D6" w:sz="4"/>
+              <w:right w:val="single" w:color="BFC9D6" w:sz="4"/>
+            </w:tcBorders>
+            <w:shd w:fill="F5F8FC" w:color="auto" w:val="clear"/>
+            <w:tcMar>
+              <w:top w:type="dxa" w:w="50"/>
+              <w:left w:type="dxa" w:w="90"/>
+              <w:bottom w:type="dxa" w:w="50"/>
+              <w:right w:type="dxa" w:w="90"/>
+            </w:tcMar>
+            <w:vAlign w:val="top"/>
+          </w:tcPr>
+          <w:p>
+            <w:pPr>
+              <w:keepNext w:val="false"/>
+              <w:bidi/>
+              <w:spacing w:after="30" w:before="30" w:line="264"/>
+            </w:pPr>
+            <w:r>
+              <w:rPr>
+                <w:rFonts w:ascii="Arial" w:cs="Arial" w:eastAsia="Arial" w:hAnsi="Arial"/>
+                <w:b w:val="false"/>
+                <w:bCs w:val="false"/>
+                <w:sz w:val="18"/>
+                <w:szCs w:val="18"/>
+                <w:rtl/>
+              </w:rPr>
+              <w:t xml:space="preserve">عند وجود طلب معتمد</w:t>
+            </w:r>
+          </w:p>
+        </w:tc>
+        <w:tc>
+          <w:tcPr>
+            <w:tcW w:type="dxa" w:w="2499"/>
+            <w:tcBorders>
+              <w:top w:val="single" w:color="BFC9D6" w:sz="4"/>
+              <w:left w:val="single" w:color="BFC9D6" w:sz="4"/>
+              <w:bottom w:val="single" w:color="BFC9D6" w:sz="4"/>
+              <w:right w:val="single" w:color="BFC9D6" w:sz="4"/>
+            </w:tcBorders>
+            <w:shd w:fill="F5F8FC" w:color="auto" w:val="clear"/>
+            <w:tcMar>
+              <w:top w:type="dxa" w:w="50"/>
+              <w:left w:type="dxa" w:w="90"/>
+              <w:bottom w:type="dxa" w:w="50"/>
+              <w:right w:type="dxa" w:w="90"/>
+            </w:tcMar>
+            <w:vAlign w:val="top"/>
+          </w:tcPr>
+          <w:p>
+            <w:pPr>
+              <w:keepNext w:val="false"/>
+              <w:bidi/>
+              <w:spacing w:after="30" w:before="30" w:line="264"/>
+            </w:pPr>
+            <w:r>
+              <w:rPr>
+                <w:rFonts w:ascii="Arial" w:cs="Arial" w:eastAsia="Arial" w:hAnsi="Arial"/>
+                <w:b w:val="false"/>
+                <w:bCs w:val="false"/>
+                <w:sz w:val="18"/>
+                <w:szCs w:val="18"/>
+                <w:rtl/>
+              </w:rPr>
+              <w:t xml:space="preserve">بناء الحزمة المختومة: APPROVED إلى RUNNING إلى READY أو FAILED</w:t>
+            </w:r>
+          </w:p>
+        </w:tc>
+        <w:tc>
+          <w:tcPr>
+            <w:tcW w:type="dxa" w:w="1559"/>
+            <w:tcBorders>
+              <w:top w:val="single" w:color="BFC9D6" w:sz="4"/>
+              <w:left w:val="single" w:color="BFC9D6" w:sz="4"/>
+              <w:bottom w:val="single" w:color="BFC9D6" w:sz="4"/>
+              <w:right w:val="single" w:color="BFC9D6" w:sz="4"/>
+            </w:tcBorders>
+            <w:shd w:fill="F5F8FC" w:color="auto" w:val="clear"/>
+            <w:tcMar>
+              <w:top w:type="dxa" w:w="50"/>
+              <w:left w:type="dxa" w:w="90"/>
+              <w:bottom w:type="dxa" w:w="50"/>
+              <w:right w:type="dxa" w:w="90"/>
+            </w:tcMar>
+            <w:vAlign w:val="top"/>
+          </w:tcPr>
+          <w:p>
+            <w:pPr>
+              <w:keepNext w:val="false"/>
+              <w:bidi/>
+              <w:spacing w:after="30" w:before="30" w:line="264"/>
+            </w:pPr>
+            <w:r>
+              <w:rPr>
+                <w:rFonts w:ascii="Arial" w:cs="Arial" w:eastAsia="Arial" w:hAnsi="Arial"/>
+                <w:b w:val="false"/>
+                <w:bCs w:val="false"/>
+                <w:sz w:val="18"/>
+                <w:szCs w:val="18"/>
+                <w:rtl/>
+              </w:rPr>
+              <w:t xml:space="preserve">DataExportJobId</w:t>
+            </w:r>
+          </w:p>
+        </w:tc>
+        <w:tc>
+          <w:tcPr>
+            <w:tcW w:type="dxa" w:w="1663"/>
+            <w:tcBorders>
+              <w:top w:val="single" w:color="BFC9D6" w:sz="4"/>
+              <w:left w:val="single" w:color="BFC9D6" w:sz="4"/>
+              <w:bottom w:val="single" w:color="BFC9D6" w:sz="4"/>
+              <w:right w:val="single" w:color="BFC9D6" w:sz="4"/>
+            </w:tcBorders>
+            <w:shd w:fill="F5F8FC" w:color="auto" w:val="clear"/>
+            <w:tcMar>
+              <w:top w:type="dxa" w:w="50"/>
+              <w:left w:type="dxa" w:w="90"/>
+              <w:bottom w:type="dxa" w:w="50"/>
+              <w:right w:type="dxa" w:w="90"/>
+            </w:tcMar>
+            <w:vAlign w:val="top"/>
+          </w:tcPr>
+          <w:p>
+            <w:pPr>
+              <w:keepNext w:val="false"/>
+              <w:bidi/>
+              <w:spacing w:after="30" w:before="30" w:line="264"/>
+            </w:pPr>
+            <w:r>
+              <w:rPr>
+                <w:rFonts w:ascii="Arial" w:cs="Arial" w:eastAsia="Arial" w:hAnsi="Arial"/>
+                <w:b w:val="false"/>
+                <w:bCs w:val="false"/>
+                <w:sz w:val="18"/>
+                <w:szCs w:val="18"/>
+                <w:rtl/>
+              </w:rPr>
+              <w:t xml:space="preserve">FR-PLT-039، DQ-F04-8</w:t>
+            </w:r>
+          </w:p>
+        </w:tc>
+      </w:tr>
+      <w:tr>
+        <w:trPr>
+          <w:cantSplit/>
+        </w:trPr>
+        <w:tc>
+          <w:tcPr>
+            <w:tcW w:type="dxa" w:w="2183"/>
+            <w:tcBorders>
+              <w:top w:val="single" w:color="BFC9D6" w:sz="4"/>
+              <w:left w:val="single" w:color="BFC9D6" w:sz="4"/>
+              <w:bottom w:val="single" w:color="BFC9D6" w:sz="4"/>
+              <w:right w:val="single" w:color="BFC9D6" w:sz="4"/>
+            </w:tcBorders>
+            <w:tcMar>
+              <w:top w:type="dxa" w:w="50"/>
+              <w:left w:type="dxa" w:w="90"/>
+              <w:bottom w:type="dxa" w:w="50"/>
+              <w:right w:type="dxa" w:w="90"/>
+            </w:tcMar>
+            <w:vAlign w:val="top"/>
+          </w:tcPr>
+          <w:p>
+            <w:pPr>
+              <w:keepNext w:val="false"/>
+              <w:bidi/>
+              <w:spacing w:after="30" w:before="30" w:line="264"/>
+            </w:pPr>
+            <w:r>
+              <w:rPr>
+                <w:rFonts w:ascii="Arial" w:cs="Arial" w:eastAsia="Arial" w:hAnsi="Arial"/>
+                <w:b w:val="false"/>
+                <w:bCs w:val="false"/>
+                <w:sz w:val="18"/>
+                <w:szCs w:val="18"/>
+                <w:rtl/>
+              </w:rPr>
               <w:t xml:space="preserve">JOB-PLT-OUTBOX-PURGE وJOB-PLT-JOBRUN-PURGE </w:t>
             </w:r>
             <w:r>
@@ -9766,7 +9992,6 @@
               <w:bottom w:val="single" w:color="BFC9D6" w:sz="4"/>
               <w:right w:val="single" w:color="BFC9D6" w:sz="4"/>
             </w:tcBorders>
-            <w:shd w:fill="F5F8FC" w:color="auto" w:val="clear"/>
             <w:tcMar>
               <w:top w:type="dxa" w:w="50"/>
               <w:left w:type="dxa" w:w="90"/>
@@ -9803,7 +10028,6 @@
               <w:bottom w:val="single" w:color="BFC9D6" w:sz="4"/>
               <w:right w:val="single" w:color="BFC9D6" w:sz="4"/>
             </w:tcBorders>
-            <w:shd w:fill="F5F8FC" w:color="auto" w:val="clear"/>
             <w:tcMar>
               <w:top w:type="dxa" w:w="50"/>
               <w:left w:type="dxa" w:w="90"/>
@@ -9840,7 +10064,6 @@
               <w:bottom w:val="single" w:color="BFC9D6" w:sz="4"/>
               <w:right w:val="single" w:color="BFC9D6" w:sz="4"/>
             </w:tcBorders>
-            <w:shd w:fill="F5F8FC" w:color="auto" w:val="clear"/>
             <w:tcMar>
               <w:top w:type="dxa" w:w="50"/>
               <w:left w:type="dxa" w:w="90"/>
@@ -9877,7 +10100,6 @@
               <w:bottom w:val="single" w:color="BFC9D6" w:sz="4"/>
               <w:right w:val="single" w:color="BFC9D6" w:sz="4"/>
             </w:tcBorders>
-            <w:shd w:fill="F5F8FC" w:color="auto" w:val="clear"/>
             <w:tcMar>
               <w:top w:type="dxa" w:w="50"/>
               <w:left w:type="dxa" w:w="90"/>
@@ -9914,7 +10136,6 @@
               <w:bottom w:val="single" w:color="BFC9D6" w:sz="4"/>
               <w:right w:val="single" w:color="BFC9D6" w:sz="4"/>
             </w:tcBorders>
-            <w:shd w:fill="F5F8FC" w:color="auto" w:val="clear"/>
             <w:tcMar>
               <w:top w:type="dxa" w:w="50"/>
               <w:left w:type="dxa" w:w="90"/>

--- a/treasury-platform/docs/30-readiness/word/DOC-F17-async-events-outbox-jobs-notifications.docx
+++ b/treasury-platform/docs/30-readiness/word/DOC-F17-async-events-outbox-jobs-notifications.docx
@@ -17072,14 +17072,47 @@
             </w:pPr>
             <w:r>
               <w:rPr>
-                <w:rFonts w:ascii="Arial" w:cs="Arial" w:eastAsia="Arial" w:hAnsi="Arial"/>
-                <w:b w:val="false"/>
-                <w:bCs w:val="false"/>
-                <w:sz w:val="18"/>
-                <w:szCs w:val="18"/>
-                <w:rtl/>
-              </w:rPr>
-              <w:t xml:space="preserve">إلزامي، والافتراضي المبني على MessageId في §6.3</w:t>
+                <w:rFonts w:ascii="Segoe UI Emoji" w:cs="Segoe UI Emoji" w:eastAsia="Segoe UI Emoji" w:hAnsi="Segoe UI Emoji"/>
+                <w:sz w:val="18"/>
+                <w:szCs w:val="18"/>
+                <w:rtl/>
+              </w:rPr>
+              <w:t xml:space="preserve">✅</w:t>
+            </w:r>
+            <w:r>
+              <w:rPr>
+                <w:rFonts w:ascii="Arial" w:cs="Arial" w:eastAsia="Arial" w:hAnsi="Arial"/>
+                <w:b w:val="false"/>
+                <w:bCs w:val="false"/>
+                <w:sz w:val="18"/>
+                <w:szCs w:val="18"/>
+                <w:rtl/>
+              </w:rPr>
+              <w:t xml:space="preserve"> منفّذ (ADR 0011، DR-50): </w:t>
+            </w:r>
+            <w:r>
+              <w:rPr>
+                <w:rFonts w:ascii="Courier New" w:cs="Courier New" w:eastAsia="Courier New" w:hAnsi="Courier New"/>
+                <w:b w:val="false"/>
+                <w:bCs w:val="false"/>
+                <w:color w:val="1F2937"/>
+                <w:sz w:val="16"/>
+                <w:szCs w:val="16"/>
+                <w:shd w:fill="F1F3F5" w:color="auto" w:val="clear"/>
+                <w:rtl/>
+              </w:rPr>
+              <w:t xml:space="preserve">‎DedupKey‎</w:t>
+            </w:r>
+            <w:r>
+              <w:rPr>
+                <w:rFonts w:ascii="Arial" w:cs="Arial" w:eastAsia="Arial" w:hAnsi="Arial"/>
+                <w:b w:val="false"/>
+                <w:bCs w:val="false"/>
+                <w:sz w:val="18"/>
+                <w:szCs w:val="18"/>
+                <w:rtl/>
+              </w:rPr>
+              <w:t xml:space="preserve"> إلزامي وفرادة (UserId, DedupKey) غير مصفّاة. المقترح: إلزامي، والافتراضي المبني على MessageId في §6.3</w:t>
             </w:r>
           </w:p>
         </w:tc>
@@ -17644,14 +17677,23 @@
             </w:pPr>
             <w:r>
               <w:rPr>
-                <w:rFonts w:ascii="Arial" w:cs="Arial" w:eastAsia="Arial" w:hAnsi="Arial"/>
-                <w:b w:val="false"/>
-                <w:bCs w:val="false"/>
-                <w:sz w:val="18"/>
-                <w:szCs w:val="18"/>
-                <w:rtl/>
-              </w:rPr>
-              <w:t xml:space="preserve">DELIVERED بعد 30 يومًا، وJobRun بعد 90، وDENY DELETE على Outbox لـ </w:t>
+                <w:rFonts w:ascii="Segoe UI Emoji" w:cs="Segoe UI Emoji" w:eastAsia="Segoe UI Emoji" w:hAnsi="Segoe UI Emoji"/>
+                <w:sz w:val="18"/>
+                <w:szCs w:val="18"/>
+                <w:rtl/>
+              </w:rPr>
+              <w:t xml:space="preserve">✅</w:t>
+            </w:r>
+            <w:r>
+              <w:rPr>
+                <w:rFonts w:ascii="Arial" w:cs="Arial" w:eastAsia="Arial" w:hAnsi="Arial"/>
+                <w:b w:val="false"/>
+                <w:bCs w:val="false"/>
+                <w:sz w:val="18"/>
+                <w:szCs w:val="18"/>
+                <w:rtl/>
+              </w:rPr>
+              <w:t xml:space="preserve"> منفّذ بصيغة أدق (ADR 0011، DR-14): لا يُحذف إلا حدث DELIVERED، بقادح (50041)، فتبقى مهمة التنظيف ممكنة والحدث الميت دليلًا. المقترح الأصلي: DELIVERED بعد 30 يومًا، وJobRun بعد 90، وDENY DELETE على Outbox لـ </w:t>
             </w:r>
             <w:r>
               <w:rPr>

--- a/treasury-platform/docs/30-readiness/word/DOC-F17-async-events-outbox-jobs-notifications.docx
+++ b/treasury-platform/docs/30-readiness/word/DOC-F17-async-events-outbox-jobs-notifications.docx
@@ -968,7 +968,7 @@
           <w:szCs w:val="20"/>
           <w:rtl/>
         </w:rPr>
-        <w:t xml:space="preserve"> مبذور بالمهام التسع والعشرين في §5.2 ومعها JOB-PLT-ONBOARD، ثم JOB-PLT-EXPORT (ADR 0008؛ 31 مهمة)، بنطاق كل مهمة وحالات المشترك المسموحة، و</w:t>
+        <w:t xml:space="preserve"> مبذور بالمهام التسع والعشرين في §5.2 ومعها JOB-PLT-ONBOARD، ثم JOB-PLT-EXPORT (ADR 0008)، ثم JOB-PLT-RECONCILE (ADR 0011، DR-44؛ 32 مهمة)، بنطاق كل مهمة وحالات المشترك المسموحة، و</w:t>
       </w:r>
       <w:r>
         <w:rPr>
@@ -5608,12 +5608,12 @@
         </w:tblBorders>
       </w:tblPr>
       <w:tblGrid>
-        <w:gridCol w:w="2183"/>
-        <w:gridCol w:w="980"/>
-        <w:gridCol w:w="980"/>
-        <w:gridCol w:w="2499"/>
-        <w:gridCol w:w="1559"/>
-        <w:gridCol w:w="1663"/>
+        <w:gridCol w:w="2078"/>
+        <w:gridCol w:w="973"/>
+        <w:gridCol w:w="973"/>
+        <w:gridCol w:w="2377"/>
+        <w:gridCol w:w="1484"/>
+        <w:gridCol w:w="1979"/>
       </w:tblGrid>
       <w:tr>
         <w:trPr>
@@ -5622,7 +5622,7 @@
         </w:trPr>
         <w:tc>
           <w:tcPr>
-            <w:tcW w:type="dxa" w:w="2183"/>
+            <w:tcW w:type="dxa" w:w="2078"/>
             <w:tcBorders>
               <w:top w:val="single" w:color="BFC9D6" w:sz="4"/>
               <w:left w:val="single" w:color="BFC9D6" w:sz="4"/>
@@ -5660,7 +5660,7 @@
         </w:tc>
         <w:tc>
           <w:tcPr>
-            <w:tcW w:type="dxa" w:w="980"/>
+            <w:tcW w:type="dxa" w:w="973"/>
             <w:tcBorders>
               <w:top w:val="single" w:color="BFC9D6" w:sz="4"/>
               <w:left w:val="single" w:color="BFC9D6" w:sz="4"/>
@@ -5698,7 +5698,7 @@
         </w:tc>
         <w:tc>
           <w:tcPr>
-            <w:tcW w:type="dxa" w:w="980"/>
+            <w:tcW w:type="dxa" w:w="973"/>
             <w:tcBorders>
               <w:top w:val="single" w:color="BFC9D6" w:sz="4"/>
               <w:left w:val="single" w:color="BFC9D6" w:sz="4"/>
@@ -5736,7 +5736,7 @@
         </w:tc>
         <w:tc>
           <w:tcPr>
-            <w:tcW w:type="dxa" w:w="2499"/>
+            <w:tcW w:type="dxa" w:w="2377"/>
             <w:tcBorders>
               <w:top w:val="single" w:color="BFC9D6" w:sz="4"/>
               <w:left w:val="single" w:color="BFC9D6" w:sz="4"/>
@@ -5774,7 +5774,7 @@
         </w:tc>
         <w:tc>
           <w:tcPr>
-            <w:tcW w:type="dxa" w:w="1559"/>
+            <w:tcW w:type="dxa" w:w="1484"/>
             <w:tcBorders>
               <w:top w:val="single" w:color="BFC9D6" w:sz="4"/>
               <w:left w:val="single" w:color="BFC9D6" w:sz="4"/>
@@ -5812,7 +5812,7 @@
         </w:tc>
         <w:tc>
           <w:tcPr>
-            <w:tcW w:type="dxa" w:w="1663"/>
+            <w:tcW w:type="dxa" w:w="1979"/>
             <w:tcBorders>
               <w:top w:val="single" w:color="BFC9D6" w:sz="4"/>
               <w:left w:val="single" w:color="BFC9D6" w:sz="4"/>
@@ -5855,7 +5855,7 @@
         </w:trPr>
         <w:tc>
           <w:tcPr>
-            <w:tcW w:type="dxa" w:w="2183"/>
+            <w:tcW w:type="dxa" w:w="2078"/>
             <w:tcBorders>
               <w:top w:val="single" w:color="BFC9D6" w:sz="4"/>
               <w:left w:val="single" w:color="BFC9D6" w:sz="4"/>
@@ -5901,7 +5901,7 @@
         </w:tc>
         <w:tc>
           <w:tcPr>
-            <w:tcW w:type="dxa" w:w="980"/>
+            <w:tcW w:type="dxa" w:w="973"/>
             <w:tcBorders>
               <w:top w:val="single" w:color="BFC9D6" w:sz="4"/>
               <w:left w:val="single" w:color="BFC9D6" w:sz="4"/>
@@ -5937,7 +5937,7 @@
         </w:tc>
         <w:tc>
           <w:tcPr>
-            <w:tcW w:type="dxa" w:w="980"/>
+            <w:tcW w:type="dxa" w:w="973"/>
             <w:tcBorders>
               <w:top w:val="single" w:color="BFC9D6" w:sz="4"/>
               <w:left w:val="single" w:color="BFC9D6" w:sz="4"/>
@@ -5973,7 +5973,7 @@
         </w:tc>
         <w:tc>
           <w:tcPr>
-            <w:tcW w:type="dxa" w:w="2499"/>
+            <w:tcW w:type="dxa" w:w="2377"/>
             <w:tcBorders>
               <w:top w:val="single" w:color="BFC9D6" w:sz="4"/>
               <w:left w:val="single" w:color="BFC9D6" w:sz="4"/>
@@ -6009,7 +6009,7 @@
         </w:tc>
         <w:tc>
           <w:tcPr>
-            <w:tcW w:type="dxa" w:w="1559"/>
+            <w:tcW w:type="dxa" w:w="1484"/>
             <w:tcBorders>
               <w:top w:val="single" w:color="BFC9D6" w:sz="4"/>
               <w:left w:val="single" w:color="BFC9D6" w:sz="4"/>
@@ -6045,7 +6045,7 @@
         </w:tc>
         <w:tc>
           <w:tcPr>
-            <w:tcW w:type="dxa" w:w="1663"/>
+            <w:tcW w:type="dxa" w:w="1979"/>
             <w:tcBorders>
               <w:top w:val="single" w:color="BFC9D6" w:sz="4"/>
               <w:left w:val="single" w:color="BFC9D6" w:sz="4"/>
@@ -6086,7 +6086,7 @@
         </w:trPr>
         <w:tc>
           <w:tcPr>
-            <w:tcW w:type="dxa" w:w="2183"/>
+            <w:tcW w:type="dxa" w:w="2078"/>
             <w:tcBorders>
               <w:top w:val="single" w:color="BFC9D6" w:sz="4"/>
               <w:left w:val="single" w:color="BFC9D6" w:sz="4"/>
@@ -6123,7 +6123,7 @@
         </w:tc>
         <w:tc>
           <w:tcPr>
-            <w:tcW w:type="dxa" w:w="980"/>
+            <w:tcW w:type="dxa" w:w="973"/>
             <w:tcBorders>
               <w:top w:val="single" w:color="BFC9D6" w:sz="4"/>
               <w:left w:val="single" w:color="BFC9D6" w:sz="4"/>
@@ -6160,7 +6160,7 @@
         </w:tc>
         <w:tc>
           <w:tcPr>
-            <w:tcW w:type="dxa" w:w="980"/>
+            <w:tcW w:type="dxa" w:w="973"/>
             <w:tcBorders>
               <w:top w:val="single" w:color="BFC9D6" w:sz="4"/>
               <w:left w:val="single" w:color="BFC9D6" w:sz="4"/>
@@ -6197,7 +6197,7 @@
         </w:tc>
         <w:tc>
           <w:tcPr>
-            <w:tcW w:type="dxa" w:w="2499"/>
+            <w:tcW w:type="dxa" w:w="2377"/>
             <w:tcBorders>
               <w:top w:val="single" w:color="BFC9D6" w:sz="4"/>
               <w:left w:val="single" w:color="BFC9D6" w:sz="4"/>
@@ -6234,7 +6234,7 @@
         </w:tc>
         <w:tc>
           <w:tcPr>
-            <w:tcW w:type="dxa" w:w="1559"/>
+            <w:tcW w:type="dxa" w:w="1484"/>
             <w:tcBorders>
               <w:top w:val="single" w:color="BFC9D6" w:sz="4"/>
               <w:left w:val="single" w:color="BFC9D6" w:sz="4"/>
@@ -6271,7 +6271,7 @@
         </w:tc>
         <w:tc>
           <w:tcPr>
-            <w:tcW w:type="dxa" w:w="1663"/>
+            <w:tcW w:type="dxa" w:w="1979"/>
             <w:tcBorders>
               <w:top w:val="single" w:color="BFC9D6" w:sz="4"/>
               <w:left w:val="single" w:color="BFC9D6" w:sz="4"/>
@@ -6313,7 +6313,7 @@
         </w:trPr>
         <w:tc>
           <w:tcPr>
-            <w:tcW w:type="dxa" w:w="2183"/>
+            <w:tcW w:type="dxa" w:w="2078"/>
             <w:tcBorders>
               <w:top w:val="single" w:color="BFC9D6" w:sz="4"/>
               <w:left w:val="single" w:color="BFC9D6" w:sz="4"/>
@@ -6349,7 +6349,7 @@
         </w:tc>
         <w:tc>
           <w:tcPr>
-            <w:tcW w:type="dxa" w:w="980"/>
+            <w:tcW w:type="dxa" w:w="973"/>
             <w:tcBorders>
               <w:top w:val="single" w:color="BFC9D6" w:sz="4"/>
               <w:left w:val="single" w:color="BFC9D6" w:sz="4"/>
@@ -6385,7 +6385,7 @@
         </w:tc>
         <w:tc>
           <w:tcPr>
-            <w:tcW w:type="dxa" w:w="980"/>
+            <w:tcW w:type="dxa" w:w="973"/>
             <w:tcBorders>
               <w:top w:val="single" w:color="BFC9D6" w:sz="4"/>
               <w:left w:val="single" w:color="BFC9D6" w:sz="4"/>
@@ -6421,7 +6421,7 @@
         </w:tc>
         <w:tc>
           <w:tcPr>
-            <w:tcW w:type="dxa" w:w="2499"/>
+            <w:tcW w:type="dxa" w:w="2377"/>
             <w:tcBorders>
               <w:top w:val="single" w:color="BFC9D6" w:sz="4"/>
               <w:left w:val="single" w:color="BFC9D6" w:sz="4"/>
@@ -6457,7 +6457,7 @@
         </w:tc>
         <w:tc>
           <w:tcPr>
-            <w:tcW w:type="dxa" w:w="1559"/>
+            <w:tcW w:type="dxa" w:w="1484"/>
             <w:tcBorders>
               <w:top w:val="single" w:color="BFC9D6" w:sz="4"/>
               <w:left w:val="single" w:color="BFC9D6" w:sz="4"/>
@@ -6493,7 +6493,7 @@
         </w:tc>
         <w:tc>
           <w:tcPr>
-            <w:tcW w:type="dxa" w:w="1663"/>
+            <w:tcW w:type="dxa" w:w="1979"/>
             <w:tcBorders>
               <w:top w:val="single" w:color="BFC9D6" w:sz="4"/>
               <w:left w:val="single" w:color="BFC9D6" w:sz="4"/>
@@ -6534,7 +6534,7 @@
         </w:trPr>
         <w:tc>
           <w:tcPr>
-            <w:tcW w:type="dxa" w:w="2183"/>
+            <w:tcW w:type="dxa" w:w="2078"/>
             <w:tcBorders>
               <w:top w:val="single" w:color="BFC9D6" w:sz="4"/>
               <w:left w:val="single" w:color="BFC9D6" w:sz="4"/>
@@ -6571,7 +6571,7 @@
         </w:tc>
         <w:tc>
           <w:tcPr>
-            <w:tcW w:type="dxa" w:w="980"/>
+            <w:tcW w:type="dxa" w:w="973"/>
             <w:tcBorders>
               <w:top w:val="single" w:color="BFC9D6" w:sz="4"/>
               <w:left w:val="single" w:color="BFC9D6" w:sz="4"/>
@@ -6608,7 +6608,7 @@
         </w:tc>
         <w:tc>
           <w:tcPr>
-            <w:tcW w:type="dxa" w:w="980"/>
+            <w:tcW w:type="dxa" w:w="973"/>
             <w:tcBorders>
               <w:top w:val="single" w:color="BFC9D6" w:sz="4"/>
               <w:left w:val="single" w:color="BFC9D6" w:sz="4"/>
@@ -6645,7 +6645,7 @@
         </w:tc>
         <w:tc>
           <w:tcPr>
-            <w:tcW w:type="dxa" w:w="2499"/>
+            <w:tcW w:type="dxa" w:w="2377"/>
             <w:tcBorders>
               <w:top w:val="single" w:color="BFC9D6" w:sz="4"/>
               <w:left w:val="single" w:color="BFC9D6" w:sz="4"/>
@@ -6682,7 +6682,7 @@
         </w:tc>
         <w:tc>
           <w:tcPr>
-            <w:tcW w:type="dxa" w:w="1559"/>
+            <w:tcW w:type="dxa" w:w="1484"/>
             <w:tcBorders>
               <w:top w:val="single" w:color="BFC9D6" w:sz="4"/>
               <w:left w:val="single" w:color="BFC9D6" w:sz="4"/>
@@ -6719,7 +6719,7 @@
         </w:tc>
         <w:tc>
           <w:tcPr>
-            <w:tcW w:type="dxa" w:w="1663"/>
+            <w:tcW w:type="dxa" w:w="1979"/>
             <w:tcBorders>
               <w:top w:val="single" w:color="BFC9D6" w:sz="4"/>
               <w:left w:val="single" w:color="BFC9D6" w:sz="4"/>
@@ -6761,7 +6761,7 @@
         </w:trPr>
         <w:tc>
           <w:tcPr>
-            <w:tcW w:type="dxa" w:w="2183"/>
+            <w:tcW w:type="dxa" w:w="2078"/>
             <w:tcBorders>
               <w:top w:val="single" w:color="BFC9D6" w:sz="4"/>
               <w:left w:val="single" w:color="BFC9D6" w:sz="4"/>
@@ -6797,7 +6797,7 @@
         </w:tc>
         <w:tc>
           <w:tcPr>
-            <w:tcW w:type="dxa" w:w="980"/>
+            <w:tcW w:type="dxa" w:w="973"/>
             <w:tcBorders>
               <w:top w:val="single" w:color="BFC9D6" w:sz="4"/>
               <w:left w:val="single" w:color="BFC9D6" w:sz="4"/>
@@ -6833,7 +6833,7 @@
         </w:tc>
         <w:tc>
           <w:tcPr>
-            <w:tcW w:type="dxa" w:w="980"/>
+            <w:tcW w:type="dxa" w:w="973"/>
             <w:tcBorders>
               <w:top w:val="single" w:color="BFC9D6" w:sz="4"/>
               <w:left w:val="single" w:color="BFC9D6" w:sz="4"/>
@@ -6869,7 +6869,7 @@
         </w:tc>
         <w:tc>
           <w:tcPr>
-            <w:tcW w:type="dxa" w:w="2499"/>
+            <w:tcW w:type="dxa" w:w="2377"/>
             <w:tcBorders>
               <w:top w:val="single" w:color="BFC9D6" w:sz="4"/>
               <w:left w:val="single" w:color="BFC9D6" w:sz="4"/>
@@ -6905,7 +6905,7 @@
         </w:tc>
         <w:tc>
           <w:tcPr>
-            <w:tcW w:type="dxa" w:w="1559"/>
+            <w:tcW w:type="dxa" w:w="1484"/>
             <w:tcBorders>
               <w:top w:val="single" w:color="BFC9D6" w:sz="4"/>
               <w:left w:val="single" w:color="BFC9D6" w:sz="4"/>
@@ -6941,7 +6941,7 @@
         </w:tc>
         <w:tc>
           <w:tcPr>
-            <w:tcW w:type="dxa" w:w="1663"/>
+            <w:tcW w:type="dxa" w:w="1979"/>
             <w:tcBorders>
               <w:top w:val="single" w:color="BFC9D6" w:sz="4"/>
               <w:left w:val="single" w:color="BFC9D6" w:sz="4"/>
@@ -6982,7 +6982,7 @@
         </w:trPr>
         <w:tc>
           <w:tcPr>
-            <w:tcW w:type="dxa" w:w="2183"/>
+            <w:tcW w:type="dxa" w:w="2078"/>
             <w:tcBorders>
               <w:top w:val="single" w:color="BFC9D6" w:sz="4"/>
               <w:left w:val="single" w:color="BFC9D6" w:sz="4"/>
@@ -7019,7 +7019,7 @@
         </w:tc>
         <w:tc>
           <w:tcPr>
-            <w:tcW w:type="dxa" w:w="980"/>
+            <w:tcW w:type="dxa" w:w="973"/>
             <w:tcBorders>
               <w:top w:val="single" w:color="BFC9D6" w:sz="4"/>
               <w:left w:val="single" w:color="BFC9D6" w:sz="4"/>
@@ -7056,7 +7056,7 @@
         </w:tc>
         <w:tc>
           <w:tcPr>
-            <w:tcW w:type="dxa" w:w="980"/>
+            <w:tcW w:type="dxa" w:w="973"/>
             <w:tcBorders>
               <w:top w:val="single" w:color="BFC9D6" w:sz="4"/>
               <w:left w:val="single" w:color="BFC9D6" w:sz="4"/>
@@ -7093,7 +7093,7 @@
         </w:tc>
         <w:tc>
           <w:tcPr>
-            <w:tcW w:type="dxa" w:w="2499"/>
+            <w:tcW w:type="dxa" w:w="2377"/>
             <w:tcBorders>
               <w:top w:val="single" w:color="BFC9D6" w:sz="4"/>
               <w:left w:val="single" w:color="BFC9D6" w:sz="4"/>
@@ -7130,7 +7130,7 @@
         </w:tc>
         <w:tc>
           <w:tcPr>
-            <w:tcW w:type="dxa" w:w="1559"/>
+            <w:tcW w:type="dxa" w:w="1484"/>
             <w:tcBorders>
               <w:top w:val="single" w:color="BFC9D6" w:sz="4"/>
               <w:left w:val="single" w:color="BFC9D6" w:sz="4"/>
@@ -7167,7 +7167,7 @@
         </w:tc>
         <w:tc>
           <w:tcPr>
-            <w:tcW w:type="dxa" w:w="1663"/>
+            <w:tcW w:type="dxa" w:w="1979"/>
             <w:tcBorders>
               <w:top w:val="single" w:color="BFC9D6" w:sz="4"/>
               <w:left w:val="single" w:color="BFC9D6" w:sz="4"/>
@@ -7209,7 +7209,7 @@
         </w:trPr>
         <w:tc>
           <w:tcPr>
-            <w:tcW w:type="dxa" w:w="2183"/>
+            <w:tcW w:type="dxa" w:w="2078"/>
             <w:tcBorders>
               <w:top w:val="single" w:color="BFC9D6" w:sz="4"/>
               <w:left w:val="single" w:color="BFC9D6" w:sz="4"/>
@@ -7245,7 +7245,7 @@
         </w:tc>
         <w:tc>
           <w:tcPr>
-            <w:tcW w:type="dxa" w:w="980"/>
+            <w:tcW w:type="dxa" w:w="973"/>
             <w:tcBorders>
               <w:top w:val="single" w:color="BFC9D6" w:sz="4"/>
               <w:left w:val="single" w:color="BFC9D6" w:sz="4"/>
@@ -7281,7 +7281,7 @@
         </w:tc>
         <w:tc>
           <w:tcPr>
-            <w:tcW w:type="dxa" w:w="980"/>
+            <w:tcW w:type="dxa" w:w="973"/>
             <w:tcBorders>
               <w:top w:val="single" w:color="BFC9D6" w:sz="4"/>
               <w:left w:val="single" w:color="BFC9D6" w:sz="4"/>
@@ -7317,7 +7317,7 @@
         </w:tc>
         <w:tc>
           <w:tcPr>
-            <w:tcW w:type="dxa" w:w="2499"/>
+            <w:tcW w:type="dxa" w:w="2377"/>
             <w:tcBorders>
               <w:top w:val="single" w:color="BFC9D6" w:sz="4"/>
               <w:left w:val="single" w:color="BFC9D6" w:sz="4"/>
@@ -7353,7 +7353,7 @@
         </w:tc>
         <w:tc>
           <w:tcPr>
-            <w:tcW w:type="dxa" w:w="1559"/>
+            <w:tcW w:type="dxa" w:w="1484"/>
             <w:tcBorders>
               <w:top w:val="single" w:color="BFC9D6" w:sz="4"/>
               <w:left w:val="single" w:color="BFC9D6" w:sz="4"/>
@@ -7389,7 +7389,7 @@
         </w:tc>
         <w:tc>
           <w:tcPr>
-            <w:tcW w:type="dxa" w:w="1663"/>
+            <w:tcW w:type="dxa" w:w="1979"/>
             <w:tcBorders>
               <w:top w:val="single" w:color="BFC9D6" w:sz="4"/>
               <w:left w:val="single" w:color="BFC9D6" w:sz="4"/>
@@ -7430,7 +7430,7 @@
         </w:trPr>
         <w:tc>
           <w:tcPr>
-            <w:tcW w:type="dxa" w:w="2183"/>
+            <w:tcW w:type="dxa" w:w="2078"/>
             <w:tcBorders>
               <w:top w:val="single" w:color="BFC9D6" w:sz="4"/>
               <w:left w:val="single" w:color="BFC9D6" w:sz="4"/>
@@ -7467,7 +7467,7 @@
         </w:tc>
         <w:tc>
           <w:tcPr>
-            <w:tcW w:type="dxa" w:w="980"/>
+            <w:tcW w:type="dxa" w:w="973"/>
             <w:tcBorders>
               <w:top w:val="single" w:color="BFC9D6" w:sz="4"/>
               <w:left w:val="single" w:color="BFC9D6" w:sz="4"/>
@@ -7504,7 +7504,7 @@
         </w:tc>
         <w:tc>
           <w:tcPr>
-            <w:tcW w:type="dxa" w:w="980"/>
+            <w:tcW w:type="dxa" w:w="973"/>
             <w:tcBorders>
               <w:top w:val="single" w:color="BFC9D6" w:sz="4"/>
               <w:left w:val="single" w:color="BFC9D6" w:sz="4"/>
@@ -7541,7 +7541,7 @@
         </w:tc>
         <w:tc>
           <w:tcPr>
-            <w:tcW w:type="dxa" w:w="2499"/>
+            <w:tcW w:type="dxa" w:w="2377"/>
             <w:tcBorders>
               <w:top w:val="single" w:color="BFC9D6" w:sz="4"/>
               <w:left w:val="single" w:color="BFC9D6" w:sz="4"/>
@@ -7578,7 +7578,7 @@
         </w:tc>
         <w:tc>
           <w:tcPr>
-            <w:tcW w:type="dxa" w:w="1559"/>
+            <w:tcW w:type="dxa" w:w="1484"/>
             <w:tcBorders>
               <w:top w:val="single" w:color="BFC9D6" w:sz="4"/>
               <w:left w:val="single" w:color="BFC9D6" w:sz="4"/>
@@ -7615,7 +7615,7 @@
         </w:tc>
         <w:tc>
           <w:tcPr>
-            <w:tcW w:type="dxa" w:w="1663"/>
+            <w:tcW w:type="dxa" w:w="1979"/>
             <w:tcBorders>
               <w:top w:val="single" w:color="BFC9D6" w:sz="4"/>
               <w:left w:val="single" w:color="BFC9D6" w:sz="4"/>
@@ -7657,7 +7657,7 @@
         </w:trPr>
         <w:tc>
           <w:tcPr>
-            <w:tcW w:type="dxa" w:w="2183"/>
+            <w:tcW w:type="dxa" w:w="2078"/>
             <w:tcBorders>
               <w:top w:val="single" w:color="BFC9D6" w:sz="4"/>
               <w:left w:val="single" w:color="BFC9D6" w:sz="4"/>
@@ -7693,7 +7693,7 @@
         </w:tc>
         <w:tc>
           <w:tcPr>
-            <w:tcW w:type="dxa" w:w="980"/>
+            <w:tcW w:type="dxa" w:w="973"/>
             <w:tcBorders>
               <w:top w:val="single" w:color="BFC9D6" w:sz="4"/>
               <w:left w:val="single" w:color="BFC9D6" w:sz="4"/>
@@ -7729,7 +7729,7 @@
         </w:tc>
         <w:tc>
           <w:tcPr>
-            <w:tcW w:type="dxa" w:w="980"/>
+            <w:tcW w:type="dxa" w:w="973"/>
             <w:tcBorders>
               <w:top w:val="single" w:color="BFC9D6" w:sz="4"/>
               <w:left w:val="single" w:color="BFC9D6" w:sz="4"/>
@@ -7765,7 +7765,7 @@
         </w:tc>
         <w:tc>
           <w:tcPr>
-            <w:tcW w:type="dxa" w:w="2499"/>
+            <w:tcW w:type="dxa" w:w="2377"/>
             <w:tcBorders>
               <w:top w:val="single" w:color="BFC9D6" w:sz="4"/>
               <w:left w:val="single" w:color="BFC9D6" w:sz="4"/>
@@ -7801,7 +7801,7 @@
         </w:tc>
         <w:tc>
           <w:tcPr>
-            <w:tcW w:type="dxa" w:w="1559"/>
+            <w:tcW w:type="dxa" w:w="1484"/>
             <w:tcBorders>
               <w:top w:val="single" w:color="BFC9D6" w:sz="4"/>
               <w:left w:val="single" w:color="BFC9D6" w:sz="4"/>
@@ -7837,7 +7837,7 @@
         </w:tc>
         <w:tc>
           <w:tcPr>
-            <w:tcW w:type="dxa" w:w="1663"/>
+            <w:tcW w:type="dxa" w:w="1979"/>
             <w:tcBorders>
               <w:top w:val="single" w:color="BFC9D6" w:sz="4"/>
               <w:left w:val="single" w:color="BFC9D6" w:sz="4"/>
@@ -7878,7 +7878,7 @@
         </w:trPr>
         <w:tc>
           <w:tcPr>
-            <w:tcW w:type="dxa" w:w="2183"/>
+            <w:tcW w:type="dxa" w:w="2078"/>
             <w:tcBorders>
               <w:top w:val="single" w:color="BFC9D6" w:sz="4"/>
               <w:left w:val="single" w:color="BFC9D6" w:sz="4"/>
@@ -7915,7 +7915,7 @@
         </w:tc>
         <w:tc>
           <w:tcPr>
-            <w:tcW w:type="dxa" w:w="980"/>
+            <w:tcW w:type="dxa" w:w="973"/>
             <w:tcBorders>
               <w:top w:val="single" w:color="BFC9D6" w:sz="4"/>
               <w:left w:val="single" w:color="BFC9D6" w:sz="4"/>
@@ -7952,7 +7952,7 @@
         </w:tc>
         <w:tc>
           <w:tcPr>
-            <w:tcW w:type="dxa" w:w="980"/>
+            <w:tcW w:type="dxa" w:w="973"/>
             <w:tcBorders>
               <w:top w:val="single" w:color="BFC9D6" w:sz="4"/>
               <w:left w:val="single" w:color="BFC9D6" w:sz="4"/>
@@ -7989,7 +7989,7 @@
         </w:tc>
         <w:tc>
           <w:tcPr>
-            <w:tcW w:type="dxa" w:w="2499"/>
+            <w:tcW w:type="dxa" w:w="2377"/>
             <w:tcBorders>
               <w:top w:val="single" w:color="BFC9D6" w:sz="4"/>
               <w:left w:val="single" w:color="BFC9D6" w:sz="4"/>
@@ -8026,7 +8026,7 @@
         </w:tc>
         <w:tc>
           <w:tcPr>
-            <w:tcW w:type="dxa" w:w="1559"/>
+            <w:tcW w:type="dxa" w:w="1484"/>
             <w:tcBorders>
               <w:top w:val="single" w:color="BFC9D6" w:sz="4"/>
               <w:left w:val="single" w:color="BFC9D6" w:sz="4"/>
@@ -8063,7 +8063,7 @@
         </w:tc>
         <w:tc>
           <w:tcPr>
-            <w:tcW w:type="dxa" w:w="1663"/>
+            <w:tcW w:type="dxa" w:w="1979"/>
             <w:tcBorders>
               <w:top w:val="single" w:color="BFC9D6" w:sz="4"/>
               <w:left w:val="single" w:color="BFC9D6" w:sz="4"/>
@@ -8105,7 +8105,7 @@
         </w:trPr>
         <w:tc>
           <w:tcPr>
-            <w:tcW w:type="dxa" w:w="2183"/>
+            <w:tcW w:type="dxa" w:w="2078"/>
             <w:tcBorders>
               <w:top w:val="single" w:color="BFC9D6" w:sz="4"/>
               <w:left w:val="single" w:color="BFC9D6" w:sz="4"/>
@@ -8141,7 +8141,7 @@
         </w:tc>
         <w:tc>
           <w:tcPr>
-            <w:tcW w:type="dxa" w:w="980"/>
+            <w:tcW w:type="dxa" w:w="973"/>
             <w:tcBorders>
               <w:top w:val="single" w:color="BFC9D6" w:sz="4"/>
               <w:left w:val="single" w:color="BFC9D6" w:sz="4"/>
@@ -8177,7 +8177,7 @@
         </w:tc>
         <w:tc>
           <w:tcPr>
-            <w:tcW w:type="dxa" w:w="980"/>
+            <w:tcW w:type="dxa" w:w="973"/>
             <w:tcBorders>
               <w:top w:val="single" w:color="BFC9D6" w:sz="4"/>
               <w:left w:val="single" w:color="BFC9D6" w:sz="4"/>
@@ -8234,7 +8234,7 @@
         </w:tc>
         <w:tc>
           <w:tcPr>
-            <w:tcW w:type="dxa" w:w="2499"/>
+            <w:tcW w:type="dxa" w:w="2377"/>
             <w:tcBorders>
               <w:top w:val="single" w:color="BFC9D6" w:sz="4"/>
               <w:left w:val="single" w:color="BFC9D6" w:sz="4"/>
@@ -8270,7 +8270,7 @@
         </w:tc>
         <w:tc>
           <w:tcPr>
-            <w:tcW w:type="dxa" w:w="1559"/>
+            <w:tcW w:type="dxa" w:w="1484"/>
             <w:tcBorders>
               <w:top w:val="single" w:color="BFC9D6" w:sz="4"/>
               <w:left w:val="single" w:color="BFC9D6" w:sz="4"/>
@@ -8306,7 +8306,7 @@
         </w:tc>
         <w:tc>
           <w:tcPr>
-            <w:tcW w:type="dxa" w:w="1663"/>
+            <w:tcW w:type="dxa" w:w="1979"/>
             <w:tcBorders>
               <w:top w:val="single" w:color="BFC9D6" w:sz="4"/>
               <w:left w:val="single" w:color="BFC9D6" w:sz="4"/>
@@ -8347,7 +8347,7 @@
         </w:trPr>
         <w:tc>
           <w:tcPr>
-            <w:tcW w:type="dxa" w:w="2183"/>
+            <w:tcW w:type="dxa" w:w="2078"/>
             <w:tcBorders>
               <w:top w:val="single" w:color="BFC9D6" w:sz="4"/>
               <w:left w:val="single" w:color="BFC9D6" w:sz="4"/>
@@ -8384,7 +8384,7 @@
         </w:tc>
         <w:tc>
           <w:tcPr>
-            <w:tcW w:type="dxa" w:w="980"/>
+            <w:tcW w:type="dxa" w:w="973"/>
             <w:tcBorders>
               <w:top w:val="single" w:color="BFC9D6" w:sz="4"/>
               <w:left w:val="single" w:color="BFC9D6" w:sz="4"/>
@@ -8421,7 +8421,7 @@
         </w:tc>
         <w:tc>
           <w:tcPr>
-            <w:tcW w:type="dxa" w:w="980"/>
+            <w:tcW w:type="dxa" w:w="973"/>
             <w:tcBorders>
               <w:top w:val="single" w:color="BFC9D6" w:sz="4"/>
               <w:left w:val="single" w:color="BFC9D6" w:sz="4"/>
@@ -8479,7 +8479,7 @@
         </w:tc>
         <w:tc>
           <w:tcPr>
-            <w:tcW w:type="dxa" w:w="2499"/>
+            <w:tcW w:type="dxa" w:w="2377"/>
             <w:tcBorders>
               <w:top w:val="single" w:color="BFC9D6" w:sz="4"/>
               <w:left w:val="single" w:color="BFC9D6" w:sz="4"/>
@@ -8516,7 +8516,7 @@
         </w:tc>
         <w:tc>
           <w:tcPr>
-            <w:tcW w:type="dxa" w:w="1559"/>
+            <w:tcW w:type="dxa" w:w="1484"/>
             <w:tcBorders>
               <w:top w:val="single" w:color="BFC9D6" w:sz="4"/>
               <w:left w:val="single" w:color="BFC9D6" w:sz="4"/>
@@ -8553,7 +8553,7 @@
         </w:tc>
         <w:tc>
           <w:tcPr>
-            <w:tcW w:type="dxa" w:w="1663"/>
+            <w:tcW w:type="dxa" w:w="1979"/>
             <w:tcBorders>
               <w:top w:val="single" w:color="BFC9D6" w:sz="4"/>
               <w:left w:val="single" w:color="BFC9D6" w:sz="4"/>
@@ -8595,7 +8595,7 @@
         </w:trPr>
         <w:tc>
           <w:tcPr>
-            <w:tcW w:type="dxa" w:w="2183"/>
+            <w:tcW w:type="dxa" w:w="2078"/>
             <w:tcBorders>
               <w:top w:val="single" w:color="BFC9D6" w:sz="4"/>
               <w:left w:val="single" w:color="BFC9D6" w:sz="4"/>
@@ -8631,7 +8631,7 @@
         </w:tc>
         <w:tc>
           <w:tcPr>
-            <w:tcW w:type="dxa" w:w="980"/>
+            <w:tcW w:type="dxa" w:w="973"/>
             <w:tcBorders>
               <w:top w:val="single" w:color="BFC9D6" w:sz="4"/>
               <w:left w:val="single" w:color="BFC9D6" w:sz="4"/>
@@ -8667,7 +8667,7 @@
         </w:tc>
         <w:tc>
           <w:tcPr>
-            <w:tcW w:type="dxa" w:w="980"/>
+            <w:tcW w:type="dxa" w:w="973"/>
             <w:tcBorders>
               <w:top w:val="single" w:color="BFC9D6" w:sz="4"/>
               <w:left w:val="single" w:color="BFC9D6" w:sz="4"/>
@@ -8703,7 +8703,7 @@
         </w:tc>
         <w:tc>
           <w:tcPr>
-            <w:tcW w:type="dxa" w:w="2499"/>
+            <w:tcW w:type="dxa" w:w="2377"/>
             <w:tcBorders>
               <w:top w:val="single" w:color="BFC9D6" w:sz="4"/>
               <w:left w:val="single" w:color="BFC9D6" w:sz="4"/>
@@ -8739,7 +8739,7 @@
         </w:tc>
         <w:tc>
           <w:tcPr>
-            <w:tcW w:type="dxa" w:w="1559"/>
+            <w:tcW w:type="dxa" w:w="1484"/>
             <w:tcBorders>
               <w:top w:val="single" w:color="BFC9D6" w:sz="4"/>
               <w:left w:val="single" w:color="BFC9D6" w:sz="4"/>
@@ -8775,7 +8775,7 @@
         </w:tc>
         <w:tc>
           <w:tcPr>
-            <w:tcW w:type="dxa" w:w="1663"/>
+            <w:tcW w:type="dxa" w:w="1979"/>
             <w:tcBorders>
               <w:top w:val="single" w:color="BFC9D6" w:sz="4"/>
               <w:left w:val="single" w:color="BFC9D6" w:sz="4"/>
@@ -8816,7 +8816,7 @@
         </w:trPr>
         <w:tc>
           <w:tcPr>
-            <w:tcW w:type="dxa" w:w="2183"/>
+            <w:tcW w:type="dxa" w:w="2078"/>
             <w:tcBorders>
               <w:top w:val="single" w:color="BFC9D6" w:sz="4"/>
               <w:left w:val="single" w:color="BFC9D6" w:sz="4"/>
@@ -8853,7 +8853,7 @@
         </w:tc>
         <w:tc>
           <w:tcPr>
-            <w:tcW w:type="dxa" w:w="980"/>
+            <w:tcW w:type="dxa" w:w="973"/>
             <w:tcBorders>
               <w:top w:val="single" w:color="BFC9D6" w:sz="4"/>
               <w:left w:val="single" w:color="BFC9D6" w:sz="4"/>
@@ -8890,7 +8890,7 @@
         </w:tc>
         <w:tc>
           <w:tcPr>
-            <w:tcW w:type="dxa" w:w="980"/>
+            <w:tcW w:type="dxa" w:w="973"/>
             <w:tcBorders>
               <w:top w:val="single" w:color="BFC9D6" w:sz="4"/>
               <w:left w:val="single" w:color="BFC9D6" w:sz="4"/>
@@ -8927,7 +8927,7 @@
         </w:tc>
         <w:tc>
           <w:tcPr>
-            <w:tcW w:type="dxa" w:w="2499"/>
+            <w:tcW w:type="dxa" w:w="2377"/>
             <w:tcBorders>
               <w:top w:val="single" w:color="BFC9D6" w:sz="4"/>
               <w:left w:val="single" w:color="BFC9D6" w:sz="4"/>
@@ -8964,7 +8964,7 @@
         </w:tc>
         <w:tc>
           <w:tcPr>
-            <w:tcW w:type="dxa" w:w="1559"/>
+            <w:tcW w:type="dxa" w:w="1484"/>
             <w:tcBorders>
               <w:top w:val="single" w:color="BFC9D6" w:sz="4"/>
               <w:left w:val="single" w:color="BFC9D6" w:sz="4"/>
@@ -9001,7 +9001,7 @@
         </w:tc>
         <w:tc>
           <w:tcPr>
-            <w:tcW w:type="dxa" w:w="1663"/>
+            <w:tcW w:type="dxa" w:w="1979"/>
             <w:tcBorders>
               <w:top w:val="single" w:color="BFC9D6" w:sz="4"/>
               <w:left w:val="single" w:color="BFC9D6" w:sz="4"/>
@@ -9043,7 +9043,7 @@
         </w:trPr>
         <w:tc>
           <w:tcPr>
-            <w:tcW w:type="dxa" w:w="2183"/>
+            <w:tcW w:type="dxa" w:w="2078"/>
             <w:tcBorders>
               <w:top w:val="single" w:color="BFC9D6" w:sz="4"/>
               <w:left w:val="single" w:color="BFC9D6" w:sz="4"/>
@@ -9079,7 +9079,7 @@
         </w:tc>
         <w:tc>
           <w:tcPr>
-            <w:tcW w:type="dxa" w:w="980"/>
+            <w:tcW w:type="dxa" w:w="973"/>
             <w:tcBorders>
               <w:top w:val="single" w:color="BFC9D6" w:sz="4"/>
               <w:left w:val="single" w:color="BFC9D6" w:sz="4"/>
@@ -9115,7 +9115,7 @@
         </w:tc>
         <w:tc>
           <w:tcPr>
-            <w:tcW w:type="dxa" w:w="980"/>
+            <w:tcW w:type="dxa" w:w="973"/>
             <w:tcBorders>
               <w:top w:val="single" w:color="BFC9D6" w:sz="4"/>
               <w:left w:val="single" w:color="BFC9D6" w:sz="4"/>
@@ -9151,7 +9151,7 @@
         </w:tc>
         <w:tc>
           <w:tcPr>
-            <w:tcW w:type="dxa" w:w="2499"/>
+            <w:tcW w:type="dxa" w:w="2377"/>
             <w:tcBorders>
               <w:top w:val="single" w:color="BFC9D6" w:sz="4"/>
               <w:left w:val="single" w:color="BFC9D6" w:sz="4"/>
@@ -9187,7 +9187,7 @@
         </w:tc>
         <w:tc>
           <w:tcPr>
-            <w:tcW w:type="dxa" w:w="1559"/>
+            <w:tcW w:type="dxa" w:w="1484"/>
             <w:tcBorders>
               <w:top w:val="single" w:color="BFC9D6" w:sz="4"/>
               <w:left w:val="single" w:color="BFC9D6" w:sz="4"/>
@@ -9223,7 +9223,7 @@
         </w:tc>
         <w:tc>
           <w:tcPr>
-            <w:tcW w:type="dxa" w:w="1663"/>
+            <w:tcW w:type="dxa" w:w="1979"/>
             <w:tcBorders>
               <w:top w:val="single" w:color="BFC9D6" w:sz="4"/>
               <w:left w:val="single" w:color="BFC9D6" w:sz="4"/>
@@ -9264,7 +9264,7 @@
         </w:trPr>
         <w:tc>
           <w:tcPr>
-            <w:tcW w:type="dxa" w:w="2183"/>
+            <w:tcW w:type="dxa" w:w="2078"/>
             <w:tcBorders>
               <w:top w:val="single" w:color="BFC9D6" w:sz="4"/>
               <w:left w:val="single" w:color="BFC9D6" w:sz="4"/>
@@ -9301,7 +9301,7 @@
         </w:tc>
         <w:tc>
           <w:tcPr>
-            <w:tcW w:type="dxa" w:w="980"/>
+            <w:tcW w:type="dxa" w:w="973"/>
             <w:tcBorders>
               <w:top w:val="single" w:color="BFC9D6" w:sz="4"/>
               <w:left w:val="single" w:color="BFC9D6" w:sz="4"/>
@@ -9338,7 +9338,7 @@
         </w:tc>
         <w:tc>
           <w:tcPr>
-            <w:tcW w:type="dxa" w:w="980"/>
+            <w:tcW w:type="dxa" w:w="973"/>
             <w:tcBorders>
               <w:top w:val="single" w:color="BFC9D6" w:sz="4"/>
               <w:left w:val="single" w:color="BFC9D6" w:sz="4"/>
@@ -9375,7 +9375,7 @@
         </w:tc>
         <w:tc>
           <w:tcPr>
-            <w:tcW w:type="dxa" w:w="2499"/>
+            <w:tcW w:type="dxa" w:w="2377"/>
             <w:tcBorders>
               <w:top w:val="single" w:color="BFC9D6" w:sz="4"/>
               <w:left w:val="single" w:color="BFC9D6" w:sz="4"/>
@@ -9412,7 +9412,7 @@
         </w:tc>
         <w:tc>
           <w:tcPr>
-            <w:tcW w:type="dxa" w:w="1559"/>
+            <w:tcW w:type="dxa" w:w="1484"/>
             <w:tcBorders>
               <w:top w:val="single" w:color="BFC9D6" w:sz="4"/>
               <w:left w:val="single" w:color="BFC9D6" w:sz="4"/>
@@ -9449,7 +9449,7 @@
         </w:tc>
         <w:tc>
           <w:tcPr>
-            <w:tcW w:type="dxa" w:w="1663"/>
+            <w:tcW w:type="dxa" w:w="1979"/>
             <w:tcBorders>
               <w:top w:val="single" w:color="BFC9D6" w:sz="4"/>
               <w:left w:val="single" w:color="BFC9D6" w:sz="4"/>
@@ -9491,7 +9491,7 @@
         </w:trPr>
         <w:tc>
           <w:tcPr>
-            <w:tcW w:type="dxa" w:w="2183"/>
+            <w:tcW w:type="dxa" w:w="2078"/>
             <w:tcBorders>
               <w:top w:val="single" w:color="BFC9D6" w:sz="4"/>
               <w:left w:val="single" w:color="BFC9D6" w:sz="4"/>
@@ -9527,7 +9527,7 @@
         </w:tc>
         <w:tc>
           <w:tcPr>
-            <w:tcW w:type="dxa" w:w="980"/>
+            <w:tcW w:type="dxa" w:w="973"/>
             <w:tcBorders>
               <w:top w:val="single" w:color="BFC9D6" w:sz="4"/>
               <w:left w:val="single" w:color="BFC9D6" w:sz="4"/>
@@ -9563,7 +9563,7 @@
         </w:tc>
         <w:tc>
           <w:tcPr>
-            <w:tcW w:type="dxa" w:w="980"/>
+            <w:tcW w:type="dxa" w:w="973"/>
             <w:tcBorders>
               <w:top w:val="single" w:color="BFC9D6" w:sz="4"/>
               <w:left w:val="single" w:color="BFC9D6" w:sz="4"/>
@@ -9599,7 +9599,7 @@
         </w:tc>
         <w:tc>
           <w:tcPr>
-            <w:tcW w:type="dxa" w:w="2499"/>
+            <w:tcW w:type="dxa" w:w="2377"/>
             <w:tcBorders>
               <w:top w:val="single" w:color="BFC9D6" w:sz="4"/>
               <w:left w:val="single" w:color="BFC9D6" w:sz="4"/>
@@ -9635,7 +9635,7 @@
         </w:tc>
         <w:tc>
           <w:tcPr>
-            <w:tcW w:type="dxa" w:w="1559"/>
+            <w:tcW w:type="dxa" w:w="1484"/>
             <w:tcBorders>
               <w:top w:val="single" w:color="BFC9D6" w:sz="4"/>
               <w:left w:val="single" w:color="BFC9D6" w:sz="4"/>
@@ -9671,7 +9671,7 @@
         </w:tc>
         <w:tc>
           <w:tcPr>
-            <w:tcW w:type="dxa" w:w="1663"/>
+            <w:tcW w:type="dxa" w:w="1979"/>
             <w:tcBorders>
               <w:top w:val="single" w:color="BFC9D6" w:sz="4"/>
               <w:left w:val="single" w:color="BFC9D6" w:sz="4"/>
@@ -9712,7 +9712,7 @@
         </w:trPr>
         <w:tc>
           <w:tcPr>
-            <w:tcW w:type="dxa" w:w="2183"/>
+            <w:tcW w:type="dxa" w:w="2078"/>
             <w:tcBorders>
               <w:top w:val="single" w:color="BFC9D6" w:sz="4"/>
               <w:left w:val="single" w:color="BFC9D6" w:sz="4"/>
@@ -9749,7 +9749,7 @@
         </w:tc>
         <w:tc>
           <w:tcPr>
-            <w:tcW w:type="dxa" w:w="980"/>
+            <w:tcW w:type="dxa" w:w="973"/>
             <w:tcBorders>
               <w:top w:val="single" w:color="BFC9D6" w:sz="4"/>
               <w:left w:val="single" w:color="BFC9D6" w:sz="4"/>
@@ -9786,7 +9786,7 @@
         </w:tc>
         <w:tc>
           <w:tcPr>
-            <w:tcW w:type="dxa" w:w="980"/>
+            <w:tcW w:type="dxa" w:w="973"/>
             <w:tcBorders>
               <w:top w:val="single" w:color="BFC9D6" w:sz="4"/>
               <w:left w:val="single" w:color="BFC9D6" w:sz="4"/>
@@ -9823,7 +9823,7 @@
         </w:tc>
         <w:tc>
           <w:tcPr>
-            <w:tcW w:type="dxa" w:w="2499"/>
+            <w:tcW w:type="dxa" w:w="2377"/>
             <w:tcBorders>
               <w:top w:val="single" w:color="BFC9D6" w:sz="4"/>
               <w:left w:val="single" w:color="BFC9D6" w:sz="4"/>
@@ -9860,7 +9860,7 @@
         </w:tc>
         <w:tc>
           <w:tcPr>
-            <w:tcW w:type="dxa" w:w="1559"/>
+            <w:tcW w:type="dxa" w:w="1484"/>
             <w:tcBorders>
               <w:top w:val="single" w:color="BFC9D6" w:sz="4"/>
               <w:left w:val="single" w:color="BFC9D6" w:sz="4"/>
@@ -9897,7 +9897,7 @@
         </w:tc>
         <w:tc>
           <w:tcPr>
-            <w:tcW w:type="dxa" w:w="1663"/>
+            <w:tcW w:type="dxa" w:w="1979"/>
             <w:tcBorders>
               <w:top w:val="single" w:color="BFC9D6" w:sz="4"/>
               <w:left w:val="single" w:color="BFC9D6" w:sz="4"/>
@@ -9939,7 +9939,7 @@
         </w:trPr>
         <w:tc>
           <w:tcPr>
-            <w:tcW w:type="dxa" w:w="2183"/>
+            <w:tcW w:type="dxa" w:w="2078"/>
             <w:tcBorders>
               <w:top w:val="single" w:color="BFC9D6" w:sz="4"/>
               <w:left w:val="single" w:color="BFC9D6" w:sz="4"/>
@@ -9985,7 +9985,7 @@
         </w:tc>
         <w:tc>
           <w:tcPr>
-            <w:tcW w:type="dxa" w:w="980"/>
+            <w:tcW w:type="dxa" w:w="973"/>
             <w:tcBorders>
               <w:top w:val="single" w:color="BFC9D6" w:sz="4"/>
               <w:left w:val="single" w:color="BFC9D6" w:sz="4"/>
@@ -10021,7 +10021,7 @@
         </w:tc>
         <w:tc>
           <w:tcPr>
-            <w:tcW w:type="dxa" w:w="980"/>
+            <w:tcW w:type="dxa" w:w="973"/>
             <w:tcBorders>
               <w:top w:val="single" w:color="BFC9D6" w:sz="4"/>
               <w:left w:val="single" w:color="BFC9D6" w:sz="4"/>
@@ -10057,7 +10057,7 @@
         </w:tc>
         <w:tc>
           <w:tcPr>
-            <w:tcW w:type="dxa" w:w="2499"/>
+            <w:tcW w:type="dxa" w:w="2377"/>
             <w:tcBorders>
               <w:top w:val="single" w:color="BFC9D6" w:sz="4"/>
               <w:left w:val="single" w:color="BFC9D6" w:sz="4"/>
@@ -10093,7 +10093,7 @@
         </w:tc>
         <w:tc>
           <w:tcPr>
-            <w:tcW w:type="dxa" w:w="1559"/>
+            <w:tcW w:type="dxa" w:w="1484"/>
             <w:tcBorders>
               <w:top w:val="single" w:color="BFC9D6" w:sz="4"/>
               <w:left w:val="single" w:color="BFC9D6" w:sz="4"/>
@@ -10129,7 +10129,7 @@
         </w:tc>
         <w:tc>
           <w:tcPr>
-            <w:tcW w:type="dxa" w:w="1663"/>
+            <w:tcW w:type="dxa" w:w="1979"/>
             <w:tcBorders>
               <w:top w:val="single" w:color="BFC9D6" w:sz="4"/>
               <w:left w:val="single" w:color="BFC9D6" w:sz="4"/>
@@ -10160,6 +10160,291 @@
                 <w:rtl/>
               </w:rPr>
               <w:t xml:space="preserve">§4.7، §5.7</w:t>
+            </w:r>
+          </w:p>
+        </w:tc>
+      </w:tr>
+      <w:tr>
+        <w:trPr>
+          <w:cantSplit/>
+        </w:trPr>
+        <w:tc>
+          <w:tcPr>
+            <w:tcW w:type="dxa" w:w="2078"/>
+            <w:tcBorders>
+              <w:top w:val="single" w:color="BFC9D6" w:sz="4"/>
+              <w:left w:val="single" w:color="BFC9D6" w:sz="4"/>
+              <w:bottom w:val="single" w:color="BFC9D6" w:sz="4"/>
+              <w:right w:val="single" w:color="BFC9D6" w:sz="4"/>
+            </w:tcBorders>
+            <w:shd w:fill="F5F8FC" w:color="auto" w:val="clear"/>
+            <w:tcMar>
+              <w:top w:type="dxa" w:w="50"/>
+              <w:left w:type="dxa" w:w="90"/>
+              <w:bottom w:type="dxa" w:w="50"/>
+              <w:right w:type="dxa" w:w="90"/>
+            </w:tcMar>
+            <w:vAlign w:val="top"/>
+          </w:tcPr>
+          <w:p>
+            <w:pPr>
+              <w:keepNext w:val="false"/>
+              <w:bidi/>
+              <w:spacing w:after="30" w:before="30" w:line="264"/>
+            </w:pPr>
+            <w:r>
+              <w:rPr>
+                <w:rFonts w:ascii="Arial" w:cs="Arial" w:eastAsia="Arial" w:hAnsi="Arial"/>
+                <w:b w:val="false"/>
+                <w:bCs w:val="false"/>
+                <w:sz w:val="18"/>
+                <w:szCs w:val="18"/>
+                <w:rtl/>
+              </w:rPr>
+              <w:t xml:space="preserve">JOB-PLT-RECONCILE (أُضيفت 2026-10-13، ADR 0011)</w:t>
+            </w:r>
+          </w:p>
+        </w:tc>
+        <w:tc>
+          <w:tcPr>
+            <w:tcW w:type="dxa" w:w="973"/>
+            <w:tcBorders>
+              <w:top w:val="single" w:color="BFC9D6" w:sz="4"/>
+              <w:left w:val="single" w:color="BFC9D6" w:sz="4"/>
+              <w:bottom w:val="single" w:color="BFC9D6" w:sz="4"/>
+              <w:right w:val="single" w:color="BFC9D6" w:sz="4"/>
+            </w:tcBorders>
+            <w:shd w:fill="F5F8FC" w:color="auto" w:val="clear"/>
+            <w:tcMar>
+              <w:top w:type="dxa" w:w="50"/>
+              <w:left w:type="dxa" w:w="90"/>
+              <w:bottom w:type="dxa" w:w="50"/>
+              <w:right w:type="dxa" w:w="90"/>
+            </w:tcMar>
+            <w:vAlign w:val="top"/>
+          </w:tcPr>
+          <w:p>
+            <w:pPr>
+              <w:keepNext w:val="false"/>
+              <w:bidi/>
+              <w:spacing w:after="30" w:before="30" w:line="264"/>
+            </w:pPr>
+            <w:r>
+              <w:rPr>
+                <w:rFonts w:ascii="Arial" w:cs="Arial" w:eastAsia="Arial" w:hAnsi="Arial"/>
+                <w:b w:val="false"/>
+                <w:bCs w:val="false"/>
+                <w:sz w:val="18"/>
+                <w:szCs w:val="18"/>
+                <w:rtl/>
+              </w:rPr>
+              <w:t xml:space="preserve">مشترك</w:t>
+            </w:r>
+          </w:p>
+        </w:tc>
+        <w:tc>
+          <w:tcPr>
+            <w:tcW w:type="dxa" w:w="973"/>
+            <w:tcBorders>
+              <w:top w:val="single" w:color="BFC9D6" w:sz="4"/>
+              <w:left w:val="single" w:color="BFC9D6" w:sz="4"/>
+              <w:bottom w:val="single" w:color="BFC9D6" w:sz="4"/>
+              <w:right w:val="single" w:color="BFC9D6" w:sz="4"/>
+            </w:tcBorders>
+            <w:shd w:fill="F5F8FC" w:color="auto" w:val="clear"/>
+            <w:tcMar>
+              <w:top w:type="dxa" w:w="50"/>
+              <w:left w:type="dxa" w:w="90"/>
+              <w:bottom w:type="dxa" w:w="50"/>
+              <w:right w:type="dxa" w:w="90"/>
+            </w:tcMar>
+            <w:vAlign w:val="top"/>
+          </w:tcPr>
+          <w:p>
+            <w:pPr>
+              <w:keepNext w:val="false"/>
+              <w:bidi/>
+              <w:spacing w:after="30" w:before="30" w:line="264"/>
+            </w:pPr>
+            <w:r>
+              <w:rPr>
+                <w:rFonts w:ascii="Arial" w:cs="Arial" w:eastAsia="Arial" w:hAnsi="Arial"/>
+                <w:b w:val="false"/>
+                <w:bCs w:val="false"/>
+                <w:sz w:val="18"/>
+                <w:szCs w:val="18"/>
+                <w:rtl/>
+              </w:rPr>
+              <w:t xml:space="preserve">ليلية </w:t>
+            </w:r>
+            <w:r>
+              <w:rPr>
+                <w:rFonts w:ascii="Arial" w:cs="Arial" w:eastAsia="Arial" w:hAnsi="Arial"/>
+                <w:color w:val="E0A800"/>
+                <w:sz w:val="18"/>
+                <w:szCs w:val="18"/>
+                <w:rtl/>
+              </w:rPr>
+              <w:t xml:space="preserve">●</w:t>
+            </w:r>
+          </w:p>
+        </w:tc>
+        <w:tc>
+          <w:tcPr>
+            <w:tcW w:type="dxa" w:w="2377"/>
+            <w:tcBorders>
+              <w:top w:val="single" w:color="BFC9D6" w:sz="4"/>
+              <w:left w:val="single" w:color="BFC9D6" w:sz="4"/>
+              <w:bottom w:val="single" w:color="BFC9D6" w:sz="4"/>
+              <w:right w:val="single" w:color="BFC9D6" w:sz="4"/>
+            </w:tcBorders>
+            <w:shd w:fill="F5F8FC" w:color="auto" w:val="clear"/>
+            <w:tcMar>
+              <w:top w:type="dxa" w:w="50"/>
+              <w:left w:type="dxa" w:w="90"/>
+              <w:bottom w:type="dxa" w:w="50"/>
+              <w:right w:type="dxa" w:w="90"/>
+            </w:tcMar>
+            <w:vAlign w:val="top"/>
+          </w:tcPr>
+          <w:p>
+            <w:pPr>
+              <w:keepNext w:val="false"/>
+              <w:bidi/>
+              <w:spacing w:after="30" w:before="30" w:line="264"/>
+            </w:pPr>
+            <w:r>
+              <w:rPr>
+                <w:rFonts w:ascii="Arial" w:cs="Arial" w:eastAsia="Arial" w:hAnsi="Arial"/>
+                <w:b w:val="false"/>
+                <w:bCs w:val="false"/>
+                <w:sz w:val="18"/>
+                <w:szCs w:val="18"/>
+                <w:rtl/>
+              </w:rPr>
+              <w:t xml:space="preserve">تقرأ </w:t>
+            </w:r>
+            <w:r>
+              <w:rPr>
+                <w:rFonts w:ascii="Courier New" w:cs="Courier New" w:eastAsia="Courier New" w:hAnsi="Courier New"/>
+                <w:b w:val="false"/>
+                <w:bCs w:val="false"/>
+                <w:color w:val="1F2937"/>
+                <w:sz w:val="16"/>
+                <w:szCs w:val="16"/>
+                <w:shd w:fill="F1F3F5" w:color="auto" w:val="clear"/>
+                <w:rtl/>
+              </w:rPr>
+              <w:t xml:space="preserve">‎wfl.RequestCopyDrift‎</w:t>
+            </w:r>
+            <w:r>
+              <w:rPr>
+                <w:rFonts w:ascii="Arial" w:cs="Arial" w:eastAsia="Arial" w:hAnsi="Arial"/>
+                <w:b w:val="false"/>
+                <w:bCs w:val="false"/>
+                <w:sz w:val="18"/>
+                <w:szCs w:val="18"/>
+                <w:rtl/>
+              </w:rPr>
+              <w:t xml:space="preserve"> و</w:t>
+            </w:r>
+            <w:r>
+              <w:rPr>
+                <w:rFonts w:ascii="Courier New" w:cs="Courier New" w:eastAsia="Courier New" w:hAnsi="Courier New"/>
+                <w:b w:val="false"/>
+                <w:bCs w:val="false"/>
+                <w:color w:val="1F2937"/>
+                <w:sz w:val="16"/>
+                <w:szCs w:val="16"/>
+                <w:shd w:fill="F1F3F5" w:color="auto" w:val="clear"/>
+                <w:rtl/>
+              </w:rPr>
+              <w:t xml:space="preserve">‎lc.ProformaTotalsDrift‎</w:t>
+            </w:r>
+            <w:r>
+              <w:rPr>
+                <w:rFonts w:ascii="Arial" w:cs="Arial" w:eastAsia="Arial" w:hAnsi="Arial"/>
+                <w:b w:val="false"/>
+                <w:bCs w:val="false"/>
+                <w:sz w:val="18"/>
+                <w:szCs w:val="18"/>
+                <w:rtl/>
+              </w:rPr>
+              <w:t xml:space="preserve">؛ كل صف حادثة تُبلَّغ ولا تُصلَح آليًا (DR-44، DR-41)</w:t>
+            </w:r>
+          </w:p>
+        </w:tc>
+        <w:tc>
+          <w:tcPr>
+            <w:tcW w:type="dxa" w:w="1484"/>
+            <w:tcBorders>
+              <w:top w:val="single" w:color="BFC9D6" w:sz="4"/>
+              <w:left w:val="single" w:color="BFC9D6" w:sz="4"/>
+              <w:bottom w:val="single" w:color="BFC9D6" w:sz="4"/>
+              <w:right w:val="single" w:color="BFC9D6" w:sz="4"/>
+            </w:tcBorders>
+            <w:shd w:fill="F5F8FC" w:color="auto" w:val="clear"/>
+            <w:tcMar>
+              <w:top w:type="dxa" w:w="50"/>
+              <w:left w:type="dxa" w:w="90"/>
+              <w:bottom w:type="dxa" w:w="50"/>
+              <w:right w:type="dxa" w:w="90"/>
+            </w:tcMar>
+            <w:vAlign w:val="top"/>
+          </w:tcPr>
+          <w:p>
+            <w:pPr>
+              <w:keepNext w:val="false"/>
+              <w:bidi/>
+              <w:spacing w:after="30" w:before="30" w:line="264"/>
+            </w:pPr>
+            <w:r>
+              <w:rPr>
+                <w:rFonts w:ascii="Arial" w:cs="Arial" w:eastAsia="Arial" w:hAnsi="Arial"/>
+                <w:b w:val="false"/>
+                <w:bCs w:val="false"/>
+                <w:sz w:val="18"/>
+                <w:szCs w:val="18"/>
+                <w:rtl/>
+              </w:rPr>
+              <w:t xml:space="preserve">(المشترك، التاريخ)</w:t>
+            </w:r>
+          </w:p>
+        </w:tc>
+        <w:tc>
+          <w:tcPr>
+            <w:tcW w:type="dxa" w:w="1979"/>
+            <w:tcBorders>
+              <w:top w:val="single" w:color="BFC9D6" w:sz="4"/>
+              <w:left w:val="single" w:color="BFC9D6" w:sz="4"/>
+              <w:bottom w:val="single" w:color="BFC9D6" w:sz="4"/>
+              <w:right w:val="single" w:color="BFC9D6" w:sz="4"/>
+            </w:tcBorders>
+            <w:shd w:fill="F5F8FC" w:color="auto" w:val="clear"/>
+            <w:tcMar>
+              <w:top w:type="dxa" w:w="50"/>
+              <w:left w:type="dxa" w:w="90"/>
+              <w:bottom w:type="dxa" w:w="50"/>
+              <w:right w:type="dxa" w:w="90"/>
+            </w:tcMar>
+            <w:vAlign w:val="top"/>
+          </w:tcPr>
+          <w:p>
+            <w:pPr>
+              <w:keepNext w:val="false"/>
+              <w:bidi/>
+              <w:spacing w:after="30" w:before="30" w:line="264"/>
+            </w:pPr>
+            <w:r>
+              <w:rPr>
+                <w:rFonts w:ascii="Arial" w:cs="Arial" w:eastAsia="Arial" w:hAnsi="Arial"/>
+                <w:b w:val="false"/>
+                <w:bCs w:val="false"/>
+                <w:sz w:val="18"/>
+                <w:szCs w:val="18"/>
+                <w:rtl/>
+              </w:rPr>
+              <w:t xml:space="preserve">044_entry_guards.sql</w:t>
             </w:r>
           </w:p>
         </w:tc>

--- a/treasury-platform/docs/30-readiness/word/DOC-F17-async-events-outbox-jobs-notifications.docx
+++ b/treasury-platform/docs/30-readiness/word/DOC-F17-async-events-outbox-jobs-notifications.docx
@@ -10201,7 +10201,27 @@
                 <w:szCs w:val="18"/>
                 <w:rtl/>
               </w:rPr>
-              <w:t xml:space="preserve">JOB-PLT-RECONCILE (أُضيفت 2026-10-13، ADR 0011)</w:t>
+              <w:t xml:space="preserve">JOB-PLT-RECONCILE (أُضيفت 2026-10-13، ADR 0011؛ </w:t>
+            </w:r>
+            <w:r>
+              <w:rPr>
+                <w:rFonts w:ascii="Segoe UI Emoji" w:cs="Segoe UI Emoji" w:eastAsia="Segoe UI Emoji" w:hAnsi="Segoe UI Emoji"/>
+                <w:sz w:val="18"/>
+                <w:szCs w:val="18"/>
+                <w:rtl/>
+              </w:rPr>
+              <w:t xml:space="preserve">✅</w:t>
+            </w:r>
+            <w:r>
+              <w:rPr>
+                <w:rFonts w:ascii="Arial" w:cs="Arial" w:eastAsia="Arial" w:hAnsi="Arial"/>
+                <w:b w:val="false"/>
+                <w:bCs w:val="false"/>
+                <w:sz w:val="18"/>
+                <w:szCs w:val="18"/>
+                <w:rtl/>
+              </w:rPr>
+              <w:t xml:space="preserve"> اعتمدها المالك 2026-10-14)</w:t>
             </w:r>
           </w:p>
         </w:tc>

--- a/treasury-platform/docs/30-readiness/word/DOC-F17-async-events-outbox-jobs-notifications.docx
+++ b/treasury-platform/docs/30-readiness/word/DOC-F17-async-events-outbox-jobs-notifications.docx
@@ -992,7 +992,7 @@
           <w:szCs w:val="20"/>
           <w:rtl/>
         </w:rPr>
-        <w:t xml:space="preserve"> يرفض غيرها (docs/adr/0004-platform-access-jobs-and-onboarding.md، db/static/037_job_context.sql؛ الاختبارات J1 إلى J6). ومهمتا JOB-PLT-TRIAL-EXPIRE وJOB-PLT-ARCHIVE تستدعيان </w:t>
+        <w:t xml:space="preserve"> يرفض غيرها (docs/adr/0004-platform-access-jobs-and-onboarding.md، db/static/037_job_context.sql؛ الاختبارات J1 إلى J7، وJ7 تدقيق الربط). ومهمتا JOB-PLT-TRIAL-EXPIRE وJOB-PLT-ARCHIVE تستدعيان </w:t>
       </w:r>
       <w:r>
         <w:rPr>
@@ -5565,7 +5565,31 @@
           <w:szCs w:val="21"/>
           <w:rtl/>
         </w:rPr>
-        <w:t xml:space="preserve">حالة المشترك تحدد المهام المسموحة بمصفوفة DOC-F04 §7.4: كل المهام في TRIAL وACTIVE؛ التصدير وتنظيف الجلسات فقط في SUSPENDED وCLOSED خلال 30 يومًا. فأحداث Outbox لمشترك معلّق تبقى PENDING حتى يعود نشطًا (DQ-F17-12).</w:t>
+        <w:t xml:space="preserve">حالة المشترك تحدد المهام المسموحة بمصفوفة DOC-F04 §7.4: كل المهام في TRIAL وACTIVE؛ والتصدير وحده في SUSPENDED وCLOSED خلال 30 يومًا: JOB-PLT-EXPORT وJOB-PLT-EXPORT-EXPIRE (</w:t>
+      </w:r>
+      <w:r>
+        <w:rPr>
+          <w:rFonts w:ascii="Courier New" w:cs="Courier New" w:eastAsia="Courier New" w:hAnsi="Courier New"/>
+          <w:b w:val="false"/>
+          <w:bCs w:val="false"/>
+          <w:color w:val="1F2937"/>
+          <w:sz w:val="18"/>
+          <w:szCs w:val="18"/>
+          <w:shd w:fill="F1F3F5" w:color="auto" w:val="clear"/>
+          <w:rtl/>
+        </w:rPr>
+        <w:t xml:space="preserve">‎RunsInStatuses‎</w:t>
+      </w:r>
+      <w:r>
+        <w:rPr>
+          <w:rFonts w:ascii="Arial" w:cs="Arial" w:eastAsia="Arial" w:hAnsi="Arial"/>
+          <w:b w:val="false"/>
+          <w:bCs w:val="false"/>
+          <w:sz w:val="21"/>
+          <w:szCs w:val="21"/>
+          <w:rtl/>
+        </w:rPr>
+        <w:t xml:space="preserve"> في db/seed/100_platform_global.sql). ولا مهمة لتنظيف الجلسات: الجلسة تنتهي بمهلتيها عند استعمالها، وتغيير الحالة يسحب الربوط بالقادح (db/static/030_session_context.sql). فأحداث Outbox لمشترك معلّق تبقى PENDING حتى يعود نشطًا (DQ-F17-12).</w:t>
       </w:r>
     </w:p>
     <w:p>
@@ -11184,10 +11208,10 @@
         </w:tblBorders>
       </w:tblPr>
       <w:tblGrid>
-        <w:gridCol w:w="1723"/>
-        <w:gridCol w:w="1915"/>
-        <w:gridCol w:w="2298"/>
-        <w:gridCol w:w="3928"/>
+        <w:gridCol w:w="1517"/>
+        <w:gridCol w:w="1686"/>
+        <w:gridCol w:w="3203"/>
+        <w:gridCol w:w="3458"/>
       </w:tblGrid>
       <w:tr>
         <w:trPr>
@@ -11196,7 +11220,7 @@
         </w:trPr>
         <w:tc>
           <w:tcPr>
-            <w:tcW w:type="dxa" w:w="1723"/>
+            <w:tcW w:type="dxa" w:w="1517"/>
             <w:tcBorders>
               <w:top w:val="single" w:color="BFC9D6" w:sz="4"/>
               <w:left w:val="single" w:color="BFC9D6" w:sz="4"/>
@@ -11234,7 +11258,7 @@
         </w:tc>
         <w:tc>
           <w:tcPr>
-            <w:tcW w:type="dxa" w:w="1915"/>
+            <w:tcW w:type="dxa" w:w="1686"/>
             <w:tcBorders>
               <w:top w:val="single" w:color="BFC9D6" w:sz="4"/>
               <w:left w:val="single" w:color="BFC9D6" w:sz="4"/>
@@ -11272,7 +11296,7 @@
         </w:tc>
         <w:tc>
           <w:tcPr>
-            <w:tcW w:type="dxa" w:w="2298"/>
+            <w:tcW w:type="dxa" w:w="3203"/>
             <w:tcBorders>
               <w:top w:val="single" w:color="BFC9D6" w:sz="4"/>
               <w:left w:val="single" w:color="BFC9D6" w:sz="4"/>
@@ -11310,7 +11334,7 @@
         </w:tc>
         <w:tc>
           <w:tcPr>
-            <w:tcW w:type="dxa" w:w="3928"/>
+            <w:tcW w:type="dxa" w:w="3458"/>
             <w:tcBorders>
               <w:top w:val="single" w:color="BFC9D6" w:sz="4"/>
               <w:left w:val="single" w:color="BFC9D6" w:sz="4"/>
@@ -11353,7 +11377,7 @@
         </w:trPr>
         <w:tc>
           <w:tcPr>
-            <w:tcW w:type="dxa" w:w="1723"/>
+            <w:tcW w:type="dxa" w:w="1517"/>
             <w:tcBorders>
               <w:top w:val="single" w:color="BFC9D6" w:sz="4"/>
               <w:left w:val="single" w:color="BFC9D6" w:sz="4"/>
@@ -11389,7 +11413,7 @@
         </w:tc>
         <w:tc>
           <w:tcPr>
-            <w:tcW w:type="dxa" w:w="1915"/>
+            <w:tcW w:type="dxa" w:w="1686"/>
             <w:tcBorders>
               <w:top w:val="single" w:color="BFC9D6" w:sz="4"/>
               <w:left w:val="single" w:color="BFC9D6" w:sz="4"/>
@@ -11425,7 +11449,7 @@
         </w:tc>
         <w:tc>
           <w:tcPr>
-            <w:tcW w:type="dxa" w:w="2298"/>
+            <w:tcW w:type="dxa" w:w="3203"/>
             <w:tcBorders>
               <w:top w:val="single" w:color="BFC9D6" w:sz="4"/>
               <w:left w:val="single" w:color="BFC9D6" w:sz="4"/>
@@ -11468,6 +11492,30 @@
                 <w:shd w:fill="F1F3F5" w:color="auto" w:val="clear"/>
                 <w:rtl/>
               </w:rPr>
+              <w:t xml:space="preserve">‎plat.usp_RunTenantTransitions‎</w:t>
+            </w:r>
+            <w:r>
+              <w:rPr>
+                <w:rFonts w:ascii="Arial" w:cs="Arial" w:eastAsia="Arial" w:hAnsi="Arial"/>
+                <w:b w:val="false"/>
+                <w:bCs w:val="false"/>
+                <w:sz w:val="18"/>
+                <w:szCs w:val="18"/>
+                <w:rtl/>
+              </w:rPr>
+              <w:t xml:space="preserve"> (db/static/038_tenant_onboarding.sql)، لا </w:t>
+            </w:r>
+            <w:r>
+              <w:rPr>
+                <w:rFonts w:ascii="Courier New" w:cs="Courier New" w:eastAsia="Courier New" w:hAnsi="Courier New"/>
+                <w:b w:val="false"/>
+                <w:bCs w:val="false"/>
+                <w:color w:val="1F2937"/>
+                <w:sz w:val="16"/>
+                <w:szCs w:val="16"/>
+                <w:shd w:fill="F1F3F5" w:color="auto" w:val="clear"/>
+                <w:rtl/>
+              </w:rPr>
               <w:t xml:space="preserve">‎plat.usp_SetTenantStatus‎</w:t>
             </w:r>
             <w:r>
@@ -11479,13 +11527,37 @@
                 <w:szCs w:val="18"/>
                 <w:rtl/>
               </w:rPr>
-              <w:t xml:space="preserve"> المقترح؛ الانتقال يسحب كل الربوط بالقادح القائم</w:t>
-            </w:r>
-          </w:p>
-        </w:tc>
-        <w:tc>
-          <w:tcPr>
-            <w:tcW w:type="dxa" w:w="3928"/>
+              <w:t xml:space="preserve"> الذي يشترط مدير مشغّلين بتحقق MFA حديث؛ والإجراءان يمرّان بـ </w:t>
+            </w:r>
+            <w:r>
+              <w:rPr>
+                <w:rFonts w:ascii="Courier New" w:cs="Courier New" w:eastAsia="Courier New" w:hAnsi="Courier New"/>
+                <w:b w:val="false"/>
+                <w:bCs w:val="false"/>
+                <w:color w:val="1F2937"/>
+                <w:sz w:val="16"/>
+                <w:szCs w:val="16"/>
+                <w:shd w:fill="F1F3F5" w:color="auto" w:val="clear"/>
+                <w:rtl/>
+              </w:rPr>
+              <w:t xml:space="preserve">‎plat.usp_ApplyTenantStatus‎</w:t>
+            </w:r>
+            <w:r>
+              <w:rPr>
+                <w:rFonts w:ascii="Arial" w:cs="Arial" w:eastAsia="Arial" w:hAnsi="Arial"/>
+                <w:b w:val="false"/>
+                <w:bCs w:val="false"/>
+                <w:sz w:val="18"/>
+                <w:szCs w:val="18"/>
+                <w:rtl/>
+              </w:rPr>
+              <w:t xml:space="preserve">، والانتقال يسحب كل الربوط بالقادح القائم</w:t>
+            </w:r>
+          </w:p>
+        </w:tc>
+        <w:tc>
+          <w:tcPr>
+            <w:tcW w:type="dxa" w:w="3458"/>
             <w:tcBorders>
               <w:top w:val="single" w:color="BFC9D6" w:sz="4"/>
               <w:left w:val="single" w:color="BFC9D6" w:sz="4"/>
@@ -11526,7 +11598,7 @@
         </w:trPr>
         <w:tc>
           <w:tcPr>
-            <w:tcW w:type="dxa" w:w="1723"/>
+            <w:tcW w:type="dxa" w:w="1517"/>
             <w:tcBorders>
               <w:top w:val="single" w:color="BFC9D6" w:sz="4"/>
               <w:left w:val="single" w:color="BFC9D6" w:sz="4"/>
@@ -11563,7 +11635,7 @@
         </w:tc>
         <w:tc>
           <w:tcPr>
-            <w:tcW w:type="dxa" w:w="1915"/>
+            <w:tcW w:type="dxa" w:w="1686"/>
             <w:tcBorders>
               <w:top w:val="single" w:color="BFC9D6" w:sz="4"/>
               <w:left w:val="single" w:color="BFC9D6" w:sz="4"/>
@@ -11600,7 +11672,7 @@
         </w:tc>
         <w:tc>
           <w:tcPr>
-            <w:tcW w:type="dxa" w:w="2298"/>
+            <w:tcW w:type="dxa" w:w="3203"/>
             <w:tcBorders>
               <w:top w:val="single" w:color="BFC9D6" w:sz="4"/>
               <w:left w:val="single" w:color="BFC9D6" w:sz="4"/>
@@ -11631,13 +11703,26 @@
                 <w:szCs w:val="18"/>
                 <w:rtl/>
               </w:rPr>
-              <w:t xml:space="preserve">الإجراء نفسه</w:t>
-            </w:r>
-          </w:p>
-        </w:tc>
-        <w:tc>
-          <w:tcPr>
-            <w:tcW w:type="dxa" w:w="3928"/>
+              <w:t xml:space="preserve">الإجراء نفسه، </w:t>
+            </w:r>
+            <w:r>
+              <w:rPr>
+                <w:rFonts w:ascii="Courier New" w:cs="Courier New" w:eastAsia="Courier New" w:hAnsi="Courier New"/>
+                <w:b w:val="false"/>
+                <w:bCs w:val="false"/>
+                <w:color w:val="1F2937"/>
+                <w:sz w:val="16"/>
+                <w:szCs w:val="16"/>
+                <w:shd w:fill="F1F3F5" w:color="auto" w:val="clear"/>
+                <w:rtl/>
+              </w:rPr>
+              <w:t xml:space="preserve">‎plat.usp_RunTenantTransitions‎</w:t>
+            </w:r>
+          </w:p>
+        </w:tc>
+        <w:tc>
+          <w:tcPr>
+            <w:tcW w:type="dxa" w:w="3458"/>
             <w:tcBorders>
               <w:top w:val="single" w:color="BFC9D6" w:sz="4"/>
               <w:left w:val="single" w:color="BFC9D6" w:sz="4"/>

--- a/treasury-platform/docs/30-readiness/word/DOC-F17-async-events-outbox-jobs-notifications.docx
+++ b/treasury-platform/docs/30-readiness/word/DOC-F17-async-events-outbox-jobs-notifications.docx
@@ -5632,12 +5632,12 @@
         </w:tblBorders>
       </w:tblPr>
       <w:tblGrid>
-        <w:gridCol w:w="2078"/>
-        <w:gridCol w:w="973"/>
-        <w:gridCol w:w="973"/>
-        <w:gridCol w:w="2377"/>
-        <w:gridCol w:w="1484"/>
-        <w:gridCol w:w="1979"/>
+        <w:gridCol w:w="1960"/>
+        <w:gridCol w:w="965"/>
+        <w:gridCol w:w="965"/>
+        <w:gridCol w:w="2240"/>
+        <w:gridCol w:w="1400"/>
+        <w:gridCol w:w="2334"/>
       </w:tblGrid>
       <w:tr>
         <w:trPr>
@@ -5646,7 +5646,7 @@
         </w:trPr>
         <w:tc>
           <w:tcPr>
-            <w:tcW w:type="dxa" w:w="2078"/>
+            <w:tcW w:type="dxa" w:w="1960"/>
             <w:tcBorders>
               <w:top w:val="single" w:color="BFC9D6" w:sz="4"/>
               <w:left w:val="single" w:color="BFC9D6" w:sz="4"/>
@@ -5684,7 +5684,7 @@
         </w:tc>
         <w:tc>
           <w:tcPr>
-            <w:tcW w:type="dxa" w:w="973"/>
+            <w:tcW w:type="dxa" w:w="965"/>
             <w:tcBorders>
               <w:top w:val="single" w:color="BFC9D6" w:sz="4"/>
               <w:left w:val="single" w:color="BFC9D6" w:sz="4"/>
@@ -5722,7 +5722,7 @@
         </w:tc>
         <w:tc>
           <w:tcPr>
-            <w:tcW w:type="dxa" w:w="973"/>
+            <w:tcW w:type="dxa" w:w="965"/>
             <w:tcBorders>
               <w:top w:val="single" w:color="BFC9D6" w:sz="4"/>
               <w:left w:val="single" w:color="BFC9D6" w:sz="4"/>
@@ -5760,7 +5760,7 @@
         </w:tc>
         <w:tc>
           <w:tcPr>
-            <w:tcW w:type="dxa" w:w="2377"/>
+            <w:tcW w:type="dxa" w:w="2240"/>
             <w:tcBorders>
               <w:top w:val="single" w:color="BFC9D6" w:sz="4"/>
               <w:left w:val="single" w:color="BFC9D6" w:sz="4"/>
@@ -5798,7 +5798,7 @@
         </w:tc>
         <w:tc>
           <w:tcPr>
-            <w:tcW w:type="dxa" w:w="1484"/>
+            <w:tcW w:type="dxa" w:w="1400"/>
             <w:tcBorders>
               <w:top w:val="single" w:color="BFC9D6" w:sz="4"/>
               <w:left w:val="single" w:color="BFC9D6" w:sz="4"/>
@@ -5836,7 +5836,7 @@
         </w:tc>
         <w:tc>
           <w:tcPr>
-            <w:tcW w:type="dxa" w:w="1979"/>
+            <w:tcW w:type="dxa" w:w="2334"/>
             <w:tcBorders>
               <w:top w:val="single" w:color="BFC9D6" w:sz="4"/>
               <w:left w:val="single" w:color="BFC9D6" w:sz="4"/>
@@ -5879,7 +5879,7 @@
         </w:trPr>
         <w:tc>
           <w:tcPr>
-            <w:tcW w:type="dxa" w:w="2078"/>
+            <w:tcW w:type="dxa" w:w="1960"/>
             <w:tcBorders>
               <w:top w:val="single" w:color="BFC9D6" w:sz="4"/>
               <w:left w:val="single" w:color="BFC9D6" w:sz="4"/>
@@ -5925,7 +5925,7 @@
         </w:tc>
         <w:tc>
           <w:tcPr>
-            <w:tcW w:type="dxa" w:w="973"/>
+            <w:tcW w:type="dxa" w:w="965"/>
             <w:tcBorders>
               <w:top w:val="single" w:color="BFC9D6" w:sz="4"/>
               <w:left w:val="single" w:color="BFC9D6" w:sz="4"/>
@@ -5961,7 +5961,7 @@
         </w:tc>
         <w:tc>
           <w:tcPr>
-            <w:tcW w:type="dxa" w:w="973"/>
+            <w:tcW w:type="dxa" w:w="965"/>
             <w:tcBorders>
               <w:top w:val="single" w:color="BFC9D6" w:sz="4"/>
               <w:left w:val="single" w:color="BFC9D6" w:sz="4"/>
@@ -5997,7 +5997,7 @@
         </w:tc>
         <w:tc>
           <w:tcPr>
-            <w:tcW w:type="dxa" w:w="2377"/>
+            <w:tcW w:type="dxa" w:w="2240"/>
             <w:tcBorders>
               <w:top w:val="single" w:color="BFC9D6" w:sz="4"/>
               <w:left w:val="single" w:color="BFC9D6" w:sz="4"/>
@@ -6033,7 +6033,7 @@
         </w:tc>
         <w:tc>
           <w:tcPr>
-            <w:tcW w:type="dxa" w:w="1484"/>
+            <w:tcW w:type="dxa" w:w="1400"/>
             <w:tcBorders>
               <w:top w:val="single" w:color="BFC9D6" w:sz="4"/>
               <w:left w:val="single" w:color="BFC9D6" w:sz="4"/>
@@ -6069,7 +6069,7 @@
         </w:tc>
         <w:tc>
           <w:tcPr>
-            <w:tcW w:type="dxa" w:w="1979"/>
+            <w:tcW w:type="dxa" w:w="2334"/>
             <w:tcBorders>
               <w:top w:val="single" w:color="BFC9D6" w:sz="4"/>
               <w:left w:val="single" w:color="BFC9D6" w:sz="4"/>
@@ -6110,7 +6110,7 @@
         </w:trPr>
         <w:tc>
           <w:tcPr>
-            <w:tcW w:type="dxa" w:w="2078"/>
+            <w:tcW w:type="dxa" w:w="1960"/>
             <w:tcBorders>
               <w:top w:val="single" w:color="BFC9D6" w:sz="4"/>
               <w:left w:val="single" w:color="BFC9D6" w:sz="4"/>
@@ -6147,7 +6147,7 @@
         </w:tc>
         <w:tc>
           <w:tcPr>
-            <w:tcW w:type="dxa" w:w="973"/>
+            <w:tcW w:type="dxa" w:w="965"/>
             <w:tcBorders>
               <w:top w:val="single" w:color="BFC9D6" w:sz="4"/>
               <w:left w:val="single" w:color="BFC9D6" w:sz="4"/>
@@ -6184,7 +6184,7 @@
         </w:tc>
         <w:tc>
           <w:tcPr>
-            <w:tcW w:type="dxa" w:w="973"/>
+            <w:tcW w:type="dxa" w:w="965"/>
             <w:tcBorders>
               <w:top w:val="single" w:color="BFC9D6" w:sz="4"/>
               <w:left w:val="single" w:color="BFC9D6" w:sz="4"/>
@@ -6221,7 +6221,7 @@
         </w:tc>
         <w:tc>
           <w:tcPr>
-            <w:tcW w:type="dxa" w:w="2377"/>
+            <w:tcW w:type="dxa" w:w="2240"/>
             <w:tcBorders>
               <w:top w:val="single" w:color="BFC9D6" w:sz="4"/>
               <w:left w:val="single" w:color="BFC9D6" w:sz="4"/>
@@ -6258,7 +6258,7 @@
         </w:tc>
         <w:tc>
           <w:tcPr>
-            <w:tcW w:type="dxa" w:w="1484"/>
+            <w:tcW w:type="dxa" w:w="1400"/>
             <w:tcBorders>
               <w:top w:val="single" w:color="BFC9D6" w:sz="4"/>
               <w:left w:val="single" w:color="BFC9D6" w:sz="4"/>
@@ -6295,7 +6295,7 @@
         </w:tc>
         <w:tc>
           <w:tcPr>
-            <w:tcW w:type="dxa" w:w="1979"/>
+            <w:tcW w:type="dxa" w:w="2334"/>
             <w:tcBorders>
               <w:top w:val="single" w:color="BFC9D6" w:sz="4"/>
               <w:left w:val="single" w:color="BFC9D6" w:sz="4"/>
@@ -6337,7 +6337,7 @@
         </w:trPr>
         <w:tc>
           <w:tcPr>
-            <w:tcW w:type="dxa" w:w="2078"/>
+            <w:tcW w:type="dxa" w:w="1960"/>
             <w:tcBorders>
               <w:top w:val="single" w:color="BFC9D6" w:sz="4"/>
               <w:left w:val="single" w:color="BFC9D6" w:sz="4"/>
@@ -6373,7 +6373,7 @@
         </w:tc>
         <w:tc>
           <w:tcPr>
-            <w:tcW w:type="dxa" w:w="973"/>
+            <w:tcW w:type="dxa" w:w="965"/>
             <w:tcBorders>
               <w:top w:val="single" w:color="BFC9D6" w:sz="4"/>
               <w:left w:val="single" w:color="BFC9D6" w:sz="4"/>
@@ -6409,7 +6409,7 @@
         </w:tc>
         <w:tc>
           <w:tcPr>
-            <w:tcW w:type="dxa" w:w="973"/>
+            <w:tcW w:type="dxa" w:w="965"/>
             <w:tcBorders>
               <w:top w:val="single" w:color="BFC9D6" w:sz="4"/>
               <w:left w:val="single" w:color="BFC9D6" w:sz="4"/>
@@ -6445,7 +6445,7 @@
         </w:tc>
         <w:tc>
           <w:tcPr>
-            <w:tcW w:type="dxa" w:w="2377"/>
+            <w:tcW w:type="dxa" w:w="2240"/>
             <w:tcBorders>
               <w:top w:val="single" w:color="BFC9D6" w:sz="4"/>
               <w:left w:val="single" w:color="BFC9D6" w:sz="4"/>
@@ -6481,7 +6481,7 @@
         </w:tc>
         <w:tc>
           <w:tcPr>
-            <w:tcW w:type="dxa" w:w="1484"/>
+            <w:tcW w:type="dxa" w:w="1400"/>
             <w:tcBorders>
               <w:top w:val="single" w:color="BFC9D6" w:sz="4"/>
               <w:left w:val="single" w:color="BFC9D6" w:sz="4"/>
@@ -6517,7 +6517,7 @@
         </w:tc>
         <w:tc>
           <w:tcPr>
-            <w:tcW w:type="dxa" w:w="1979"/>
+            <w:tcW w:type="dxa" w:w="2334"/>
             <w:tcBorders>
               <w:top w:val="single" w:color="BFC9D6" w:sz="4"/>
               <w:left w:val="single" w:color="BFC9D6" w:sz="4"/>
@@ -6558,7 +6558,7 @@
         </w:trPr>
         <w:tc>
           <w:tcPr>
-            <w:tcW w:type="dxa" w:w="2078"/>
+            <w:tcW w:type="dxa" w:w="1960"/>
             <w:tcBorders>
               <w:top w:val="single" w:color="BFC9D6" w:sz="4"/>
               <w:left w:val="single" w:color="BFC9D6" w:sz="4"/>
@@ -6595,7 +6595,7 @@
         </w:tc>
         <w:tc>
           <w:tcPr>
-            <w:tcW w:type="dxa" w:w="973"/>
+            <w:tcW w:type="dxa" w:w="965"/>
             <w:tcBorders>
               <w:top w:val="single" w:color="BFC9D6" w:sz="4"/>
               <w:left w:val="single" w:color="BFC9D6" w:sz="4"/>
@@ -6632,7 +6632,7 @@
         </w:tc>
         <w:tc>
           <w:tcPr>
-            <w:tcW w:type="dxa" w:w="973"/>
+            <w:tcW w:type="dxa" w:w="965"/>
             <w:tcBorders>
               <w:top w:val="single" w:color="BFC9D6" w:sz="4"/>
               <w:left w:val="single" w:color="BFC9D6" w:sz="4"/>
@@ -6669,7 +6669,7 @@
         </w:tc>
         <w:tc>
           <w:tcPr>
-            <w:tcW w:type="dxa" w:w="2377"/>
+            <w:tcW w:type="dxa" w:w="2240"/>
             <w:tcBorders>
               <w:top w:val="single" w:color="BFC9D6" w:sz="4"/>
               <w:left w:val="single" w:color="BFC9D6" w:sz="4"/>
@@ -6706,7 +6706,7 @@
         </w:tc>
         <w:tc>
           <w:tcPr>
-            <w:tcW w:type="dxa" w:w="1484"/>
+            <w:tcW w:type="dxa" w:w="1400"/>
             <w:tcBorders>
               <w:top w:val="single" w:color="BFC9D6" w:sz="4"/>
               <w:left w:val="single" w:color="BFC9D6" w:sz="4"/>
@@ -6743,7 +6743,7 @@
         </w:tc>
         <w:tc>
           <w:tcPr>
-            <w:tcW w:type="dxa" w:w="1979"/>
+            <w:tcW w:type="dxa" w:w="2334"/>
             <w:tcBorders>
               <w:top w:val="single" w:color="BFC9D6" w:sz="4"/>
               <w:left w:val="single" w:color="BFC9D6" w:sz="4"/>
@@ -6785,7 +6785,7 @@
         </w:trPr>
         <w:tc>
           <w:tcPr>
-            <w:tcW w:type="dxa" w:w="2078"/>
+            <w:tcW w:type="dxa" w:w="1960"/>
             <w:tcBorders>
               <w:top w:val="single" w:color="BFC9D6" w:sz="4"/>
               <w:left w:val="single" w:color="BFC9D6" w:sz="4"/>
@@ -6821,7 +6821,7 @@
         </w:tc>
         <w:tc>
           <w:tcPr>
-            <w:tcW w:type="dxa" w:w="973"/>
+            <w:tcW w:type="dxa" w:w="965"/>
             <w:tcBorders>
               <w:top w:val="single" w:color="BFC9D6" w:sz="4"/>
               <w:left w:val="single" w:color="BFC9D6" w:sz="4"/>
@@ -6857,7 +6857,7 @@
         </w:tc>
         <w:tc>
           <w:tcPr>
-            <w:tcW w:type="dxa" w:w="973"/>
+            <w:tcW w:type="dxa" w:w="965"/>
             <w:tcBorders>
               <w:top w:val="single" w:color="BFC9D6" w:sz="4"/>
               <w:left w:val="single" w:color="BFC9D6" w:sz="4"/>
@@ -6893,7 +6893,7 @@
         </w:tc>
         <w:tc>
           <w:tcPr>
-            <w:tcW w:type="dxa" w:w="2377"/>
+            <w:tcW w:type="dxa" w:w="2240"/>
             <w:tcBorders>
               <w:top w:val="single" w:color="BFC9D6" w:sz="4"/>
               <w:left w:val="single" w:color="BFC9D6" w:sz="4"/>
@@ -6929,7 +6929,7 @@
         </w:tc>
         <w:tc>
           <w:tcPr>
-            <w:tcW w:type="dxa" w:w="1484"/>
+            <w:tcW w:type="dxa" w:w="1400"/>
             <w:tcBorders>
               <w:top w:val="single" w:color="BFC9D6" w:sz="4"/>
               <w:left w:val="single" w:color="BFC9D6" w:sz="4"/>
@@ -6965,7 +6965,7 @@
         </w:tc>
         <w:tc>
           <w:tcPr>
-            <w:tcW w:type="dxa" w:w="1979"/>
+            <w:tcW w:type="dxa" w:w="2334"/>
             <w:tcBorders>
               <w:top w:val="single" w:color="BFC9D6" w:sz="4"/>
               <w:left w:val="single" w:color="BFC9D6" w:sz="4"/>
@@ -7006,7 +7006,7 @@
         </w:trPr>
         <w:tc>
           <w:tcPr>
-            <w:tcW w:type="dxa" w:w="2078"/>
+            <w:tcW w:type="dxa" w:w="1960"/>
             <w:tcBorders>
               <w:top w:val="single" w:color="BFC9D6" w:sz="4"/>
               <w:left w:val="single" w:color="BFC9D6" w:sz="4"/>
@@ -7043,7 +7043,7 @@
         </w:tc>
         <w:tc>
           <w:tcPr>
-            <w:tcW w:type="dxa" w:w="973"/>
+            <w:tcW w:type="dxa" w:w="965"/>
             <w:tcBorders>
               <w:top w:val="single" w:color="BFC9D6" w:sz="4"/>
               <w:left w:val="single" w:color="BFC9D6" w:sz="4"/>
@@ -7080,7 +7080,7 @@
         </w:tc>
         <w:tc>
           <w:tcPr>
-            <w:tcW w:type="dxa" w:w="973"/>
+            <w:tcW w:type="dxa" w:w="965"/>
             <w:tcBorders>
               <w:top w:val="single" w:color="BFC9D6" w:sz="4"/>
               <w:left w:val="single" w:color="BFC9D6" w:sz="4"/>
@@ -7117,7 +7117,7 @@
         </w:tc>
         <w:tc>
           <w:tcPr>
-            <w:tcW w:type="dxa" w:w="2377"/>
+            <w:tcW w:type="dxa" w:w="2240"/>
             <w:tcBorders>
               <w:top w:val="single" w:color="BFC9D6" w:sz="4"/>
               <w:left w:val="single" w:color="BFC9D6" w:sz="4"/>
@@ -7154,7 +7154,7 @@
         </w:tc>
         <w:tc>
           <w:tcPr>
-            <w:tcW w:type="dxa" w:w="1484"/>
+            <w:tcW w:type="dxa" w:w="1400"/>
             <w:tcBorders>
               <w:top w:val="single" w:color="BFC9D6" w:sz="4"/>
               <w:left w:val="single" w:color="BFC9D6" w:sz="4"/>
@@ -7191,7 +7191,7 @@
         </w:tc>
         <w:tc>
           <w:tcPr>
-            <w:tcW w:type="dxa" w:w="1979"/>
+            <w:tcW w:type="dxa" w:w="2334"/>
             <w:tcBorders>
               <w:top w:val="single" w:color="BFC9D6" w:sz="4"/>
               <w:left w:val="single" w:color="BFC9D6" w:sz="4"/>
@@ -7233,7 +7233,7 @@
         </w:trPr>
         <w:tc>
           <w:tcPr>
-            <w:tcW w:type="dxa" w:w="2078"/>
+            <w:tcW w:type="dxa" w:w="1960"/>
             <w:tcBorders>
               <w:top w:val="single" w:color="BFC9D6" w:sz="4"/>
               <w:left w:val="single" w:color="BFC9D6" w:sz="4"/>
@@ -7269,7 +7269,7 @@
         </w:tc>
         <w:tc>
           <w:tcPr>
-            <w:tcW w:type="dxa" w:w="973"/>
+            <w:tcW w:type="dxa" w:w="965"/>
             <w:tcBorders>
               <w:top w:val="single" w:color="BFC9D6" w:sz="4"/>
               <w:left w:val="single" w:color="BFC9D6" w:sz="4"/>
@@ -7305,7 +7305,7 @@
         </w:tc>
         <w:tc>
           <w:tcPr>
-            <w:tcW w:type="dxa" w:w="973"/>
+            <w:tcW w:type="dxa" w:w="965"/>
             <w:tcBorders>
               <w:top w:val="single" w:color="BFC9D6" w:sz="4"/>
               <w:left w:val="single" w:color="BFC9D6" w:sz="4"/>
@@ -7341,7 +7341,7 @@
         </w:tc>
         <w:tc>
           <w:tcPr>
-            <w:tcW w:type="dxa" w:w="2377"/>
+            <w:tcW w:type="dxa" w:w="2240"/>
             <w:tcBorders>
               <w:top w:val="single" w:color="BFC9D6" w:sz="4"/>
               <w:left w:val="single" w:color="BFC9D6" w:sz="4"/>
@@ -7377,7 +7377,7 @@
         </w:tc>
         <w:tc>
           <w:tcPr>
-            <w:tcW w:type="dxa" w:w="1484"/>
+            <w:tcW w:type="dxa" w:w="1400"/>
             <w:tcBorders>
               <w:top w:val="single" w:color="BFC9D6" w:sz="4"/>
               <w:left w:val="single" w:color="BFC9D6" w:sz="4"/>
@@ -7413,7 +7413,7 @@
         </w:tc>
         <w:tc>
           <w:tcPr>
-            <w:tcW w:type="dxa" w:w="1979"/>
+            <w:tcW w:type="dxa" w:w="2334"/>
             <w:tcBorders>
               <w:top w:val="single" w:color="BFC9D6" w:sz="4"/>
               <w:left w:val="single" w:color="BFC9D6" w:sz="4"/>
@@ -7454,7 +7454,7 @@
         </w:trPr>
         <w:tc>
           <w:tcPr>
-            <w:tcW w:type="dxa" w:w="2078"/>
+            <w:tcW w:type="dxa" w:w="1960"/>
             <w:tcBorders>
               <w:top w:val="single" w:color="BFC9D6" w:sz="4"/>
               <w:left w:val="single" w:color="BFC9D6" w:sz="4"/>
@@ -7491,7 +7491,7 @@
         </w:tc>
         <w:tc>
           <w:tcPr>
-            <w:tcW w:type="dxa" w:w="973"/>
+            <w:tcW w:type="dxa" w:w="965"/>
             <w:tcBorders>
               <w:top w:val="single" w:color="BFC9D6" w:sz="4"/>
               <w:left w:val="single" w:color="BFC9D6" w:sz="4"/>
@@ -7528,7 +7528,7 @@
         </w:tc>
         <w:tc>
           <w:tcPr>
-            <w:tcW w:type="dxa" w:w="973"/>
+            <w:tcW w:type="dxa" w:w="965"/>
             <w:tcBorders>
               <w:top w:val="single" w:color="BFC9D6" w:sz="4"/>
               <w:left w:val="single" w:color="BFC9D6" w:sz="4"/>
@@ -7565,7 +7565,7 @@
         </w:tc>
         <w:tc>
           <w:tcPr>
-            <w:tcW w:type="dxa" w:w="2377"/>
+            <w:tcW w:type="dxa" w:w="2240"/>
             <w:tcBorders>
               <w:top w:val="single" w:color="BFC9D6" w:sz="4"/>
               <w:left w:val="single" w:color="BFC9D6" w:sz="4"/>
@@ -7602,7 +7602,7 @@
         </w:tc>
         <w:tc>
           <w:tcPr>
-            <w:tcW w:type="dxa" w:w="1484"/>
+            <w:tcW w:type="dxa" w:w="1400"/>
             <w:tcBorders>
               <w:top w:val="single" w:color="BFC9D6" w:sz="4"/>
               <w:left w:val="single" w:color="BFC9D6" w:sz="4"/>
@@ -7639,7 +7639,7 @@
         </w:tc>
         <w:tc>
           <w:tcPr>
-            <w:tcW w:type="dxa" w:w="1979"/>
+            <w:tcW w:type="dxa" w:w="2334"/>
             <w:tcBorders>
               <w:top w:val="single" w:color="BFC9D6" w:sz="4"/>
               <w:left w:val="single" w:color="BFC9D6" w:sz="4"/>
@@ -7681,7 +7681,7 @@
         </w:trPr>
         <w:tc>
           <w:tcPr>
-            <w:tcW w:type="dxa" w:w="2078"/>
+            <w:tcW w:type="dxa" w:w="1960"/>
             <w:tcBorders>
               <w:top w:val="single" w:color="BFC9D6" w:sz="4"/>
               <w:left w:val="single" w:color="BFC9D6" w:sz="4"/>
@@ -7717,7 +7717,7 @@
         </w:tc>
         <w:tc>
           <w:tcPr>
-            <w:tcW w:type="dxa" w:w="973"/>
+            <w:tcW w:type="dxa" w:w="965"/>
             <w:tcBorders>
               <w:top w:val="single" w:color="BFC9D6" w:sz="4"/>
               <w:left w:val="single" w:color="BFC9D6" w:sz="4"/>
@@ -7753,7 +7753,7 @@
         </w:tc>
         <w:tc>
           <w:tcPr>
-            <w:tcW w:type="dxa" w:w="973"/>
+            <w:tcW w:type="dxa" w:w="965"/>
             <w:tcBorders>
               <w:top w:val="single" w:color="BFC9D6" w:sz="4"/>
               <w:left w:val="single" w:color="BFC9D6" w:sz="4"/>
@@ -7789,7 +7789,7 @@
         </w:tc>
         <w:tc>
           <w:tcPr>
-            <w:tcW w:type="dxa" w:w="2377"/>
+            <w:tcW w:type="dxa" w:w="2240"/>
             <w:tcBorders>
               <w:top w:val="single" w:color="BFC9D6" w:sz="4"/>
               <w:left w:val="single" w:color="BFC9D6" w:sz="4"/>
@@ -7825,7 +7825,7 @@
         </w:tc>
         <w:tc>
           <w:tcPr>
-            <w:tcW w:type="dxa" w:w="1484"/>
+            <w:tcW w:type="dxa" w:w="1400"/>
             <w:tcBorders>
               <w:top w:val="single" w:color="BFC9D6" w:sz="4"/>
               <w:left w:val="single" w:color="BFC9D6" w:sz="4"/>
@@ -7861,7 +7861,7 @@
         </w:tc>
         <w:tc>
           <w:tcPr>
-            <w:tcW w:type="dxa" w:w="1979"/>
+            <w:tcW w:type="dxa" w:w="2334"/>
             <w:tcBorders>
               <w:top w:val="single" w:color="BFC9D6" w:sz="4"/>
               <w:left w:val="single" w:color="BFC9D6" w:sz="4"/>
@@ -7902,7 +7902,7 @@
         </w:trPr>
         <w:tc>
           <w:tcPr>
-            <w:tcW w:type="dxa" w:w="2078"/>
+            <w:tcW w:type="dxa" w:w="1960"/>
             <w:tcBorders>
               <w:top w:val="single" w:color="BFC9D6" w:sz="4"/>
               <w:left w:val="single" w:color="BFC9D6" w:sz="4"/>
@@ -7939,7 +7939,7 @@
         </w:tc>
         <w:tc>
           <w:tcPr>
-            <w:tcW w:type="dxa" w:w="973"/>
+            <w:tcW w:type="dxa" w:w="965"/>
             <w:tcBorders>
               <w:top w:val="single" w:color="BFC9D6" w:sz="4"/>
               <w:left w:val="single" w:color="BFC9D6" w:sz="4"/>
@@ -7976,7 +7976,7 @@
         </w:tc>
         <w:tc>
           <w:tcPr>
-            <w:tcW w:type="dxa" w:w="973"/>
+            <w:tcW w:type="dxa" w:w="965"/>
             <w:tcBorders>
               <w:top w:val="single" w:color="BFC9D6" w:sz="4"/>
               <w:left w:val="single" w:color="BFC9D6" w:sz="4"/>
@@ -8013,7 +8013,7 @@
         </w:tc>
         <w:tc>
           <w:tcPr>
-            <w:tcW w:type="dxa" w:w="2377"/>
+            <w:tcW w:type="dxa" w:w="2240"/>
             <w:tcBorders>
               <w:top w:val="single" w:color="BFC9D6" w:sz="4"/>
               <w:left w:val="single" w:color="BFC9D6" w:sz="4"/>
@@ -8050,7 +8050,7 @@
         </w:tc>
         <w:tc>
           <w:tcPr>
-            <w:tcW w:type="dxa" w:w="1484"/>
+            <w:tcW w:type="dxa" w:w="1400"/>
             <w:tcBorders>
               <w:top w:val="single" w:color="BFC9D6" w:sz="4"/>
               <w:left w:val="single" w:color="BFC9D6" w:sz="4"/>
@@ -8087,7 +8087,7 @@
         </w:tc>
         <w:tc>
           <w:tcPr>
-            <w:tcW w:type="dxa" w:w="1979"/>
+            <w:tcW w:type="dxa" w:w="2334"/>
             <w:tcBorders>
               <w:top w:val="single" w:color="BFC9D6" w:sz="4"/>
               <w:left w:val="single" w:color="BFC9D6" w:sz="4"/>
@@ -8129,7 +8129,7 @@
         </w:trPr>
         <w:tc>
           <w:tcPr>
-            <w:tcW w:type="dxa" w:w="2078"/>
+            <w:tcW w:type="dxa" w:w="1960"/>
             <w:tcBorders>
               <w:top w:val="single" w:color="BFC9D6" w:sz="4"/>
               <w:left w:val="single" w:color="BFC9D6" w:sz="4"/>
@@ -8165,7 +8165,7 @@
         </w:tc>
         <w:tc>
           <w:tcPr>
-            <w:tcW w:type="dxa" w:w="973"/>
+            <w:tcW w:type="dxa" w:w="965"/>
             <w:tcBorders>
               <w:top w:val="single" w:color="BFC9D6" w:sz="4"/>
               <w:left w:val="single" w:color="BFC9D6" w:sz="4"/>
@@ -8201,7 +8201,7 @@
         </w:tc>
         <w:tc>
           <w:tcPr>
-            <w:tcW w:type="dxa" w:w="973"/>
+            <w:tcW w:type="dxa" w:w="965"/>
             <w:tcBorders>
               <w:top w:val="single" w:color="BFC9D6" w:sz="4"/>
               <w:left w:val="single" w:color="BFC9D6" w:sz="4"/>
@@ -8258,7 +8258,7 @@
         </w:tc>
         <w:tc>
           <w:tcPr>
-            <w:tcW w:type="dxa" w:w="2377"/>
+            <w:tcW w:type="dxa" w:w="2240"/>
             <w:tcBorders>
               <w:top w:val="single" w:color="BFC9D6" w:sz="4"/>
               <w:left w:val="single" w:color="BFC9D6" w:sz="4"/>
@@ -8294,7 +8294,7 @@
         </w:tc>
         <w:tc>
           <w:tcPr>
-            <w:tcW w:type="dxa" w:w="1484"/>
+            <w:tcW w:type="dxa" w:w="1400"/>
             <w:tcBorders>
               <w:top w:val="single" w:color="BFC9D6" w:sz="4"/>
               <w:left w:val="single" w:color="BFC9D6" w:sz="4"/>
@@ -8330,7 +8330,7 @@
         </w:tc>
         <w:tc>
           <w:tcPr>
-            <w:tcW w:type="dxa" w:w="1979"/>
+            <w:tcW w:type="dxa" w:w="2334"/>
             <w:tcBorders>
               <w:top w:val="single" w:color="BFC9D6" w:sz="4"/>
               <w:left w:val="single" w:color="BFC9D6" w:sz="4"/>
@@ -8371,7 +8371,7 @@
         </w:trPr>
         <w:tc>
           <w:tcPr>
-            <w:tcW w:type="dxa" w:w="2078"/>
+            <w:tcW w:type="dxa" w:w="1960"/>
             <w:tcBorders>
               <w:top w:val="single" w:color="BFC9D6" w:sz="4"/>
               <w:left w:val="single" w:color="BFC9D6" w:sz="4"/>
@@ -8408,7 +8408,7 @@
         </w:tc>
         <w:tc>
           <w:tcPr>
-            <w:tcW w:type="dxa" w:w="973"/>
+            <w:tcW w:type="dxa" w:w="965"/>
             <w:tcBorders>
               <w:top w:val="single" w:color="BFC9D6" w:sz="4"/>
               <w:left w:val="single" w:color="BFC9D6" w:sz="4"/>
@@ -8445,7 +8445,7 @@
         </w:tc>
         <w:tc>
           <w:tcPr>
-            <w:tcW w:type="dxa" w:w="973"/>
+            <w:tcW w:type="dxa" w:w="965"/>
             <w:tcBorders>
               <w:top w:val="single" w:color="BFC9D6" w:sz="4"/>
               <w:left w:val="single" w:color="BFC9D6" w:sz="4"/>
@@ -8503,7 +8503,7 @@
         </w:tc>
         <w:tc>
           <w:tcPr>
-            <w:tcW w:type="dxa" w:w="2377"/>
+            <w:tcW w:type="dxa" w:w="2240"/>
             <w:tcBorders>
               <w:top w:val="single" w:color="BFC9D6" w:sz="4"/>
               <w:left w:val="single" w:color="BFC9D6" w:sz="4"/>
@@ -8540,7 +8540,7 @@
         </w:tc>
         <w:tc>
           <w:tcPr>
-            <w:tcW w:type="dxa" w:w="1484"/>
+            <w:tcW w:type="dxa" w:w="1400"/>
             <w:tcBorders>
               <w:top w:val="single" w:color="BFC9D6" w:sz="4"/>
               <w:left w:val="single" w:color="BFC9D6" w:sz="4"/>
@@ -8577,7 +8577,7 @@
         </w:tc>
         <w:tc>
           <w:tcPr>
-            <w:tcW w:type="dxa" w:w="1979"/>
+            <w:tcW w:type="dxa" w:w="2334"/>
             <w:tcBorders>
               <w:top w:val="single" w:color="BFC9D6" w:sz="4"/>
               <w:left w:val="single" w:color="BFC9D6" w:sz="4"/>
@@ -8619,7 +8619,7 @@
         </w:trPr>
         <w:tc>
           <w:tcPr>
-            <w:tcW w:type="dxa" w:w="2078"/>
+            <w:tcW w:type="dxa" w:w="1960"/>
             <w:tcBorders>
               <w:top w:val="single" w:color="BFC9D6" w:sz="4"/>
               <w:left w:val="single" w:color="BFC9D6" w:sz="4"/>
@@ -8655,7 +8655,7 @@
         </w:tc>
         <w:tc>
           <w:tcPr>
-            <w:tcW w:type="dxa" w:w="973"/>
+            <w:tcW w:type="dxa" w:w="965"/>
             <w:tcBorders>
               <w:top w:val="single" w:color="BFC9D6" w:sz="4"/>
               <w:left w:val="single" w:color="BFC9D6" w:sz="4"/>
@@ -8691,7 +8691,7 @@
         </w:tc>
         <w:tc>
           <w:tcPr>
-            <w:tcW w:type="dxa" w:w="973"/>
+            <w:tcW w:type="dxa" w:w="965"/>
             <w:tcBorders>
               <w:top w:val="single" w:color="BFC9D6" w:sz="4"/>
               <w:left w:val="single" w:color="BFC9D6" w:sz="4"/>
@@ -8727,7 +8727,7 @@
         </w:tc>
         <w:tc>
           <w:tcPr>
-            <w:tcW w:type="dxa" w:w="2377"/>
+            <w:tcW w:type="dxa" w:w="2240"/>
             <w:tcBorders>
               <w:top w:val="single" w:color="BFC9D6" w:sz="4"/>
               <w:left w:val="single" w:color="BFC9D6" w:sz="4"/>
@@ -8763,7 +8763,7 @@
         </w:tc>
         <w:tc>
           <w:tcPr>
-            <w:tcW w:type="dxa" w:w="1484"/>
+            <w:tcW w:type="dxa" w:w="1400"/>
             <w:tcBorders>
               <w:top w:val="single" w:color="BFC9D6" w:sz="4"/>
               <w:left w:val="single" w:color="BFC9D6" w:sz="4"/>
@@ -8799,7 +8799,7 @@
         </w:tc>
         <w:tc>
           <w:tcPr>
-            <w:tcW w:type="dxa" w:w="1979"/>
+            <w:tcW w:type="dxa" w:w="2334"/>
             <w:tcBorders>
               <w:top w:val="single" w:color="BFC9D6" w:sz="4"/>
               <w:left w:val="single" w:color="BFC9D6" w:sz="4"/>
@@ -8840,7 +8840,7 @@
         </w:trPr>
         <w:tc>
           <w:tcPr>
-            <w:tcW w:type="dxa" w:w="2078"/>
+            <w:tcW w:type="dxa" w:w="1960"/>
             <w:tcBorders>
               <w:top w:val="single" w:color="BFC9D6" w:sz="4"/>
               <w:left w:val="single" w:color="BFC9D6" w:sz="4"/>
@@ -8877,7 +8877,7 @@
         </w:tc>
         <w:tc>
           <w:tcPr>
-            <w:tcW w:type="dxa" w:w="973"/>
+            <w:tcW w:type="dxa" w:w="965"/>
             <w:tcBorders>
               <w:top w:val="single" w:color="BFC9D6" w:sz="4"/>
               <w:left w:val="single" w:color="BFC9D6" w:sz="4"/>
@@ -8914,7 +8914,7 @@
         </w:tc>
         <w:tc>
           <w:tcPr>
-            <w:tcW w:type="dxa" w:w="973"/>
+            <w:tcW w:type="dxa" w:w="965"/>
             <w:tcBorders>
               <w:top w:val="single" w:color="BFC9D6" w:sz="4"/>
               <w:left w:val="single" w:color="BFC9D6" w:sz="4"/>
@@ -8951,7 +8951,7 @@
         </w:tc>
         <w:tc>
           <w:tcPr>
-            <w:tcW w:type="dxa" w:w="2377"/>
+            <w:tcW w:type="dxa" w:w="2240"/>
             <w:tcBorders>
               <w:top w:val="single" w:color="BFC9D6" w:sz="4"/>
               <w:left w:val="single" w:color="BFC9D6" w:sz="4"/>
@@ -8988,7 +8988,7 @@
         </w:tc>
         <w:tc>
           <w:tcPr>
-            <w:tcW w:type="dxa" w:w="1484"/>
+            <w:tcW w:type="dxa" w:w="1400"/>
             <w:tcBorders>
               <w:top w:val="single" w:color="BFC9D6" w:sz="4"/>
               <w:left w:val="single" w:color="BFC9D6" w:sz="4"/>
@@ -9025,7 +9025,7 @@
         </w:tc>
         <w:tc>
           <w:tcPr>
-            <w:tcW w:type="dxa" w:w="1979"/>
+            <w:tcW w:type="dxa" w:w="2334"/>
             <w:tcBorders>
               <w:top w:val="single" w:color="BFC9D6" w:sz="4"/>
               <w:left w:val="single" w:color="BFC9D6" w:sz="4"/>
@@ -9067,7 +9067,7 @@
         </w:trPr>
         <w:tc>
           <w:tcPr>
-            <w:tcW w:type="dxa" w:w="2078"/>
+            <w:tcW w:type="dxa" w:w="1960"/>
             <w:tcBorders>
               <w:top w:val="single" w:color="BFC9D6" w:sz="4"/>
               <w:left w:val="single" w:color="BFC9D6" w:sz="4"/>
@@ -9103,7 +9103,7 @@
         </w:tc>
         <w:tc>
           <w:tcPr>
-            <w:tcW w:type="dxa" w:w="973"/>
+            <w:tcW w:type="dxa" w:w="965"/>
             <w:tcBorders>
               <w:top w:val="single" w:color="BFC9D6" w:sz="4"/>
               <w:left w:val="single" w:color="BFC9D6" w:sz="4"/>
@@ -9139,7 +9139,7 @@
         </w:tc>
         <w:tc>
           <w:tcPr>
-            <w:tcW w:type="dxa" w:w="973"/>
+            <w:tcW w:type="dxa" w:w="965"/>
             <w:tcBorders>
               <w:top w:val="single" w:color="BFC9D6" w:sz="4"/>
               <w:left w:val="single" w:color="BFC9D6" w:sz="4"/>
@@ -9175,7 +9175,7 @@
         </w:tc>
         <w:tc>
           <w:tcPr>
-            <w:tcW w:type="dxa" w:w="2377"/>
+            <w:tcW w:type="dxa" w:w="2240"/>
             <w:tcBorders>
               <w:top w:val="single" w:color="BFC9D6" w:sz="4"/>
               <w:left w:val="single" w:color="BFC9D6" w:sz="4"/>
@@ -9211,7 +9211,7 @@
         </w:tc>
         <w:tc>
           <w:tcPr>
-            <w:tcW w:type="dxa" w:w="1484"/>
+            <w:tcW w:type="dxa" w:w="1400"/>
             <w:tcBorders>
               <w:top w:val="single" w:color="BFC9D6" w:sz="4"/>
               <w:left w:val="single" w:color="BFC9D6" w:sz="4"/>
@@ -9247,7 +9247,7 @@
         </w:tc>
         <w:tc>
           <w:tcPr>
-            <w:tcW w:type="dxa" w:w="1979"/>
+            <w:tcW w:type="dxa" w:w="2334"/>
             <w:tcBorders>
               <w:top w:val="single" w:color="BFC9D6" w:sz="4"/>
               <w:left w:val="single" w:color="BFC9D6" w:sz="4"/>
@@ -9288,7 +9288,7 @@
         </w:trPr>
         <w:tc>
           <w:tcPr>
-            <w:tcW w:type="dxa" w:w="2078"/>
+            <w:tcW w:type="dxa" w:w="1960"/>
             <w:tcBorders>
               <w:top w:val="single" w:color="BFC9D6" w:sz="4"/>
               <w:left w:val="single" w:color="BFC9D6" w:sz="4"/>
@@ -9325,7 +9325,7 @@
         </w:tc>
         <w:tc>
           <w:tcPr>
-            <w:tcW w:type="dxa" w:w="973"/>
+            <w:tcW w:type="dxa" w:w="965"/>
             <w:tcBorders>
               <w:top w:val="single" w:color="BFC9D6" w:sz="4"/>
               <w:left w:val="single" w:color="BFC9D6" w:sz="4"/>
@@ -9362,7 +9362,7 @@
         </w:tc>
         <w:tc>
           <w:tcPr>
-            <w:tcW w:type="dxa" w:w="973"/>
+            <w:tcW w:type="dxa" w:w="965"/>
             <w:tcBorders>
               <w:top w:val="single" w:color="BFC9D6" w:sz="4"/>
               <w:left w:val="single" w:color="BFC9D6" w:sz="4"/>
@@ -9399,7 +9399,7 @@
         </w:tc>
         <w:tc>
           <w:tcPr>
-            <w:tcW w:type="dxa" w:w="2377"/>
+            <w:tcW w:type="dxa" w:w="2240"/>
             <w:tcBorders>
               <w:top w:val="single" w:color="BFC9D6" w:sz="4"/>
               <w:left w:val="single" w:color="BFC9D6" w:sz="4"/>
@@ -9436,7 +9436,7 @@
         </w:tc>
         <w:tc>
           <w:tcPr>
-            <w:tcW w:type="dxa" w:w="1484"/>
+            <w:tcW w:type="dxa" w:w="1400"/>
             <w:tcBorders>
               <w:top w:val="single" w:color="BFC9D6" w:sz="4"/>
               <w:left w:val="single" w:color="BFC9D6" w:sz="4"/>
@@ -9473,7 +9473,7 @@
         </w:tc>
         <w:tc>
           <w:tcPr>
-            <w:tcW w:type="dxa" w:w="1979"/>
+            <w:tcW w:type="dxa" w:w="2334"/>
             <w:tcBorders>
               <w:top w:val="single" w:color="BFC9D6" w:sz="4"/>
               <w:left w:val="single" w:color="BFC9D6" w:sz="4"/>
@@ -9515,7 +9515,7 @@
         </w:trPr>
         <w:tc>
           <w:tcPr>
-            <w:tcW w:type="dxa" w:w="2078"/>
+            <w:tcW w:type="dxa" w:w="1960"/>
             <w:tcBorders>
               <w:top w:val="single" w:color="BFC9D6" w:sz="4"/>
               <w:left w:val="single" w:color="BFC9D6" w:sz="4"/>
@@ -9551,7 +9551,7 @@
         </w:tc>
         <w:tc>
           <w:tcPr>
-            <w:tcW w:type="dxa" w:w="973"/>
+            <w:tcW w:type="dxa" w:w="965"/>
             <w:tcBorders>
               <w:top w:val="single" w:color="BFC9D6" w:sz="4"/>
               <w:left w:val="single" w:color="BFC9D6" w:sz="4"/>
@@ -9587,7 +9587,7 @@
         </w:tc>
         <w:tc>
           <w:tcPr>
-            <w:tcW w:type="dxa" w:w="973"/>
+            <w:tcW w:type="dxa" w:w="965"/>
             <w:tcBorders>
               <w:top w:val="single" w:color="BFC9D6" w:sz="4"/>
               <w:left w:val="single" w:color="BFC9D6" w:sz="4"/>
@@ -9623,7 +9623,7 @@
         </w:tc>
         <w:tc>
           <w:tcPr>
-            <w:tcW w:type="dxa" w:w="2377"/>
+            <w:tcW w:type="dxa" w:w="2240"/>
             <w:tcBorders>
               <w:top w:val="single" w:color="BFC9D6" w:sz="4"/>
               <w:left w:val="single" w:color="BFC9D6" w:sz="4"/>
@@ -9659,7 +9659,7 @@
         </w:tc>
         <w:tc>
           <w:tcPr>
-            <w:tcW w:type="dxa" w:w="1484"/>
+            <w:tcW w:type="dxa" w:w="1400"/>
             <w:tcBorders>
               <w:top w:val="single" w:color="BFC9D6" w:sz="4"/>
               <w:left w:val="single" w:color="BFC9D6" w:sz="4"/>
@@ -9695,7 +9695,7 @@
         </w:tc>
         <w:tc>
           <w:tcPr>
-            <w:tcW w:type="dxa" w:w="1979"/>
+            <w:tcW w:type="dxa" w:w="2334"/>
             <w:tcBorders>
               <w:top w:val="single" w:color="BFC9D6" w:sz="4"/>
               <w:left w:val="single" w:color="BFC9D6" w:sz="4"/>
@@ -9736,7 +9736,7 @@
         </w:trPr>
         <w:tc>
           <w:tcPr>
-            <w:tcW w:type="dxa" w:w="2078"/>
+            <w:tcW w:type="dxa" w:w="1960"/>
             <w:tcBorders>
               <w:top w:val="single" w:color="BFC9D6" w:sz="4"/>
               <w:left w:val="single" w:color="BFC9D6" w:sz="4"/>
@@ -9773,7 +9773,7 @@
         </w:tc>
         <w:tc>
           <w:tcPr>
-            <w:tcW w:type="dxa" w:w="973"/>
+            <w:tcW w:type="dxa" w:w="965"/>
             <w:tcBorders>
               <w:top w:val="single" w:color="BFC9D6" w:sz="4"/>
               <w:left w:val="single" w:color="BFC9D6" w:sz="4"/>
@@ -9810,7 +9810,7 @@
         </w:tc>
         <w:tc>
           <w:tcPr>
-            <w:tcW w:type="dxa" w:w="973"/>
+            <w:tcW w:type="dxa" w:w="965"/>
             <w:tcBorders>
               <w:top w:val="single" w:color="BFC9D6" w:sz="4"/>
               <w:left w:val="single" w:color="BFC9D6" w:sz="4"/>
@@ -9847,7 +9847,7 @@
         </w:tc>
         <w:tc>
           <w:tcPr>
-            <w:tcW w:type="dxa" w:w="2377"/>
+            <w:tcW w:type="dxa" w:w="2240"/>
             <w:tcBorders>
               <w:top w:val="single" w:color="BFC9D6" w:sz="4"/>
               <w:left w:val="single" w:color="BFC9D6" w:sz="4"/>
@@ -9884,7 +9884,7 @@
         </w:tc>
         <w:tc>
           <w:tcPr>
-            <w:tcW w:type="dxa" w:w="1484"/>
+            <w:tcW w:type="dxa" w:w="1400"/>
             <w:tcBorders>
               <w:top w:val="single" w:color="BFC9D6" w:sz="4"/>
               <w:left w:val="single" w:color="BFC9D6" w:sz="4"/>
@@ -9921,7 +9921,7 @@
         </w:tc>
         <w:tc>
           <w:tcPr>
-            <w:tcW w:type="dxa" w:w="1979"/>
+            <w:tcW w:type="dxa" w:w="2334"/>
             <w:tcBorders>
               <w:top w:val="single" w:color="BFC9D6" w:sz="4"/>
               <w:left w:val="single" w:color="BFC9D6" w:sz="4"/>
@@ -9963,7 +9963,7 @@
         </w:trPr>
         <w:tc>
           <w:tcPr>
-            <w:tcW w:type="dxa" w:w="2078"/>
+            <w:tcW w:type="dxa" w:w="1960"/>
             <w:tcBorders>
               <w:top w:val="single" w:color="BFC9D6" w:sz="4"/>
               <w:left w:val="single" w:color="BFC9D6" w:sz="4"/>
@@ -10009,7 +10009,7 @@
         </w:tc>
         <w:tc>
           <w:tcPr>
-            <w:tcW w:type="dxa" w:w="973"/>
+            <w:tcW w:type="dxa" w:w="965"/>
             <w:tcBorders>
               <w:top w:val="single" w:color="BFC9D6" w:sz="4"/>
               <w:left w:val="single" w:color="BFC9D6" w:sz="4"/>
@@ -10045,7 +10045,7 @@
         </w:tc>
         <w:tc>
           <w:tcPr>
-            <w:tcW w:type="dxa" w:w="973"/>
+            <w:tcW w:type="dxa" w:w="965"/>
             <w:tcBorders>
               <w:top w:val="single" w:color="BFC9D6" w:sz="4"/>
               <w:left w:val="single" w:color="BFC9D6" w:sz="4"/>
@@ -10081,7 +10081,7 @@
         </w:tc>
         <w:tc>
           <w:tcPr>
-            <w:tcW w:type="dxa" w:w="2377"/>
+            <w:tcW w:type="dxa" w:w="2240"/>
             <w:tcBorders>
               <w:top w:val="single" w:color="BFC9D6" w:sz="4"/>
               <w:left w:val="single" w:color="BFC9D6" w:sz="4"/>
@@ -10117,7 +10117,7 @@
         </w:tc>
         <w:tc>
           <w:tcPr>
-            <w:tcW w:type="dxa" w:w="1484"/>
+            <w:tcW w:type="dxa" w:w="1400"/>
             <w:tcBorders>
               <w:top w:val="single" w:color="BFC9D6" w:sz="4"/>
               <w:left w:val="single" w:color="BFC9D6" w:sz="4"/>
@@ -10153,7 +10153,7 @@
         </w:tc>
         <w:tc>
           <w:tcPr>
-            <w:tcW w:type="dxa" w:w="1979"/>
+            <w:tcW w:type="dxa" w:w="2334"/>
             <w:tcBorders>
               <w:top w:val="single" w:color="BFC9D6" w:sz="4"/>
               <w:left w:val="single" w:color="BFC9D6" w:sz="4"/>
@@ -10194,7 +10194,7 @@
         </w:trPr>
         <w:tc>
           <w:tcPr>
-            <w:tcW w:type="dxa" w:w="2078"/>
+            <w:tcW w:type="dxa" w:w="1960"/>
             <w:tcBorders>
               <w:top w:val="single" w:color="BFC9D6" w:sz="4"/>
               <w:left w:val="single" w:color="BFC9D6" w:sz="4"/>
@@ -10251,7 +10251,7 @@
         </w:tc>
         <w:tc>
           <w:tcPr>
-            <w:tcW w:type="dxa" w:w="973"/>
+            <w:tcW w:type="dxa" w:w="965"/>
             <w:tcBorders>
               <w:top w:val="single" w:color="BFC9D6" w:sz="4"/>
               <w:left w:val="single" w:color="BFC9D6" w:sz="4"/>
@@ -10288,7 +10288,7 @@
         </w:tc>
         <w:tc>
           <w:tcPr>
-            <w:tcW w:type="dxa" w:w="973"/>
+            <w:tcW w:type="dxa" w:w="965"/>
             <w:tcBorders>
               <w:top w:val="single" w:color="BFC9D6" w:sz="4"/>
               <w:left w:val="single" w:color="BFC9D6" w:sz="4"/>
@@ -10335,7 +10335,7 @@
         </w:tc>
         <w:tc>
           <w:tcPr>
-            <w:tcW w:type="dxa" w:w="2377"/>
+            <w:tcW w:type="dxa" w:w="2240"/>
             <w:tcBorders>
               <w:top w:val="single" w:color="BFC9D6" w:sz="4"/>
               <w:left w:val="single" w:color="BFC9D6" w:sz="4"/>
@@ -10420,7 +10420,7 @@
         </w:tc>
         <w:tc>
           <w:tcPr>
-            <w:tcW w:type="dxa" w:w="1484"/>
+            <w:tcW w:type="dxa" w:w="1400"/>
             <w:tcBorders>
               <w:top w:val="single" w:color="BFC9D6" w:sz="4"/>
               <w:left w:val="single" w:color="BFC9D6" w:sz="4"/>
@@ -10457,7 +10457,7 @@
         </w:tc>
         <w:tc>
           <w:tcPr>
-            <w:tcW w:type="dxa" w:w="1979"/>
+            <w:tcW w:type="dxa" w:w="2334"/>
             <w:tcBorders>
               <w:top w:val="single" w:color="BFC9D6" w:sz="4"/>
               <w:left w:val="single" w:color="BFC9D6" w:sz="4"/>
@@ -10489,6 +10489,299 @@
                 <w:rtl/>
               </w:rPr>
               <w:t xml:space="preserve">044_entry_guards.sql</w:t>
+            </w:r>
+          </w:p>
+        </w:tc>
+      </w:tr>
+      <w:tr>
+        <w:trPr>
+          <w:cantSplit/>
+        </w:trPr>
+        <w:tc>
+          <w:tcPr>
+            <w:tcW w:type="dxa" w:w="1960"/>
+            <w:tcBorders>
+              <w:top w:val="single" w:color="BFC9D6" w:sz="4"/>
+              <w:left w:val="single" w:color="BFC9D6" w:sz="4"/>
+              <w:bottom w:val="single" w:color="BFC9D6" w:sz="4"/>
+              <w:right w:val="single" w:color="BFC9D6" w:sz="4"/>
+            </w:tcBorders>
+            <w:tcMar>
+              <w:top w:type="dxa" w:w="50"/>
+              <w:left w:type="dxa" w:w="90"/>
+              <w:bottom w:type="dxa" w:w="50"/>
+              <w:right w:type="dxa" w:w="90"/>
+            </w:tcMar>
+            <w:vAlign w:val="top"/>
+          </w:tcPr>
+          <w:p>
+            <w:pPr>
+              <w:keepNext w:val="false"/>
+              <w:bidi/>
+              <w:spacing w:after="30" w:before="30" w:line="264"/>
+            </w:pPr>
+            <w:r>
+              <w:rPr>
+                <w:rFonts w:ascii="Arial" w:cs="Arial" w:eastAsia="Arial" w:hAnsi="Arial"/>
+                <w:b w:val="false"/>
+                <w:bCs w:val="false"/>
+                <w:sz w:val="18"/>
+                <w:szCs w:val="18"/>
+                <w:rtl/>
+              </w:rPr>
+              <w:t xml:space="preserve">JOB-FIN-READINESS (أُضيفت 2026-10-20، ADR 0027)</w:t>
+            </w:r>
+          </w:p>
+        </w:tc>
+        <w:tc>
+          <w:tcPr>
+            <w:tcW w:type="dxa" w:w="965"/>
+            <w:tcBorders>
+              <w:top w:val="single" w:color="BFC9D6" w:sz="4"/>
+              <w:left w:val="single" w:color="BFC9D6" w:sz="4"/>
+              <w:bottom w:val="single" w:color="BFC9D6" w:sz="4"/>
+              <w:right w:val="single" w:color="BFC9D6" w:sz="4"/>
+            </w:tcBorders>
+            <w:tcMar>
+              <w:top w:type="dxa" w:w="50"/>
+              <w:left w:type="dxa" w:w="90"/>
+              <w:bottom w:type="dxa" w:w="50"/>
+              <w:right w:type="dxa" w:w="90"/>
+            </w:tcMar>
+            <w:vAlign w:val="top"/>
+          </w:tcPr>
+          <w:p>
+            <w:pPr>
+              <w:keepNext w:val="false"/>
+              <w:bidi/>
+              <w:spacing w:after="30" w:before="30" w:line="264"/>
+            </w:pPr>
+            <w:r>
+              <w:rPr>
+                <w:rFonts w:ascii="Arial" w:cs="Arial" w:eastAsia="Arial" w:hAnsi="Arial"/>
+                <w:b w:val="false"/>
+                <w:bCs w:val="false"/>
+                <w:sz w:val="18"/>
+                <w:szCs w:val="18"/>
+                <w:rtl/>
+              </w:rPr>
+              <w:t xml:space="preserve">مشترك</w:t>
+            </w:r>
+          </w:p>
+        </w:tc>
+        <w:tc>
+          <w:tcPr>
+            <w:tcW w:type="dxa" w:w="965"/>
+            <w:tcBorders>
+              <w:top w:val="single" w:color="BFC9D6" w:sz="4"/>
+              <w:left w:val="single" w:color="BFC9D6" w:sz="4"/>
+              <w:bottom w:val="single" w:color="BFC9D6" w:sz="4"/>
+              <w:right w:val="single" w:color="BFC9D6" w:sz="4"/>
+            </w:tcBorders>
+            <w:tcMar>
+              <w:top w:type="dxa" w:w="50"/>
+              <w:left w:type="dxa" w:w="90"/>
+              <w:bottom w:type="dxa" w:w="50"/>
+              <w:right w:type="dxa" w:w="90"/>
+            </w:tcMar>
+            <w:vAlign w:val="top"/>
+          </w:tcPr>
+          <w:p>
+            <w:pPr>
+              <w:keepNext w:val="false"/>
+              <w:bidi/>
+              <w:spacing w:after="30" w:before="30" w:line="264"/>
+            </w:pPr>
+            <w:r>
+              <w:rPr>
+                <w:rFonts w:ascii="Arial" w:cs="Arial" w:eastAsia="Arial" w:hAnsi="Arial"/>
+                <w:b w:val="false"/>
+                <w:bCs w:val="false"/>
+                <w:sz w:val="18"/>
+                <w:szCs w:val="18"/>
+                <w:rtl/>
+              </w:rPr>
+              <w:t xml:space="preserve">05:20</w:t>
+            </w:r>
+          </w:p>
+        </w:tc>
+        <w:tc>
+          <w:tcPr>
+            <w:tcW w:type="dxa" w:w="2240"/>
+            <w:tcBorders>
+              <w:top w:val="single" w:color="BFC9D6" w:sz="4"/>
+              <w:left w:val="single" w:color="BFC9D6" w:sz="4"/>
+              <w:bottom w:val="single" w:color="BFC9D6" w:sz="4"/>
+              <w:right w:val="single" w:color="BFC9D6" w:sz="4"/>
+            </w:tcBorders>
+            <w:tcMar>
+              <w:top w:type="dxa" w:w="50"/>
+              <w:left w:type="dxa" w:w="90"/>
+              <w:bottom w:type="dxa" w:w="50"/>
+              <w:right w:type="dxa" w:w="90"/>
+            </w:tcMar>
+            <w:vAlign w:val="top"/>
+          </w:tcPr>
+          <w:p>
+            <w:pPr>
+              <w:keepNext w:val="false"/>
+              <w:bidi/>
+              <w:spacing w:after="30" w:before="30" w:line="264"/>
+            </w:pPr>
+            <w:r>
+              <w:rPr>
+                <w:rFonts w:ascii="Arial" w:cs="Arial" w:eastAsia="Arial" w:hAnsi="Arial"/>
+                <w:b w:val="false"/>
+                <w:bCs w:val="false"/>
+                <w:sz w:val="18"/>
+                <w:szCs w:val="18"/>
+                <w:rtl/>
+              </w:rPr>
+              <w:t xml:space="preserve">الإنذار المبكر: </w:t>
+            </w:r>
+            <w:r>
+              <w:rPr>
+                <w:rFonts w:ascii="Courier New" w:cs="Courier New" w:eastAsia="Courier New" w:hAnsi="Courier New"/>
+                <w:b w:val="false"/>
+                <w:bCs w:val="false"/>
+                <w:color w:val="1F2937"/>
+                <w:sz w:val="16"/>
+                <w:szCs w:val="16"/>
+                <w:shd w:fill="F1F3F5" w:color="auto" w:val="clear"/>
+                <w:rtl/>
+              </w:rPr>
+              <w:t xml:space="preserve">‎fin.usp_RunEarlyWarnings‎</w:t>
+            </w:r>
+            <w:r>
+              <w:rPr>
+                <w:rFonts w:ascii="Arial" w:cs="Arial" w:eastAsia="Arial" w:hAnsi="Arial"/>
+                <w:b w:val="false"/>
+                <w:bCs w:val="false"/>
+                <w:sz w:val="18"/>
+                <w:szCs w:val="18"/>
+                <w:rtl/>
+              </w:rPr>
+              <w:t xml:space="preserve"> يكتب </w:t>
+            </w:r>
+            <w:r>
+              <w:rPr>
+                <w:rFonts w:ascii="Courier New" w:cs="Courier New" w:eastAsia="Courier New" w:hAnsi="Courier New"/>
+                <w:b w:val="false"/>
+                <w:bCs w:val="false"/>
+                <w:color w:val="1F2937"/>
+                <w:sz w:val="16"/>
+                <w:szCs w:val="16"/>
+                <w:shd w:fill="F1F3F5" w:color="auto" w:val="clear"/>
+                <w:rtl/>
+              </w:rPr>
+              <w:t xml:space="preserve">‎fin.EarlyWarningAlert‎</w:t>
+            </w:r>
+            <w:r>
+              <w:rPr>
+                <w:rFonts w:ascii="Arial" w:cs="Arial" w:eastAsia="Arial" w:hAnsi="Arial"/>
+                <w:b w:val="false"/>
+                <w:bCs w:val="false"/>
+                <w:sz w:val="18"/>
+                <w:szCs w:val="18"/>
+                <w:rtl/>
+              </w:rPr>
+              <w:t xml:space="preserve"> وصف </w:t>
+            </w:r>
+            <w:r>
+              <w:rPr>
+                <w:rFonts w:ascii="Courier New" w:cs="Courier New" w:eastAsia="Courier New" w:hAnsi="Courier New"/>
+                <w:b w:val="false"/>
+                <w:bCs w:val="false"/>
+                <w:color w:val="1F2937"/>
+                <w:sz w:val="16"/>
+                <w:szCs w:val="16"/>
+                <w:shd w:fill="F1F3F5" w:color="auto" w:val="clear"/>
+                <w:rtl/>
+              </w:rPr>
+              <w:t xml:space="preserve">‎notification.requested‎</w:t>
+            </w:r>
+            <w:r>
+              <w:rPr>
+                <w:rFonts w:ascii="Arial" w:cs="Arial" w:eastAsia="Arial" w:hAnsi="Arial"/>
+                <w:b w:val="false"/>
+                <w:bCs w:val="false"/>
+                <w:sz w:val="18"/>
+                <w:szCs w:val="18"/>
+                <w:rtl/>
+              </w:rPr>
+              <w:t xml:space="preserve"> بالحدث FIN.READINESS_WARNING في معاملة واحدة</w:t>
+            </w:r>
+          </w:p>
+        </w:tc>
+        <w:tc>
+          <w:tcPr>
+            <w:tcW w:type="dxa" w:w="1400"/>
+            <w:tcBorders>
+              <w:top w:val="single" w:color="BFC9D6" w:sz="4"/>
+              <w:left w:val="single" w:color="BFC9D6" w:sz="4"/>
+              <w:bottom w:val="single" w:color="BFC9D6" w:sz="4"/>
+              <w:right w:val="single" w:color="BFC9D6" w:sz="4"/>
+            </w:tcBorders>
+            <w:tcMar>
+              <w:top w:type="dxa" w:w="50"/>
+              <w:left w:type="dxa" w:w="90"/>
+              <w:bottom w:type="dxa" w:w="50"/>
+              <w:right w:type="dxa" w:w="90"/>
+            </w:tcMar>
+            <w:vAlign w:val="top"/>
+          </w:tcPr>
+          <w:p>
+            <w:pPr>
+              <w:keepNext w:val="false"/>
+              <w:bidi/>
+              <w:spacing w:after="30" w:before="30" w:line="264"/>
+            </w:pPr>
+            <w:r>
+              <w:rPr>
+                <w:rFonts w:ascii="Arial" w:cs="Arial" w:eastAsia="Arial" w:hAnsi="Arial"/>
+                <w:b w:val="false"/>
+                <w:bCs w:val="false"/>
+                <w:sz w:val="18"/>
+                <w:szCs w:val="18"/>
+                <w:rtl/>
+              </w:rPr>
+              <w:t xml:space="preserve">(الشركة، نوع الموعد، المرجع، التاريخ، المرحلة، الجاهزية)</w:t>
+            </w:r>
+          </w:p>
+        </w:tc>
+        <w:tc>
+          <w:tcPr>
+            <w:tcW w:type="dxa" w:w="2334"/>
+            <w:tcBorders>
+              <w:top w:val="single" w:color="BFC9D6" w:sz="4"/>
+              <w:left w:val="single" w:color="BFC9D6" w:sz="4"/>
+              <w:bottom w:val="single" w:color="BFC9D6" w:sz="4"/>
+              <w:right w:val="single" w:color="BFC9D6" w:sz="4"/>
+            </w:tcBorders>
+            <w:tcMar>
+              <w:top w:type="dxa" w:w="50"/>
+              <w:left w:type="dxa" w:w="90"/>
+              <w:bottom w:type="dxa" w:w="50"/>
+              <w:right w:type="dxa" w:w="90"/>
+            </w:tcMar>
+            <w:vAlign w:val="top"/>
+          </w:tcPr>
+          <w:p>
+            <w:pPr>
+              <w:keepNext w:val="false"/>
+              <w:bidi/>
+              <w:spacing w:after="30" w:before="30" w:line="264"/>
+            </w:pPr>
+            <w:r>
+              <w:rPr>
+                <w:rFonts w:ascii="Arial" w:cs="Arial" w:eastAsia="Arial" w:hAnsi="Arial"/>
+                <w:b w:val="false"/>
+                <w:bCs w:val="false"/>
+                <w:sz w:val="18"/>
+                <w:szCs w:val="18"/>
+                <w:rtl/>
+              </w:rPr>
+              <w:t xml:space="preserve">051_early_warning_job.sql</w:t>
             </w:r>
           </w:p>
         </w:tc>
@@ -10602,7 +10895,7 @@
       <w:r>
         <w:drawing>
           <wp:inline distT="0" distB="0" distL="0" distR="0">
-            <wp:extent cx="1647825" cy="8191500"/>
+            <wp:extent cx="1485900" cy="8191500"/>
             <wp:effectExtent t="0" r="0" b="0" l="0"/>
             <wp:docPr id="1" name="diagram-3.png" descr="" title=""/>
             <wp:cNvGraphicFramePr>
@@ -10627,7 +10920,7 @@
                   <pic:spPr bwMode="auto">
                     <a:xfrm>
                       <a:off x="0" y="0"/>
-                      <a:ext cx="1647825" cy="8191500"/>
+                      <a:ext cx="1485900" cy="8191500"/>
                     </a:xfrm>
                     <a:prstGeom prst="rect">
                       <a:avLst/>

--- a/treasury-platform/docs/30-readiness/word/DOC-F17-async-events-outbox-jobs-notifications.docx
+++ b/treasury-platform/docs/30-readiness/word/DOC-F17-async-events-outbox-jobs-notifications.docx
@@ -5632,12 +5632,12 @@
         </w:tblBorders>
       </w:tblPr>
       <w:tblGrid>
-        <w:gridCol w:w="1960"/>
-        <w:gridCol w:w="965"/>
-        <w:gridCol w:w="965"/>
-        <w:gridCol w:w="2240"/>
-        <w:gridCol w:w="1400"/>
-        <w:gridCol w:w="2334"/>
+        <w:gridCol w:w="1815"/>
+        <w:gridCol w:w="955"/>
+        <w:gridCol w:w="955"/>
+        <w:gridCol w:w="2682"/>
+        <w:gridCol w:w="1296"/>
+        <w:gridCol w:w="2161"/>
       </w:tblGrid>
       <w:tr>
         <w:trPr>
@@ -5646,7 +5646,7 @@
         </w:trPr>
         <w:tc>
           <w:tcPr>
-            <w:tcW w:type="dxa" w:w="1960"/>
+            <w:tcW w:type="dxa" w:w="1815"/>
             <w:tcBorders>
               <w:top w:val="single" w:color="BFC9D6" w:sz="4"/>
               <w:left w:val="single" w:color="BFC9D6" w:sz="4"/>
@@ -5684,7 +5684,7 @@
         </w:tc>
         <w:tc>
           <w:tcPr>
-            <w:tcW w:type="dxa" w:w="965"/>
+            <w:tcW w:type="dxa" w:w="955"/>
             <w:tcBorders>
               <w:top w:val="single" w:color="BFC9D6" w:sz="4"/>
               <w:left w:val="single" w:color="BFC9D6" w:sz="4"/>
@@ -5722,7 +5722,7 @@
         </w:tc>
         <w:tc>
           <w:tcPr>
-            <w:tcW w:type="dxa" w:w="965"/>
+            <w:tcW w:type="dxa" w:w="955"/>
             <w:tcBorders>
               <w:top w:val="single" w:color="BFC9D6" w:sz="4"/>
               <w:left w:val="single" w:color="BFC9D6" w:sz="4"/>
@@ -5760,7 +5760,7 @@
         </w:tc>
         <w:tc>
           <w:tcPr>
-            <w:tcW w:type="dxa" w:w="2240"/>
+            <w:tcW w:type="dxa" w:w="2682"/>
             <w:tcBorders>
               <w:top w:val="single" w:color="BFC9D6" w:sz="4"/>
               <w:left w:val="single" w:color="BFC9D6" w:sz="4"/>
@@ -5798,7 +5798,7 @@
         </w:tc>
         <w:tc>
           <w:tcPr>
-            <w:tcW w:type="dxa" w:w="1400"/>
+            <w:tcW w:type="dxa" w:w="1296"/>
             <w:tcBorders>
               <w:top w:val="single" w:color="BFC9D6" w:sz="4"/>
               <w:left w:val="single" w:color="BFC9D6" w:sz="4"/>
@@ -5836,7 +5836,7 @@
         </w:tc>
         <w:tc>
           <w:tcPr>
-            <w:tcW w:type="dxa" w:w="2334"/>
+            <w:tcW w:type="dxa" w:w="2161"/>
             <w:tcBorders>
               <w:top w:val="single" w:color="BFC9D6" w:sz="4"/>
               <w:left w:val="single" w:color="BFC9D6" w:sz="4"/>
@@ -5879,7 +5879,7 @@
         </w:trPr>
         <w:tc>
           <w:tcPr>
-            <w:tcW w:type="dxa" w:w="1960"/>
+            <w:tcW w:type="dxa" w:w="1815"/>
             <w:tcBorders>
               <w:top w:val="single" w:color="BFC9D6" w:sz="4"/>
               <w:left w:val="single" w:color="BFC9D6" w:sz="4"/>
@@ -5925,7 +5925,7 @@
         </w:tc>
         <w:tc>
           <w:tcPr>
-            <w:tcW w:type="dxa" w:w="965"/>
+            <w:tcW w:type="dxa" w:w="955"/>
             <w:tcBorders>
               <w:top w:val="single" w:color="BFC9D6" w:sz="4"/>
               <w:left w:val="single" w:color="BFC9D6" w:sz="4"/>
@@ -5961,7 +5961,7 @@
         </w:tc>
         <w:tc>
           <w:tcPr>
-            <w:tcW w:type="dxa" w:w="965"/>
+            <w:tcW w:type="dxa" w:w="955"/>
             <w:tcBorders>
               <w:top w:val="single" w:color="BFC9D6" w:sz="4"/>
               <w:left w:val="single" w:color="BFC9D6" w:sz="4"/>
@@ -5997,7 +5997,7 @@
         </w:tc>
         <w:tc>
           <w:tcPr>
-            <w:tcW w:type="dxa" w:w="2240"/>
+            <w:tcW w:type="dxa" w:w="2682"/>
             <w:tcBorders>
               <w:top w:val="single" w:color="BFC9D6" w:sz="4"/>
               <w:left w:val="single" w:color="BFC9D6" w:sz="4"/>
@@ -6033,7 +6033,7 @@
         </w:tc>
         <w:tc>
           <w:tcPr>
-            <w:tcW w:type="dxa" w:w="1400"/>
+            <w:tcW w:type="dxa" w:w="1296"/>
             <w:tcBorders>
               <w:top w:val="single" w:color="BFC9D6" w:sz="4"/>
               <w:left w:val="single" w:color="BFC9D6" w:sz="4"/>
@@ -6069,7 +6069,7 @@
         </w:tc>
         <w:tc>
           <w:tcPr>
-            <w:tcW w:type="dxa" w:w="2334"/>
+            <w:tcW w:type="dxa" w:w="2161"/>
             <w:tcBorders>
               <w:top w:val="single" w:color="BFC9D6" w:sz="4"/>
               <w:left w:val="single" w:color="BFC9D6" w:sz="4"/>
@@ -6110,7 +6110,7 @@
         </w:trPr>
         <w:tc>
           <w:tcPr>
-            <w:tcW w:type="dxa" w:w="1960"/>
+            <w:tcW w:type="dxa" w:w="1815"/>
             <w:tcBorders>
               <w:top w:val="single" w:color="BFC9D6" w:sz="4"/>
               <w:left w:val="single" w:color="BFC9D6" w:sz="4"/>
@@ -6147,7 +6147,7 @@
         </w:tc>
         <w:tc>
           <w:tcPr>
-            <w:tcW w:type="dxa" w:w="965"/>
+            <w:tcW w:type="dxa" w:w="955"/>
             <w:tcBorders>
               <w:top w:val="single" w:color="BFC9D6" w:sz="4"/>
               <w:left w:val="single" w:color="BFC9D6" w:sz="4"/>
@@ -6184,7 +6184,7 @@
         </w:tc>
         <w:tc>
           <w:tcPr>
-            <w:tcW w:type="dxa" w:w="965"/>
+            <w:tcW w:type="dxa" w:w="955"/>
             <w:tcBorders>
               <w:top w:val="single" w:color="BFC9D6" w:sz="4"/>
               <w:left w:val="single" w:color="BFC9D6" w:sz="4"/>
@@ -6221,7 +6221,7 @@
         </w:tc>
         <w:tc>
           <w:tcPr>
-            <w:tcW w:type="dxa" w:w="2240"/>
+            <w:tcW w:type="dxa" w:w="2682"/>
             <w:tcBorders>
               <w:top w:val="single" w:color="BFC9D6" w:sz="4"/>
               <w:left w:val="single" w:color="BFC9D6" w:sz="4"/>
@@ -6258,7 +6258,7 @@
         </w:tc>
         <w:tc>
           <w:tcPr>
-            <w:tcW w:type="dxa" w:w="1400"/>
+            <w:tcW w:type="dxa" w:w="1296"/>
             <w:tcBorders>
               <w:top w:val="single" w:color="BFC9D6" w:sz="4"/>
               <w:left w:val="single" w:color="BFC9D6" w:sz="4"/>
@@ -6295,7 +6295,7 @@
         </w:tc>
         <w:tc>
           <w:tcPr>
-            <w:tcW w:type="dxa" w:w="2334"/>
+            <w:tcW w:type="dxa" w:w="2161"/>
             <w:tcBorders>
               <w:top w:val="single" w:color="BFC9D6" w:sz="4"/>
               <w:left w:val="single" w:color="BFC9D6" w:sz="4"/>
@@ -6337,7 +6337,7 @@
         </w:trPr>
         <w:tc>
           <w:tcPr>
-            <w:tcW w:type="dxa" w:w="1960"/>
+            <w:tcW w:type="dxa" w:w="1815"/>
             <w:tcBorders>
               <w:top w:val="single" w:color="BFC9D6" w:sz="4"/>
               <w:left w:val="single" w:color="BFC9D6" w:sz="4"/>
@@ -6373,7 +6373,7 @@
         </w:tc>
         <w:tc>
           <w:tcPr>
-            <w:tcW w:type="dxa" w:w="965"/>
+            <w:tcW w:type="dxa" w:w="955"/>
             <w:tcBorders>
               <w:top w:val="single" w:color="BFC9D6" w:sz="4"/>
               <w:left w:val="single" w:color="BFC9D6" w:sz="4"/>
@@ -6409,7 +6409,7 @@
         </w:tc>
         <w:tc>
           <w:tcPr>
-            <w:tcW w:type="dxa" w:w="965"/>
+            <w:tcW w:type="dxa" w:w="955"/>
             <w:tcBorders>
               <w:top w:val="single" w:color="BFC9D6" w:sz="4"/>
               <w:left w:val="single" w:color="BFC9D6" w:sz="4"/>
@@ -6445,7 +6445,7 @@
         </w:tc>
         <w:tc>
           <w:tcPr>
-            <w:tcW w:type="dxa" w:w="2240"/>
+            <w:tcW w:type="dxa" w:w="2682"/>
             <w:tcBorders>
               <w:top w:val="single" w:color="BFC9D6" w:sz="4"/>
               <w:left w:val="single" w:color="BFC9D6" w:sz="4"/>
@@ -6481,7 +6481,7 @@
         </w:tc>
         <w:tc>
           <w:tcPr>
-            <w:tcW w:type="dxa" w:w="1400"/>
+            <w:tcW w:type="dxa" w:w="1296"/>
             <w:tcBorders>
               <w:top w:val="single" w:color="BFC9D6" w:sz="4"/>
               <w:left w:val="single" w:color="BFC9D6" w:sz="4"/>
@@ -6517,7 +6517,7 @@
         </w:tc>
         <w:tc>
           <w:tcPr>
-            <w:tcW w:type="dxa" w:w="2334"/>
+            <w:tcW w:type="dxa" w:w="2161"/>
             <w:tcBorders>
               <w:top w:val="single" w:color="BFC9D6" w:sz="4"/>
               <w:left w:val="single" w:color="BFC9D6" w:sz="4"/>
@@ -6558,7 +6558,7 @@
         </w:trPr>
         <w:tc>
           <w:tcPr>
-            <w:tcW w:type="dxa" w:w="1960"/>
+            <w:tcW w:type="dxa" w:w="1815"/>
             <w:tcBorders>
               <w:top w:val="single" w:color="BFC9D6" w:sz="4"/>
               <w:left w:val="single" w:color="BFC9D6" w:sz="4"/>
@@ -6595,7 +6595,7 @@
         </w:tc>
         <w:tc>
           <w:tcPr>
-            <w:tcW w:type="dxa" w:w="965"/>
+            <w:tcW w:type="dxa" w:w="955"/>
             <w:tcBorders>
               <w:top w:val="single" w:color="BFC9D6" w:sz="4"/>
               <w:left w:val="single" w:color="BFC9D6" w:sz="4"/>
@@ -6632,7 +6632,7 @@
         </w:tc>
         <w:tc>
           <w:tcPr>
-            <w:tcW w:type="dxa" w:w="965"/>
+            <w:tcW w:type="dxa" w:w="955"/>
             <w:tcBorders>
               <w:top w:val="single" w:color="BFC9D6" w:sz="4"/>
               <w:left w:val="single" w:color="BFC9D6" w:sz="4"/>
@@ -6669,7 +6669,7 @@
         </w:tc>
         <w:tc>
           <w:tcPr>
-            <w:tcW w:type="dxa" w:w="2240"/>
+            <w:tcW w:type="dxa" w:w="2682"/>
             <w:tcBorders>
               <w:top w:val="single" w:color="BFC9D6" w:sz="4"/>
               <w:left w:val="single" w:color="BFC9D6" w:sz="4"/>
@@ -6706,7 +6706,7 @@
         </w:tc>
         <w:tc>
           <w:tcPr>
-            <w:tcW w:type="dxa" w:w="1400"/>
+            <w:tcW w:type="dxa" w:w="1296"/>
             <w:tcBorders>
               <w:top w:val="single" w:color="BFC9D6" w:sz="4"/>
               <w:left w:val="single" w:color="BFC9D6" w:sz="4"/>
@@ -6743,7 +6743,7 @@
         </w:tc>
         <w:tc>
           <w:tcPr>
-            <w:tcW w:type="dxa" w:w="2334"/>
+            <w:tcW w:type="dxa" w:w="2161"/>
             <w:tcBorders>
               <w:top w:val="single" w:color="BFC9D6" w:sz="4"/>
               <w:left w:val="single" w:color="BFC9D6" w:sz="4"/>
@@ -6785,7 +6785,7 @@
         </w:trPr>
         <w:tc>
           <w:tcPr>
-            <w:tcW w:type="dxa" w:w="1960"/>
+            <w:tcW w:type="dxa" w:w="1815"/>
             <w:tcBorders>
               <w:top w:val="single" w:color="BFC9D6" w:sz="4"/>
               <w:left w:val="single" w:color="BFC9D6" w:sz="4"/>
@@ -6821,7 +6821,7 @@
         </w:tc>
         <w:tc>
           <w:tcPr>
-            <w:tcW w:type="dxa" w:w="965"/>
+            <w:tcW w:type="dxa" w:w="955"/>
             <w:tcBorders>
               <w:top w:val="single" w:color="BFC9D6" w:sz="4"/>
               <w:left w:val="single" w:color="BFC9D6" w:sz="4"/>
@@ -6857,7 +6857,7 @@
         </w:tc>
         <w:tc>
           <w:tcPr>
-            <w:tcW w:type="dxa" w:w="965"/>
+            <w:tcW w:type="dxa" w:w="955"/>
             <w:tcBorders>
               <w:top w:val="single" w:color="BFC9D6" w:sz="4"/>
               <w:left w:val="single" w:color="BFC9D6" w:sz="4"/>
@@ -6893,7 +6893,7 @@
         </w:tc>
         <w:tc>
           <w:tcPr>
-            <w:tcW w:type="dxa" w:w="2240"/>
+            <w:tcW w:type="dxa" w:w="2682"/>
             <w:tcBorders>
               <w:top w:val="single" w:color="BFC9D6" w:sz="4"/>
               <w:left w:val="single" w:color="BFC9D6" w:sz="4"/>
@@ -6929,7 +6929,7 @@
         </w:tc>
         <w:tc>
           <w:tcPr>
-            <w:tcW w:type="dxa" w:w="1400"/>
+            <w:tcW w:type="dxa" w:w="1296"/>
             <w:tcBorders>
               <w:top w:val="single" w:color="BFC9D6" w:sz="4"/>
               <w:left w:val="single" w:color="BFC9D6" w:sz="4"/>
@@ -6965,7 +6965,7 @@
         </w:tc>
         <w:tc>
           <w:tcPr>
-            <w:tcW w:type="dxa" w:w="2334"/>
+            <w:tcW w:type="dxa" w:w="2161"/>
             <w:tcBorders>
               <w:top w:val="single" w:color="BFC9D6" w:sz="4"/>
               <w:left w:val="single" w:color="BFC9D6" w:sz="4"/>
@@ -7006,7 +7006,7 @@
         </w:trPr>
         <w:tc>
           <w:tcPr>
-            <w:tcW w:type="dxa" w:w="1960"/>
+            <w:tcW w:type="dxa" w:w="1815"/>
             <w:tcBorders>
               <w:top w:val="single" w:color="BFC9D6" w:sz="4"/>
               <w:left w:val="single" w:color="BFC9D6" w:sz="4"/>
@@ -7043,7 +7043,7 @@
         </w:tc>
         <w:tc>
           <w:tcPr>
-            <w:tcW w:type="dxa" w:w="965"/>
+            <w:tcW w:type="dxa" w:w="955"/>
             <w:tcBorders>
               <w:top w:val="single" w:color="BFC9D6" w:sz="4"/>
               <w:left w:val="single" w:color="BFC9D6" w:sz="4"/>
@@ -7080,7 +7080,7 @@
         </w:tc>
         <w:tc>
           <w:tcPr>
-            <w:tcW w:type="dxa" w:w="965"/>
+            <w:tcW w:type="dxa" w:w="955"/>
             <w:tcBorders>
               <w:top w:val="single" w:color="BFC9D6" w:sz="4"/>
               <w:left w:val="single" w:color="BFC9D6" w:sz="4"/>
@@ -7117,7 +7117,7 @@
         </w:tc>
         <w:tc>
           <w:tcPr>
-            <w:tcW w:type="dxa" w:w="2240"/>
+            <w:tcW w:type="dxa" w:w="2682"/>
             <w:tcBorders>
               <w:top w:val="single" w:color="BFC9D6" w:sz="4"/>
               <w:left w:val="single" w:color="BFC9D6" w:sz="4"/>
@@ -7154,7 +7154,7 @@
         </w:tc>
         <w:tc>
           <w:tcPr>
-            <w:tcW w:type="dxa" w:w="1400"/>
+            <w:tcW w:type="dxa" w:w="1296"/>
             <w:tcBorders>
               <w:top w:val="single" w:color="BFC9D6" w:sz="4"/>
               <w:left w:val="single" w:color="BFC9D6" w:sz="4"/>
@@ -7191,7 +7191,7 @@
         </w:tc>
         <w:tc>
           <w:tcPr>
-            <w:tcW w:type="dxa" w:w="2334"/>
+            <w:tcW w:type="dxa" w:w="2161"/>
             <w:tcBorders>
               <w:top w:val="single" w:color="BFC9D6" w:sz="4"/>
               <w:left w:val="single" w:color="BFC9D6" w:sz="4"/>
@@ -7233,7 +7233,7 @@
         </w:trPr>
         <w:tc>
           <w:tcPr>
-            <w:tcW w:type="dxa" w:w="1960"/>
+            <w:tcW w:type="dxa" w:w="1815"/>
             <w:tcBorders>
               <w:top w:val="single" w:color="BFC9D6" w:sz="4"/>
               <w:left w:val="single" w:color="BFC9D6" w:sz="4"/>
@@ -7269,7 +7269,7 @@
         </w:tc>
         <w:tc>
           <w:tcPr>
-            <w:tcW w:type="dxa" w:w="965"/>
+            <w:tcW w:type="dxa" w:w="955"/>
             <w:tcBorders>
               <w:top w:val="single" w:color="BFC9D6" w:sz="4"/>
               <w:left w:val="single" w:color="BFC9D6" w:sz="4"/>
@@ -7305,7 +7305,7 @@
         </w:tc>
         <w:tc>
           <w:tcPr>
-            <w:tcW w:type="dxa" w:w="965"/>
+            <w:tcW w:type="dxa" w:w="955"/>
             <w:tcBorders>
               <w:top w:val="single" w:color="BFC9D6" w:sz="4"/>
               <w:left w:val="single" w:color="BFC9D6" w:sz="4"/>
@@ -7341,7 +7341,7 @@
         </w:tc>
         <w:tc>
           <w:tcPr>
-            <w:tcW w:type="dxa" w:w="2240"/>
+            <w:tcW w:type="dxa" w:w="2682"/>
             <w:tcBorders>
               <w:top w:val="single" w:color="BFC9D6" w:sz="4"/>
               <w:left w:val="single" w:color="BFC9D6" w:sz="4"/>
@@ -7377,7 +7377,7 @@
         </w:tc>
         <w:tc>
           <w:tcPr>
-            <w:tcW w:type="dxa" w:w="1400"/>
+            <w:tcW w:type="dxa" w:w="1296"/>
             <w:tcBorders>
               <w:top w:val="single" w:color="BFC9D6" w:sz="4"/>
               <w:left w:val="single" w:color="BFC9D6" w:sz="4"/>
@@ -7413,7 +7413,7 @@
         </w:tc>
         <w:tc>
           <w:tcPr>
-            <w:tcW w:type="dxa" w:w="2334"/>
+            <w:tcW w:type="dxa" w:w="2161"/>
             <w:tcBorders>
               <w:top w:val="single" w:color="BFC9D6" w:sz="4"/>
               <w:left w:val="single" w:color="BFC9D6" w:sz="4"/>
@@ -7454,7 +7454,7 @@
         </w:trPr>
         <w:tc>
           <w:tcPr>
-            <w:tcW w:type="dxa" w:w="1960"/>
+            <w:tcW w:type="dxa" w:w="1815"/>
             <w:tcBorders>
               <w:top w:val="single" w:color="BFC9D6" w:sz="4"/>
               <w:left w:val="single" w:color="BFC9D6" w:sz="4"/>
@@ -7491,7 +7491,7 @@
         </w:tc>
         <w:tc>
           <w:tcPr>
-            <w:tcW w:type="dxa" w:w="965"/>
+            <w:tcW w:type="dxa" w:w="955"/>
             <w:tcBorders>
               <w:top w:val="single" w:color="BFC9D6" w:sz="4"/>
               <w:left w:val="single" w:color="BFC9D6" w:sz="4"/>
@@ -7528,7 +7528,7 @@
         </w:tc>
         <w:tc>
           <w:tcPr>
-            <w:tcW w:type="dxa" w:w="965"/>
+            <w:tcW w:type="dxa" w:w="955"/>
             <w:tcBorders>
               <w:top w:val="single" w:color="BFC9D6" w:sz="4"/>
               <w:left w:val="single" w:color="BFC9D6" w:sz="4"/>
@@ -7565,7 +7565,7 @@
         </w:tc>
         <w:tc>
           <w:tcPr>
-            <w:tcW w:type="dxa" w:w="2240"/>
+            <w:tcW w:type="dxa" w:w="2682"/>
             <w:tcBorders>
               <w:top w:val="single" w:color="BFC9D6" w:sz="4"/>
               <w:left w:val="single" w:color="BFC9D6" w:sz="4"/>
@@ -7602,7 +7602,7 @@
         </w:tc>
         <w:tc>
           <w:tcPr>
-            <w:tcW w:type="dxa" w:w="1400"/>
+            <w:tcW w:type="dxa" w:w="1296"/>
             <w:tcBorders>
               <w:top w:val="single" w:color="BFC9D6" w:sz="4"/>
               <w:left w:val="single" w:color="BFC9D6" w:sz="4"/>
@@ -7639,7 +7639,7 @@
         </w:tc>
         <w:tc>
           <w:tcPr>
-            <w:tcW w:type="dxa" w:w="2334"/>
+            <w:tcW w:type="dxa" w:w="2161"/>
             <w:tcBorders>
               <w:top w:val="single" w:color="BFC9D6" w:sz="4"/>
               <w:left w:val="single" w:color="BFC9D6" w:sz="4"/>
@@ -7681,7 +7681,7 @@
         </w:trPr>
         <w:tc>
           <w:tcPr>
-            <w:tcW w:type="dxa" w:w="1960"/>
+            <w:tcW w:type="dxa" w:w="1815"/>
             <w:tcBorders>
               <w:top w:val="single" w:color="BFC9D6" w:sz="4"/>
               <w:left w:val="single" w:color="BFC9D6" w:sz="4"/>
@@ -7717,7 +7717,7 @@
         </w:tc>
         <w:tc>
           <w:tcPr>
-            <w:tcW w:type="dxa" w:w="965"/>
+            <w:tcW w:type="dxa" w:w="955"/>
             <w:tcBorders>
               <w:top w:val="single" w:color="BFC9D6" w:sz="4"/>
               <w:left w:val="single" w:color="BFC9D6" w:sz="4"/>
@@ -7753,7 +7753,7 @@
         </w:tc>
         <w:tc>
           <w:tcPr>
-            <w:tcW w:type="dxa" w:w="965"/>
+            <w:tcW w:type="dxa" w:w="955"/>
             <w:tcBorders>
               <w:top w:val="single" w:color="BFC9D6" w:sz="4"/>
               <w:left w:val="single" w:color="BFC9D6" w:sz="4"/>
@@ -7789,7 +7789,7 @@
         </w:tc>
         <w:tc>
           <w:tcPr>
-            <w:tcW w:type="dxa" w:w="2240"/>
+            <w:tcW w:type="dxa" w:w="2682"/>
             <w:tcBorders>
               <w:top w:val="single" w:color="BFC9D6" w:sz="4"/>
               <w:left w:val="single" w:color="BFC9D6" w:sz="4"/>
@@ -7825,7 +7825,7 @@
         </w:tc>
         <w:tc>
           <w:tcPr>
-            <w:tcW w:type="dxa" w:w="1400"/>
+            <w:tcW w:type="dxa" w:w="1296"/>
             <w:tcBorders>
               <w:top w:val="single" w:color="BFC9D6" w:sz="4"/>
               <w:left w:val="single" w:color="BFC9D6" w:sz="4"/>
@@ -7861,7 +7861,7 @@
         </w:tc>
         <w:tc>
           <w:tcPr>
-            <w:tcW w:type="dxa" w:w="2334"/>
+            <w:tcW w:type="dxa" w:w="2161"/>
             <w:tcBorders>
               <w:top w:val="single" w:color="BFC9D6" w:sz="4"/>
               <w:left w:val="single" w:color="BFC9D6" w:sz="4"/>
@@ -7902,7 +7902,7 @@
         </w:trPr>
         <w:tc>
           <w:tcPr>
-            <w:tcW w:type="dxa" w:w="1960"/>
+            <w:tcW w:type="dxa" w:w="1815"/>
             <w:tcBorders>
               <w:top w:val="single" w:color="BFC9D6" w:sz="4"/>
               <w:left w:val="single" w:color="BFC9D6" w:sz="4"/>
@@ -7939,7 +7939,7 @@
         </w:tc>
         <w:tc>
           <w:tcPr>
-            <w:tcW w:type="dxa" w:w="965"/>
+            <w:tcW w:type="dxa" w:w="955"/>
             <w:tcBorders>
               <w:top w:val="single" w:color="BFC9D6" w:sz="4"/>
               <w:left w:val="single" w:color="BFC9D6" w:sz="4"/>
@@ -7976,7 +7976,7 @@
         </w:tc>
         <w:tc>
           <w:tcPr>
-            <w:tcW w:type="dxa" w:w="965"/>
+            <w:tcW w:type="dxa" w:w="955"/>
             <w:tcBorders>
               <w:top w:val="single" w:color="BFC9D6" w:sz="4"/>
               <w:left w:val="single" w:color="BFC9D6" w:sz="4"/>
@@ -8013,7 +8013,7 @@
         </w:tc>
         <w:tc>
           <w:tcPr>
-            <w:tcW w:type="dxa" w:w="2240"/>
+            <w:tcW w:type="dxa" w:w="2682"/>
             <w:tcBorders>
               <w:top w:val="single" w:color="BFC9D6" w:sz="4"/>
               <w:left w:val="single" w:color="BFC9D6" w:sz="4"/>
@@ -8050,7 +8050,7 @@
         </w:tc>
         <w:tc>
           <w:tcPr>
-            <w:tcW w:type="dxa" w:w="1400"/>
+            <w:tcW w:type="dxa" w:w="1296"/>
             <w:tcBorders>
               <w:top w:val="single" w:color="BFC9D6" w:sz="4"/>
               <w:left w:val="single" w:color="BFC9D6" w:sz="4"/>
@@ -8087,7 +8087,7 @@
         </w:tc>
         <w:tc>
           <w:tcPr>
-            <w:tcW w:type="dxa" w:w="2334"/>
+            <w:tcW w:type="dxa" w:w="2161"/>
             <w:tcBorders>
               <w:top w:val="single" w:color="BFC9D6" w:sz="4"/>
               <w:left w:val="single" w:color="BFC9D6" w:sz="4"/>
@@ -8129,7 +8129,7 @@
         </w:trPr>
         <w:tc>
           <w:tcPr>
-            <w:tcW w:type="dxa" w:w="1960"/>
+            <w:tcW w:type="dxa" w:w="1815"/>
             <w:tcBorders>
               <w:top w:val="single" w:color="BFC9D6" w:sz="4"/>
               <w:left w:val="single" w:color="BFC9D6" w:sz="4"/>
@@ -8165,7 +8165,7 @@
         </w:tc>
         <w:tc>
           <w:tcPr>
-            <w:tcW w:type="dxa" w:w="965"/>
+            <w:tcW w:type="dxa" w:w="955"/>
             <w:tcBorders>
               <w:top w:val="single" w:color="BFC9D6" w:sz="4"/>
               <w:left w:val="single" w:color="BFC9D6" w:sz="4"/>
@@ -8201,7 +8201,7 @@
         </w:tc>
         <w:tc>
           <w:tcPr>
-            <w:tcW w:type="dxa" w:w="965"/>
+            <w:tcW w:type="dxa" w:w="955"/>
             <w:tcBorders>
               <w:top w:val="single" w:color="BFC9D6" w:sz="4"/>
               <w:left w:val="single" w:color="BFC9D6" w:sz="4"/>
@@ -8258,7 +8258,7 @@
         </w:tc>
         <w:tc>
           <w:tcPr>
-            <w:tcW w:type="dxa" w:w="2240"/>
+            <w:tcW w:type="dxa" w:w="2682"/>
             <w:tcBorders>
               <w:top w:val="single" w:color="BFC9D6" w:sz="4"/>
               <w:left w:val="single" w:color="BFC9D6" w:sz="4"/>
@@ -8294,7 +8294,7 @@
         </w:tc>
         <w:tc>
           <w:tcPr>
-            <w:tcW w:type="dxa" w:w="1400"/>
+            <w:tcW w:type="dxa" w:w="1296"/>
             <w:tcBorders>
               <w:top w:val="single" w:color="BFC9D6" w:sz="4"/>
               <w:left w:val="single" w:color="BFC9D6" w:sz="4"/>
@@ -8330,7 +8330,7 @@
         </w:tc>
         <w:tc>
           <w:tcPr>
-            <w:tcW w:type="dxa" w:w="2334"/>
+            <w:tcW w:type="dxa" w:w="2161"/>
             <w:tcBorders>
               <w:top w:val="single" w:color="BFC9D6" w:sz="4"/>
               <w:left w:val="single" w:color="BFC9D6" w:sz="4"/>
@@ -8371,7 +8371,7 @@
         </w:trPr>
         <w:tc>
           <w:tcPr>
-            <w:tcW w:type="dxa" w:w="1960"/>
+            <w:tcW w:type="dxa" w:w="1815"/>
             <w:tcBorders>
               <w:top w:val="single" w:color="BFC9D6" w:sz="4"/>
               <w:left w:val="single" w:color="BFC9D6" w:sz="4"/>
@@ -8408,7 +8408,7 @@
         </w:tc>
         <w:tc>
           <w:tcPr>
-            <w:tcW w:type="dxa" w:w="965"/>
+            <w:tcW w:type="dxa" w:w="955"/>
             <w:tcBorders>
               <w:top w:val="single" w:color="BFC9D6" w:sz="4"/>
               <w:left w:val="single" w:color="BFC9D6" w:sz="4"/>
@@ -8445,7 +8445,7 @@
         </w:tc>
         <w:tc>
           <w:tcPr>
-            <w:tcW w:type="dxa" w:w="965"/>
+            <w:tcW w:type="dxa" w:w="955"/>
             <w:tcBorders>
               <w:top w:val="single" w:color="BFC9D6" w:sz="4"/>
               <w:left w:val="single" w:color="BFC9D6" w:sz="4"/>
@@ -8503,7 +8503,7 @@
         </w:tc>
         <w:tc>
           <w:tcPr>
-            <w:tcW w:type="dxa" w:w="2240"/>
+            <w:tcW w:type="dxa" w:w="2682"/>
             <w:tcBorders>
               <w:top w:val="single" w:color="BFC9D6" w:sz="4"/>
               <w:left w:val="single" w:color="BFC9D6" w:sz="4"/>
@@ -8540,7 +8540,7 @@
         </w:tc>
         <w:tc>
           <w:tcPr>
-            <w:tcW w:type="dxa" w:w="1400"/>
+            <w:tcW w:type="dxa" w:w="1296"/>
             <w:tcBorders>
               <w:top w:val="single" w:color="BFC9D6" w:sz="4"/>
               <w:left w:val="single" w:color="BFC9D6" w:sz="4"/>
@@ -8577,7 +8577,7 @@
         </w:tc>
         <w:tc>
           <w:tcPr>
-            <w:tcW w:type="dxa" w:w="2334"/>
+            <w:tcW w:type="dxa" w:w="2161"/>
             <w:tcBorders>
               <w:top w:val="single" w:color="BFC9D6" w:sz="4"/>
               <w:left w:val="single" w:color="BFC9D6" w:sz="4"/>
@@ -8619,7 +8619,7 @@
         </w:trPr>
         <w:tc>
           <w:tcPr>
-            <w:tcW w:type="dxa" w:w="1960"/>
+            <w:tcW w:type="dxa" w:w="1815"/>
             <w:tcBorders>
               <w:top w:val="single" w:color="BFC9D6" w:sz="4"/>
               <w:left w:val="single" w:color="BFC9D6" w:sz="4"/>
@@ -8655,7 +8655,7 @@
         </w:tc>
         <w:tc>
           <w:tcPr>
-            <w:tcW w:type="dxa" w:w="965"/>
+            <w:tcW w:type="dxa" w:w="955"/>
             <w:tcBorders>
               <w:top w:val="single" w:color="BFC9D6" w:sz="4"/>
               <w:left w:val="single" w:color="BFC9D6" w:sz="4"/>
@@ -8691,7 +8691,7 @@
         </w:tc>
         <w:tc>
           <w:tcPr>
-            <w:tcW w:type="dxa" w:w="965"/>
+            <w:tcW w:type="dxa" w:w="955"/>
             <w:tcBorders>
               <w:top w:val="single" w:color="BFC9D6" w:sz="4"/>
               <w:left w:val="single" w:color="BFC9D6" w:sz="4"/>
@@ -8727,7 +8727,7 @@
         </w:tc>
         <w:tc>
           <w:tcPr>
-            <w:tcW w:type="dxa" w:w="2240"/>
+            <w:tcW w:type="dxa" w:w="2682"/>
             <w:tcBorders>
               <w:top w:val="single" w:color="BFC9D6" w:sz="4"/>
               <w:left w:val="single" w:color="BFC9D6" w:sz="4"/>
@@ -8763,7 +8763,7 @@
         </w:tc>
         <w:tc>
           <w:tcPr>
-            <w:tcW w:type="dxa" w:w="1400"/>
+            <w:tcW w:type="dxa" w:w="1296"/>
             <w:tcBorders>
               <w:top w:val="single" w:color="BFC9D6" w:sz="4"/>
               <w:left w:val="single" w:color="BFC9D6" w:sz="4"/>
@@ -8799,7 +8799,7 @@
         </w:tc>
         <w:tc>
           <w:tcPr>
-            <w:tcW w:type="dxa" w:w="2334"/>
+            <w:tcW w:type="dxa" w:w="2161"/>
             <w:tcBorders>
               <w:top w:val="single" w:color="BFC9D6" w:sz="4"/>
               <w:left w:val="single" w:color="BFC9D6" w:sz="4"/>
@@ -8840,7 +8840,7 @@
         </w:trPr>
         <w:tc>
           <w:tcPr>
-            <w:tcW w:type="dxa" w:w="1960"/>
+            <w:tcW w:type="dxa" w:w="1815"/>
             <w:tcBorders>
               <w:top w:val="single" w:color="BFC9D6" w:sz="4"/>
               <w:left w:val="single" w:color="BFC9D6" w:sz="4"/>
@@ -8877,7 +8877,7 @@
         </w:tc>
         <w:tc>
           <w:tcPr>
-            <w:tcW w:type="dxa" w:w="965"/>
+            <w:tcW w:type="dxa" w:w="955"/>
             <w:tcBorders>
               <w:top w:val="single" w:color="BFC9D6" w:sz="4"/>
               <w:left w:val="single" w:color="BFC9D6" w:sz="4"/>
@@ -8914,7 +8914,7 @@
         </w:tc>
         <w:tc>
           <w:tcPr>
-            <w:tcW w:type="dxa" w:w="965"/>
+            <w:tcW w:type="dxa" w:w="955"/>
             <w:tcBorders>
               <w:top w:val="single" w:color="BFC9D6" w:sz="4"/>
               <w:left w:val="single" w:color="BFC9D6" w:sz="4"/>
@@ -8951,7 +8951,7 @@
         </w:tc>
         <w:tc>
           <w:tcPr>
-            <w:tcW w:type="dxa" w:w="2240"/>
+            <w:tcW w:type="dxa" w:w="2682"/>
             <w:tcBorders>
               <w:top w:val="single" w:color="BFC9D6" w:sz="4"/>
               <w:left w:val="single" w:color="BFC9D6" w:sz="4"/>
@@ -8988,7 +8988,7 @@
         </w:tc>
         <w:tc>
           <w:tcPr>
-            <w:tcW w:type="dxa" w:w="1400"/>
+            <w:tcW w:type="dxa" w:w="1296"/>
             <w:tcBorders>
               <w:top w:val="single" w:color="BFC9D6" w:sz="4"/>
               <w:left w:val="single" w:color="BFC9D6" w:sz="4"/>
@@ -9025,7 +9025,7 @@
         </w:tc>
         <w:tc>
           <w:tcPr>
-            <w:tcW w:type="dxa" w:w="2334"/>
+            <w:tcW w:type="dxa" w:w="2161"/>
             <w:tcBorders>
               <w:top w:val="single" w:color="BFC9D6" w:sz="4"/>
               <w:left w:val="single" w:color="BFC9D6" w:sz="4"/>
@@ -9067,7 +9067,7 @@
         </w:trPr>
         <w:tc>
           <w:tcPr>
-            <w:tcW w:type="dxa" w:w="1960"/>
+            <w:tcW w:type="dxa" w:w="1815"/>
             <w:tcBorders>
               <w:top w:val="single" w:color="BFC9D6" w:sz="4"/>
               <w:left w:val="single" w:color="BFC9D6" w:sz="4"/>
@@ -9103,7 +9103,7 @@
         </w:tc>
         <w:tc>
           <w:tcPr>
-            <w:tcW w:type="dxa" w:w="965"/>
+            <w:tcW w:type="dxa" w:w="955"/>
             <w:tcBorders>
               <w:top w:val="single" w:color="BFC9D6" w:sz="4"/>
               <w:left w:val="single" w:color="BFC9D6" w:sz="4"/>
@@ -9139,7 +9139,7 @@
         </w:tc>
         <w:tc>
           <w:tcPr>
-            <w:tcW w:type="dxa" w:w="965"/>
+            <w:tcW w:type="dxa" w:w="955"/>
             <w:tcBorders>
               <w:top w:val="single" w:color="BFC9D6" w:sz="4"/>
               <w:left w:val="single" w:color="BFC9D6" w:sz="4"/>
@@ -9175,7 +9175,7 @@
         </w:tc>
         <w:tc>
           <w:tcPr>
-            <w:tcW w:type="dxa" w:w="2240"/>
+            <w:tcW w:type="dxa" w:w="2682"/>
             <w:tcBorders>
               <w:top w:val="single" w:color="BFC9D6" w:sz="4"/>
               <w:left w:val="single" w:color="BFC9D6" w:sz="4"/>
@@ -9211,7 +9211,7 @@
         </w:tc>
         <w:tc>
           <w:tcPr>
-            <w:tcW w:type="dxa" w:w="1400"/>
+            <w:tcW w:type="dxa" w:w="1296"/>
             <w:tcBorders>
               <w:top w:val="single" w:color="BFC9D6" w:sz="4"/>
               <w:left w:val="single" w:color="BFC9D6" w:sz="4"/>
@@ -9247,7 +9247,7 @@
         </w:tc>
         <w:tc>
           <w:tcPr>
-            <w:tcW w:type="dxa" w:w="2334"/>
+            <w:tcW w:type="dxa" w:w="2161"/>
             <w:tcBorders>
               <w:top w:val="single" w:color="BFC9D6" w:sz="4"/>
               <w:left w:val="single" w:color="BFC9D6" w:sz="4"/>
@@ -9288,7 +9288,7 @@
         </w:trPr>
         <w:tc>
           <w:tcPr>
-            <w:tcW w:type="dxa" w:w="1960"/>
+            <w:tcW w:type="dxa" w:w="1815"/>
             <w:tcBorders>
               <w:top w:val="single" w:color="BFC9D6" w:sz="4"/>
               <w:left w:val="single" w:color="BFC9D6" w:sz="4"/>
@@ -9325,7 +9325,7 @@
         </w:tc>
         <w:tc>
           <w:tcPr>
-            <w:tcW w:type="dxa" w:w="965"/>
+            <w:tcW w:type="dxa" w:w="955"/>
             <w:tcBorders>
               <w:top w:val="single" w:color="BFC9D6" w:sz="4"/>
               <w:left w:val="single" w:color="BFC9D6" w:sz="4"/>
@@ -9362,7 +9362,7 @@
         </w:tc>
         <w:tc>
           <w:tcPr>
-            <w:tcW w:type="dxa" w:w="965"/>
+            <w:tcW w:type="dxa" w:w="955"/>
             <w:tcBorders>
               <w:top w:val="single" w:color="BFC9D6" w:sz="4"/>
               <w:left w:val="single" w:color="BFC9D6" w:sz="4"/>
@@ -9399,7 +9399,7 @@
         </w:tc>
         <w:tc>
           <w:tcPr>
-            <w:tcW w:type="dxa" w:w="2240"/>
+            <w:tcW w:type="dxa" w:w="2682"/>
             <w:tcBorders>
               <w:top w:val="single" w:color="BFC9D6" w:sz="4"/>
               <w:left w:val="single" w:color="BFC9D6" w:sz="4"/>
@@ -9436,7 +9436,7 @@
         </w:tc>
         <w:tc>
           <w:tcPr>
-            <w:tcW w:type="dxa" w:w="1400"/>
+            <w:tcW w:type="dxa" w:w="1296"/>
             <w:tcBorders>
               <w:top w:val="single" w:color="BFC9D6" w:sz="4"/>
               <w:left w:val="single" w:color="BFC9D6" w:sz="4"/>
@@ -9473,7 +9473,7 @@
         </w:tc>
         <w:tc>
           <w:tcPr>
-            <w:tcW w:type="dxa" w:w="2334"/>
+            <w:tcW w:type="dxa" w:w="2161"/>
             <w:tcBorders>
               <w:top w:val="single" w:color="BFC9D6" w:sz="4"/>
               <w:left w:val="single" w:color="BFC9D6" w:sz="4"/>
@@ -9515,7 +9515,7 @@
         </w:trPr>
         <w:tc>
           <w:tcPr>
-            <w:tcW w:type="dxa" w:w="1960"/>
+            <w:tcW w:type="dxa" w:w="1815"/>
             <w:tcBorders>
               <w:top w:val="single" w:color="BFC9D6" w:sz="4"/>
               <w:left w:val="single" w:color="BFC9D6" w:sz="4"/>
@@ -9551,7 +9551,7 @@
         </w:tc>
         <w:tc>
           <w:tcPr>
-            <w:tcW w:type="dxa" w:w="965"/>
+            <w:tcW w:type="dxa" w:w="955"/>
             <w:tcBorders>
               <w:top w:val="single" w:color="BFC9D6" w:sz="4"/>
               <w:left w:val="single" w:color="BFC9D6" w:sz="4"/>
@@ -9587,7 +9587,7 @@
         </w:tc>
         <w:tc>
           <w:tcPr>
-            <w:tcW w:type="dxa" w:w="965"/>
+            <w:tcW w:type="dxa" w:w="955"/>
             <w:tcBorders>
               <w:top w:val="single" w:color="BFC9D6" w:sz="4"/>
               <w:left w:val="single" w:color="BFC9D6" w:sz="4"/>
@@ -9623,7 +9623,7 @@
         </w:tc>
         <w:tc>
           <w:tcPr>
-            <w:tcW w:type="dxa" w:w="2240"/>
+            <w:tcW w:type="dxa" w:w="2682"/>
             <w:tcBorders>
               <w:top w:val="single" w:color="BFC9D6" w:sz="4"/>
               <w:left w:val="single" w:color="BFC9D6" w:sz="4"/>
@@ -9659,7 +9659,7 @@
         </w:tc>
         <w:tc>
           <w:tcPr>
-            <w:tcW w:type="dxa" w:w="1400"/>
+            <w:tcW w:type="dxa" w:w="1296"/>
             <w:tcBorders>
               <w:top w:val="single" w:color="BFC9D6" w:sz="4"/>
               <w:left w:val="single" w:color="BFC9D6" w:sz="4"/>
@@ -9695,7 +9695,7 @@
         </w:tc>
         <w:tc>
           <w:tcPr>
-            <w:tcW w:type="dxa" w:w="2334"/>
+            <w:tcW w:type="dxa" w:w="2161"/>
             <w:tcBorders>
               <w:top w:val="single" w:color="BFC9D6" w:sz="4"/>
               <w:left w:val="single" w:color="BFC9D6" w:sz="4"/>
@@ -9736,7 +9736,7 @@
         </w:trPr>
         <w:tc>
           <w:tcPr>
-            <w:tcW w:type="dxa" w:w="1960"/>
+            <w:tcW w:type="dxa" w:w="1815"/>
             <w:tcBorders>
               <w:top w:val="single" w:color="BFC9D6" w:sz="4"/>
               <w:left w:val="single" w:color="BFC9D6" w:sz="4"/>
@@ -9773,7 +9773,7 @@
         </w:tc>
         <w:tc>
           <w:tcPr>
-            <w:tcW w:type="dxa" w:w="965"/>
+            <w:tcW w:type="dxa" w:w="955"/>
             <w:tcBorders>
               <w:top w:val="single" w:color="BFC9D6" w:sz="4"/>
               <w:left w:val="single" w:color="BFC9D6" w:sz="4"/>
@@ -9810,7 +9810,7 @@
         </w:tc>
         <w:tc>
           <w:tcPr>
-            <w:tcW w:type="dxa" w:w="965"/>
+            <w:tcW w:type="dxa" w:w="955"/>
             <w:tcBorders>
               <w:top w:val="single" w:color="BFC9D6" w:sz="4"/>
               <w:left w:val="single" w:color="BFC9D6" w:sz="4"/>
@@ -9847,7 +9847,7 @@
         </w:tc>
         <w:tc>
           <w:tcPr>
-            <w:tcW w:type="dxa" w:w="2240"/>
+            <w:tcW w:type="dxa" w:w="2682"/>
             <w:tcBorders>
               <w:top w:val="single" w:color="BFC9D6" w:sz="4"/>
               <w:left w:val="single" w:color="BFC9D6" w:sz="4"/>
@@ -9884,7 +9884,7 @@
         </w:tc>
         <w:tc>
           <w:tcPr>
-            <w:tcW w:type="dxa" w:w="1400"/>
+            <w:tcW w:type="dxa" w:w="1296"/>
             <w:tcBorders>
               <w:top w:val="single" w:color="BFC9D6" w:sz="4"/>
               <w:left w:val="single" w:color="BFC9D6" w:sz="4"/>
@@ -9921,7 +9921,7 @@
         </w:tc>
         <w:tc>
           <w:tcPr>
-            <w:tcW w:type="dxa" w:w="2334"/>
+            <w:tcW w:type="dxa" w:w="2161"/>
             <w:tcBorders>
               <w:top w:val="single" w:color="BFC9D6" w:sz="4"/>
               <w:left w:val="single" w:color="BFC9D6" w:sz="4"/>
@@ -9963,7 +9963,7 @@
         </w:trPr>
         <w:tc>
           <w:tcPr>
-            <w:tcW w:type="dxa" w:w="1960"/>
+            <w:tcW w:type="dxa" w:w="1815"/>
             <w:tcBorders>
               <w:top w:val="single" w:color="BFC9D6" w:sz="4"/>
               <w:left w:val="single" w:color="BFC9D6" w:sz="4"/>
@@ -10009,7 +10009,7 @@
         </w:tc>
         <w:tc>
           <w:tcPr>
-            <w:tcW w:type="dxa" w:w="965"/>
+            <w:tcW w:type="dxa" w:w="955"/>
             <w:tcBorders>
               <w:top w:val="single" w:color="BFC9D6" w:sz="4"/>
               <w:left w:val="single" w:color="BFC9D6" w:sz="4"/>
@@ -10045,7 +10045,7 @@
         </w:tc>
         <w:tc>
           <w:tcPr>
-            <w:tcW w:type="dxa" w:w="965"/>
+            <w:tcW w:type="dxa" w:w="955"/>
             <w:tcBorders>
               <w:top w:val="single" w:color="BFC9D6" w:sz="4"/>
               <w:left w:val="single" w:color="BFC9D6" w:sz="4"/>
@@ -10081,7 +10081,7 @@
         </w:tc>
         <w:tc>
           <w:tcPr>
-            <w:tcW w:type="dxa" w:w="2240"/>
+            <w:tcW w:type="dxa" w:w="2682"/>
             <w:tcBorders>
               <w:top w:val="single" w:color="BFC9D6" w:sz="4"/>
               <w:left w:val="single" w:color="BFC9D6" w:sz="4"/>
@@ -10117,7 +10117,7 @@
         </w:tc>
         <w:tc>
           <w:tcPr>
-            <w:tcW w:type="dxa" w:w="1400"/>
+            <w:tcW w:type="dxa" w:w="1296"/>
             <w:tcBorders>
               <w:top w:val="single" w:color="BFC9D6" w:sz="4"/>
               <w:left w:val="single" w:color="BFC9D6" w:sz="4"/>
@@ -10153,7 +10153,7 @@
         </w:tc>
         <w:tc>
           <w:tcPr>
-            <w:tcW w:type="dxa" w:w="2334"/>
+            <w:tcW w:type="dxa" w:w="2161"/>
             <w:tcBorders>
               <w:top w:val="single" w:color="BFC9D6" w:sz="4"/>
               <w:left w:val="single" w:color="BFC9D6" w:sz="4"/>
@@ -10194,7 +10194,7 @@
         </w:trPr>
         <w:tc>
           <w:tcPr>
-            <w:tcW w:type="dxa" w:w="1960"/>
+            <w:tcW w:type="dxa" w:w="1815"/>
             <w:tcBorders>
               <w:top w:val="single" w:color="BFC9D6" w:sz="4"/>
               <w:left w:val="single" w:color="BFC9D6" w:sz="4"/>
@@ -10251,7 +10251,7 @@
         </w:tc>
         <w:tc>
           <w:tcPr>
-            <w:tcW w:type="dxa" w:w="965"/>
+            <w:tcW w:type="dxa" w:w="955"/>
             <w:tcBorders>
               <w:top w:val="single" w:color="BFC9D6" w:sz="4"/>
               <w:left w:val="single" w:color="BFC9D6" w:sz="4"/>
@@ -10288,7 +10288,7 @@
         </w:tc>
         <w:tc>
           <w:tcPr>
-            <w:tcW w:type="dxa" w:w="965"/>
+            <w:tcW w:type="dxa" w:w="955"/>
             <w:tcBorders>
               <w:top w:val="single" w:color="BFC9D6" w:sz="4"/>
               <w:left w:val="single" w:color="BFC9D6" w:sz="4"/>
@@ -10335,7 +10335,7 @@
         </w:tc>
         <w:tc>
           <w:tcPr>
-            <w:tcW w:type="dxa" w:w="2240"/>
+            <w:tcW w:type="dxa" w:w="2682"/>
             <w:tcBorders>
               <w:top w:val="single" w:color="BFC9D6" w:sz="4"/>
               <w:left w:val="single" w:color="BFC9D6" w:sz="4"/>
@@ -10420,7 +10420,7 @@
         </w:tc>
         <w:tc>
           <w:tcPr>
-            <w:tcW w:type="dxa" w:w="1400"/>
+            <w:tcW w:type="dxa" w:w="1296"/>
             <w:tcBorders>
               <w:top w:val="single" w:color="BFC9D6" w:sz="4"/>
               <w:left w:val="single" w:color="BFC9D6" w:sz="4"/>
@@ -10457,7 +10457,7 @@
         </w:tc>
         <w:tc>
           <w:tcPr>
-            <w:tcW w:type="dxa" w:w="2334"/>
+            <w:tcW w:type="dxa" w:w="2161"/>
             <w:tcBorders>
               <w:top w:val="single" w:color="BFC9D6" w:sz="4"/>
               <w:left w:val="single" w:color="BFC9D6" w:sz="4"/>
@@ -10499,7 +10499,7 @@
         </w:trPr>
         <w:tc>
           <w:tcPr>
-            <w:tcW w:type="dxa" w:w="1960"/>
+            <w:tcW w:type="dxa" w:w="1815"/>
             <w:tcBorders>
               <w:top w:val="single" w:color="BFC9D6" w:sz="4"/>
               <w:left w:val="single" w:color="BFC9D6" w:sz="4"/>
@@ -10535,7 +10535,7 @@
         </w:tc>
         <w:tc>
           <w:tcPr>
-            <w:tcW w:type="dxa" w:w="965"/>
+            <w:tcW w:type="dxa" w:w="955"/>
             <w:tcBorders>
               <w:top w:val="single" w:color="BFC9D6" w:sz="4"/>
               <w:left w:val="single" w:color="BFC9D6" w:sz="4"/>
@@ -10571,7 +10571,7 @@
         </w:tc>
         <w:tc>
           <w:tcPr>
-            <w:tcW w:type="dxa" w:w="965"/>
+            <w:tcW w:type="dxa" w:w="955"/>
             <w:tcBorders>
               <w:top w:val="single" w:color="BFC9D6" w:sz="4"/>
               <w:left w:val="single" w:color="BFC9D6" w:sz="4"/>
@@ -10607,7 +10607,7 @@
         </w:tc>
         <w:tc>
           <w:tcPr>
-            <w:tcW w:type="dxa" w:w="2240"/>
+            <w:tcW w:type="dxa" w:w="2682"/>
             <w:tcBorders>
               <w:top w:val="single" w:color="BFC9D6" w:sz="4"/>
               <w:left w:val="single" w:color="BFC9D6" w:sz="4"/>
@@ -10709,13 +10709,37 @@
                 <w:szCs w:val="18"/>
                 <w:rtl/>
               </w:rPr>
-              <w:t xml:space="preserve"> بالحدث FIN.READINESS_WARNING في معاملة واحدة</w:t>
-            </w:r>
-          </w:p>
-        </w:tc>
-        <w:tc>
-          <w:tcPr>
-            <w:tcW w:type="dxa" w:w="1400"/>
+              <w:t xml:space="preserve"> بالحدث FIN.READINESS_RED أو FIN.READINESS_AMBER في معاملة واحدة، وقيم قوالب الرسالة في </w:t>
+            </w:r>
+            <w:r>
+              <w:rPr>
+                <w:rFonts w:ascii="Courier New" w:cs="Courier New" w:eastAsia="Courier New" w:hAnsi="Courier New"/>
+                <w:b w:val="false"/>
+                <w:bCs w:val="false"/>
+                <w:color w:val="1F2937"/>
+                <w:sz w:val="16"/>
+                <w:szCs w:val="16"/>
+                <w:shd w:fill="F1F3F5" w:color="auto" w:val="clear"/>
+                <w:rtl/>
+              </w:rPr>
+              <w:t xml:space="preserve">‎fin.v_EarlyWarningMessageValues‎</w:t>
+            </w:r>
+            <w:r>
+              <w:rPr>
+                <w:rFonts w:ascii="Arial" w:cs="Arial" w:eastAsia="Arial" w:hAnsi="Arial"/>
+                <w:b w:val="false"/>
+                <w:bCs w:val="false"/>
+                <w:sz w:val="18"/>
+                <w:szCs w:val="18"/>
+                <w:rtl/>
+              </w:rPr>
+              <w:t xml:space="preserve"> (ADR 0028)</w:t>
+            </w:r>
+          </w:p>
+        </w:tc>
+        <w:tc>
+          <w:tcPr>
+            <w:tcW w:type="dxa" w:w="1296"/>
             <w:tcBorders>
               <w:top w:val="single" w:color="BFC9D6" w:sz="4"/>
               <w:left w:val="single" w:color="BFC9D6" w:sz="4"/>
@@ -10751,7 +10775,7 @@
         </w:tc>
         <w:tc>
           <w:tcPr>
-            <w:tcW w:type="dxa" w:w="2334"/>
+            <w:tcW w:type="dxa" w:w="2161"/>
             <w:tcBorders>
               <w:top w:val="single" w:color="BFC9D6" w:sz="4"/>
               <w:left w:val="single" w:color="BFC9D6" w:sz="4"/>

--- a/treasury-platform/docs/30-readiness/word/DOC-F17-async-events-outbox-jobs-notifications.docx
+++ b/treasury-platform/docs/30-readiness/word/DOC-F17-async-events-outbox-jobs-notifications.docx
@@ -10806,6 +10806,305 @@
                 <w:rtl/>
               </w:rPr>
               <w:t xml:space="preserve">051_early_warning_job.sql</w:t>
+            </w:r>
+          </w:p>
+        </w:tc>
+      </w:tr>
+      <w:tr>
+        <w:trPr>
+          <w:cantSplit/>
+        </w:trPr>
+        <w:tc>
+          <w:tcPr>
+            <w:tcW w:type="dxa" w:w="1815"/>
+            <w:tcBorders>
+              <w:top w:val="single" w:color="BFC9D6" w:sz="4"/>
+              <w:left w:val="single" w:color="BFC9D6" w:sz="4"/>
+              <w:bottom w:val="single" w:color="BFC9D6" w:sz="4"/>
+              <w:right w:val="single" w:color="BFC9D6" w:sz="4"/>
+            </w:tcBorders>
+            <w:shd w:fill="F5F8FC" w:color="auto" w:val="clear"/>
+            <w:tcMar>
+              <w:top w:type="dxa" w:w="50"/>
+              <w:left w:type="dxa" w:w="90"/>
+              <w:bottom w:type="dxa" w:w="50"/>
+              <w:right w:type="dxa" w:w="90"/>
+            </w:tcMar>
+            <w:vAlign w:val="top"/>
+          </w:tcPr>
+          <w:p>
+            <w:pPr>
+              <w:keepNext w:val="false"/>
+              <w:bidi/>
+              <w:spacing w:after="30" w:before="30" w:line="264"/>
+            </w:pPr>
+            <w:r>
+              <w:rPr>
+                <w:rFonts w:ascii="Arial" w:cs="Arial" w:eastAsia="Arial" w:hAnsi="Arial"/>
+                <w:b w:val="false"/>
+                <w:bCs w:val="false"/>
+                <w:sz w:val="18"/>
+                <w:szCs w:val="18"/>
+                <w:rtl/>
+              </w:rPr>
+              <w:t xml:space="preserve">JOB-PLT-AUDIT-CHAIN (أُضيفت 2026-10-21، ADR 0033)</w:t>
+            </w:r>
+          </w:p>
+        </w:tc>
+        <w:tc>
+          <w:tcPr>
+            <w:tcW w:type="dxa" w:w="955"/>
+            <w:tcBorders>
+              <w:top w:val="single" w:color="BFC9D6" w:sz="4"/>
+              <w:left w:val="single" w:color="BFC9D6" w:sz="4"/>
+              <w:bottom w:val="single" w:color="BFC9D6" w:sz="4"/>
+              <w:right w:val="single" w:color="BFC9D6" w:sz="4"/>
+            </w:tcBorders>
+            <w:shd w:fill="F5F8FC" w:color="auto" w:val="clear"/>
+            <w:tcMar>
+              <w:top w:type="dxa" w:w="50"/>
+              <w:left w:type="dxa" w:w="90"/>
+              <w:bottom w:type="dxa" w:w="50"/>
+              <w:right w:type="dxa" w:w="90"/>
+            </w:tcMar>
+            <w:vAlign w:val="top"/>
+          </w:tcPr>
+          <w:p>
+            <w:pPr>
+              <w:keepNext w:val="false"/>
+              <w:bidi/>
+              <w:spacing w:after="30" w:before="30" w:line="264"/>
+            </w:pPr>
+            <w:r>
+              <w:rPr>
+                <w:rFonts w:ascii="Arial" w:cs="Arial" w:eastAsia="Arial" w:hAnsi="Arial"/>
+                <w:b w:val="false"/>
+                <w:bCs w:val="false"/>
+                <w:sz w:val="18"/>
+                <w:szCs w:val="18"/>
+                <w:rtl/>
+              </w:rPr>
+              <w:t xml:space="preserve">منصة</w:t>
+            </w:r>
+          </w:p>
+        </w:tc>
+        <w:tc>
+          <w:tcPr>
+            <w:tcW w:type="dxa" w:w="955"/>
+            <w:tcBorders>
+              <w:top w:val="single" w:color="BFC9D6" w:sz="4"/>
+              <w:left w:val="single" w:color="BFC9D6" w:sz="4"/>
+              <w:bottom w:val="single" w:color="BFC9D6" w:sz="4"/>
+              <w:right w:val="single" w:color="BFC9D6" w:sz="4"/>
+            </w:tcBorders>
+            <w:shd w:fill="F5F8FC" w:color="auto" w:val="clear"/>
+            <w:tcMar>
+              <w:top w:type="dxa" w:w="50"/>
+              <w:left w:type="dxa" w:w="90"/>
+              <w:bottom w:type="dxa" w:w="50"/>
+              <w:right w:type="dxa" w:w="90"/>
+            </w:tcMar>
+            <w:vAlign w:val="top"/>
+          </w:tcPr>
+          <w:p>
+            <w:pPr>
+              <w:keepNext w:val="false"/>
+              <w:bidi/>
+              <w:spacing w:after="30" w:before="30" w:line="264"/>
+            </w:pPr>
+            <w:r>
+              <w:rPr>
+                <w:rFonts w:ascii="Arial" w:cs="Arial" w:eastAsia="Arial" w:hAnsi="Arial"/>
+                <w:b w:val="false"/>
+                <w:bCs w:val="false"/>
+                <w:sz w:val="18"/>
+                <w:szCs w:val="18"/>
+                <w:rtl/>
+              </w:rPr>
+              <w:t xml:space="preserve">يومية</w:t>
+            </w:r>
+          </w:p>
+        </w:tc>
+        <w:tc>
+          <w:tcPr>
+            <w:tcW w:type="dxa" w:w="2682"/>
+            <w:tcBorders>
+              <w:top w:val="single" w:color="BFC9D6" w:sz="4"/>
+              <w:left w:val="single" w:color="BFC9D6" w:sz="4"/>
+              <w:bottom w:val="single" w:color="BFC9D6" w:sz="4"/>
+              <w:right w:val="single" w:color="BFC9D6" w:sz="4"/>
+            </w:tcBorders>
+            <w:shd w:fill="F5F8FC" w:color="auto" w:val="clear"/>
+            <w:tcMar>
+              <w:top w:type="dxa" w:w="50"/>
+              <w:left w:type="dxa" w:w="90"/>
+              <w:bottom w:type="dxa" w:w="50"/>
+              <w:right w:type="dxa" w:w="90"/>
+            </w:tcMar>
+            <w:vAlign w:val="top"/>
+          </w:tcPr>
+          <w:p>
+            <w:pPr>
+              <w:keepNext w:val="false"/>
+              <w:bidi/>
+              <w:spacing w:after="30" w:before="30" w:line="264"/>
+            </w:pPr>
+            <w:r>
+              <w:rPr>
+                <w:rFonts w:ascii="Arial" w:cs="Arial" w:eastAsia="Arial" w:hAnsi="Arial"/>
+                <w:b w:val="false"/>
+                <w:bCs w:val="false"/>
+                <w:sz w:val="18"/>
+                <w:szCs w:val="18"/>
+                <w:rtl/>
+              </w:rPr>
+              <w:t xml:space="preserve">تسجيل رأس كل سلسلة تدقيق تحركت (</w:t>
+            </w:r>
+            <w:r>
+              <w:rPr>
+                <w:rFonts w:ascii="Courier New" w:cs="Courier New" w:eastAsia="Courier New" w:hAnsi="Courier New"/>
+                <w:b w:val="false"/>
+                <w:bCs w:val="false"/>
+                <w:color w:val="1F2937"/>
+                <w:sz w:val="16"/>
+                <w:szCs w:val="16"/>
+                <w:shd w:fill="F1F3F5" w:color="auto" w:val="clear"/>
+                <w:rtl/>
+              </w:rPr>
+              <w:t xml:space="preserve">‎aud.usp_TakeAuditAnchors‎</w:t>
+            </w:r>
+            <w:r>
+              <w:rPr>
+                <w:rFonts w:ascii="Arial" w:cs="Arial" w:eastAsia="Arial" w:hAnsi="Arial"/>
+                <w:b w:val="false"/>
+                <w:bCs w:val="false"/>
+                <w:sz w:val="18"/>
+                <w:szCs w:val="18"/>
+                <w:rtl/>
+              </w:rPr>
+              <w:t xml:space="preserve">)، ونسخه إلى المخزن غير القابل للتعديل، والتحقق من كل سلسلة مقابل آخر مرساة فيه (</w:t>
+            </w:r>
+            <w:r>
+              <w:rPr>
+                <w:rFonts w:ascii="Courier New" w:cs="Courier New" w:eastAsia="Courier New" w:hAnsi="Courier New"/>
+                <w:b w:val="false"/>
+                <w:bCs w:val="false"/>
+                <w:color w:val="1F2937"/>
+                <w:sz w:val="16"/>
+                <w:szCs w:val="16"/>
+                <w:shd w:fill="F1F3F5" w:color="auto" w:val="clear"/>
+                <w:rtl/>
+              </w:rPr>
+              <w:t xml:space="preserve">‎aud.usp_VerifyAuditChain‎</w:t>
+            </w:r>
+            <w:r>
+              <w:rPr>
+                <w:rFonts w:ascii="Arial" w:cs="Arial" w:eastAsia="Arial" w:hAnsi="Arial"/>
+                <w:b w:val="false"/>
+                <w:bCs w:val="false"/>
+                <w:sz w:val="18"/>
+                <w:szCs w:val="18"/>
+                <w:rtl/>
+              </w:rPr>
+              <w:t xml:space="preserve">) بأداة </w:t>
+            </w:r>
+            <w:r>
+              <w:rPr>
+                <w:rFonts w:ascii="Courier New" w:cs="Courier New" w:eastAsia="Courier New" w:hAnsi="Courier New"/>
+                <w:b w:val="false"/>
+                <w:bCs w:val="false"/>
+                <w:color w:val="1F2937"/>
+                <w:sz w:val="16"/>
+                <w:szCs w:val="16"/>
+                <w:shd w:fill="F1F3F5" w:color="auto" w:val="clear"/>
+                <w:rtl/>
+              </w:rPr>
+              <w:t xml:space="preserve">‎tools/deploy/audit_anchor.sh‎</w:t>
+            </w:r>
+            <w:r>
+              <w:rPr>
+                <w:rFonts w:ascii="Arial" w:cs="Arial" w:eastAsia="Arial" w:hAnsi="Arial"/>
+                <w:b w:val="false"/>
+                <w:bCs w:val="false"/>
+                <w:sz w:val="18"/>
+                <w:szCs w:val="18"/>
+                <w:rtl/>
+              </w:rPr>
+              <w:t xml:space="preserve">؛ والفشل حدث منصة بخطورة عالية ينبّه عليه AL-12</w:t>
+            </w:r>
+          </w:p>
+        </w:tc>
+        <w:tc>
+          <w:tcPr>
+            <w:tcW w:type="dxa" w:w="1296"/>
+            <w:tcBorders>
+              <w:top w:val="single" w:color="BFC9D6" w:sz="4"/>
+              <w:left w:val="single" w:color="BFC9D6" w:sz="4"/>
+              <w:bottom w:val="single" w:color="BFC9D6" w:sz="4"/>
+              <w:right w:val="single" w:color="BFC9D6" w:sz="4"/>
+            </w:tcBorders>
+            <w:shd w:fill="F5F8FC" w:color="auto" w:val="clear"/>
+            <w:tcMar>
+              <w:top w:type="dxa" w:w="50"/>
+              <w:left w:type="dxa" w:w="90"/>
+              <w:bottom w:type="dxa" w:w="50"/>
+              <w:right w:type="dxa" w:w="90"/>
+            </w:tcMar>
+            <w:vAlign w:val="top"/>
+          </w:tcPr>
+          <w:p>
+            <w:pPr>
+              <w:keepNext w:val="false"/>
+              <w:bidi/>
+              <w:spacing w:after="30" w:before="30" w:line="264"/>
+            </w:pPr>
+            <w:r>
+              <w:rPr>
+                <w:rFonts w:ascii="Arial" w:cs="Arial" w:eastAsia="Arial" w:hAnsi="Arial"/>
+                <w:b w:val="false"/>
+                <w:bCs w:val="false"/>
+                <w:sz w:val="18"/>
+                <w:szCs w:val="18"/>
+                <w:rtl/>
+              </w:rPr>
+              <w:t xml:space="preserve">(السلسلة، الرقم)</w:t>
+            </w:r>
+          </w:p>
+        </w:tc>
+        <w:tc>
+          <w:tcPr>
+            <w:tcW w:type="dxa" w:w="2161"/>
+            <w:tcBorders>
+              <w:top w:val="single" w:color="BFC9D6" w:sz="4"/>
+              <w:left w:val="single" w:color="BFC9D6" w:sz="4"/>
+              <w:bottom w:val="single" w:color="BFC9D6" w:sz="4"/>
+              <w:right w:val="single" w:color="BFC9D6" w:sz="4"/>
+            </w:tcBorders>
+            <w:shd w:fill="F5F8FC" w:color="auto" w:val="clear"/>
+            <w:tcMar>
+              <w:top w:type="dxa" w:w="50"/>
+              <w:left w:type="dxa" w:w="90"/>
+              <w:bottom w:type="dxa" w:w="50"/>
+              <w:right w:type="dxa" w:w="90"/>
+            </w:tcMar>
+            <w:vAlign w:val="top"/>
+          </w:tcPr>
+          <w:p>
+            <w:pPr>
+              <w:keepNext w:val="false"/>
+              <w:bidi/>
+              <w:spacing w:after="30" w:before="30" w:line="264"/>
+            </w:pPr>
+            <w:r>
+              <w:rPr>
+                <w:rFonts w:ascii="Arial" w:cs="Arial" w:eastAsia="Arial" w:hAnsi="Arial"/>
+                <w:b w:val="false"/>
+                <w:bCs w:val="false"/>
+                <w:sz w:val="18"/>
+                <w:szCs w:val="18"/>
+                <w:rtl/>
+              </w:rPr>
+              <w:t xml:space="preserve">055_audit_chain.sql؛ DOC-S12 §5.3</w:t>
             </w:r>
           </w:p>
         </w:tc>

--- a/treasury-platform/docs/30-readiness/word/DOC-F17-async-events-outbox-jobs-notifications.docx
+++ b/treasury-platform/docs/30-readiness/word/DOC-F17-async-events-outbox-jobs-notifications.docx
@@ -11030,7 +11030,7 @@
                 <w:szCs w:val="18"/>
                 <w:rtl/>
               </w:rPr>
-              <w:t xml:space="preserve">؛ والفشل حدث منصة بخطورة عالية ينبّه عليه AL-12</w:t>
+              <w:t xml:space="preserve">: يوميًا من المرساة، وأسبوعيًا كاملًا (ADR 0036)؛ والفشل حدث منصة بخطورة عالية ينبّه عليه AL-12</w:t>
             </w:r>
           </w:p>
         </w:tc>

--- a/treasury-platform/docs/30-readiness/word/DOC-F17-async-events-outbox-jobs-notifications.docx
+++ b/treasury-platform/docs/30-readiness/word/DOC-F17-async-events-outbox-jobs-notifications.docx
@@ -968,7 +968,7 @@
           <w:szCs w:val="20"/>
           <w:rtl/>
         </w:rPr>
-        <w:t xml:space="preserve"> مبذور بالمهام التسع والعشرين في §5.2 ومعها JOB-PLT-ONBOARD، ثم JOB-PLT-EXPORT (ADR 0008)، ثم JOB-PLT-RECONCILE (ADR 0011، DR-44؛ 32 مهمة)، بنطاق كل مهمة وحالات المشترك المسموحة، و</w:t>
+        <w:t xml:space="preserve"> مبذور بالمهام التسع والعشرين في §5.2 ومعها JOB-PLT-ONBOARD، ثم JOB-PLT-EXPORT (ADR 0008)، ثم JOB-PLT-RECONCILE (ADR 0011، DR-44)، ثم JOB-FIN-READINESS (ADR 0027) وJOB-PLT-AUDIT-CHAIN (ADR 0033)؛ 34 مهمة، بنطاق كل مهمة وحالات المشترك المسموحة، و</w:t>
       </w:r>
       <w:r>
         <w:rPr>
@@ -2380,7 +2380,99 @@
           <w:szCs w:val="21"/>
           <w:rtl/>
         </w:rPr>
-        <w:t xml:space="preserve">ما لا يوجد: عامل Outbox، ومجدول المهام، وطريق لربط المهمة بالمشترك. فحساب الخدمة لا يبدأ جلسة، والربط يشترط جلسة (DOC-F04 §5.1). هذا مانع لـ FR-PLT-044 في S0.</w:t>
+        <w:t xml:space="preserve">ما لا يوجد: عامل Outbox، ومجدول المهام. وطريق لربط المهمة بالمشترك </w:t>
+      </w:r>
+      <w:r>
+        <w:rPr>
+          <w:rFonts w:ascii="Segoe UI Emoji" w:cs="Segoe UI Emoji" w:eastAsia="Segoe UI Emoji" w:hAnsi="Segoe UI Emoji"/>
+          <w:sz w:val="21"/>
+          <w:szCs w:val="21"/>
+          <w:rtl/>
+        </w:rPr>
+        <w:t xml:space="preserve">✅</w:t>
+      </w:r>
+      <w:r>
+        <w:rPr>
+          <w:rFonts w:ascii="Arial" w:cs="Arial" w:eastAsia="Arial" w:hAnsi="Arial"/>
+          <w:b w:val="false"/>
+          <w:bCs w:val="false"/>
+          <w:sz w:val="21"/>
+          <w:szCs w:val="21"/>
+          <w:rtl/>
+        </w:rPr>
+        <w:t xml:space="preserve"> مبني: </w:t>
+      </w:r>
+      <w:r>
+        <w:rPr>
+          <w:rFonts w:ascii="Courier New" w:cs="Courier New" w:eastAsia="Courier New" w:hAnsi="Courier New"/>
+          <w:b w:val="false"/>
+          <w:bCs w:val="false"/>
+          <w:color w:val="1F2937"/>
+          <w:sz w:val="18"/>
+          <w:szCs w:val="18"/>
+          <w:shd w:fill="F1F3F5" w:color="auto" w:val="clear"/>
+          <w:rtl/>
+        </w:rPr>
+        <w:t xml:space="preserve">‎sec.usp_SetJobContext‎</w:t>
+      </w:r>
+      <w:r>
+        <w:rPr>
+          <w:rFonts w:ascii="Arial" w:cs="Arial" w:eastAsia="Arial" w:hAnsi="Arial"/>
+          <w:b w:val="false"/>
+          <w:bCs w:val="false"/>
+          <w:sz w:val="21"/>
+          <w:szCs w:val="21"/>
+          <w:rtl/>
+        </w:rPr>
+        <w:t xml:space="preserve"> (037، ADR 0004) يربط اتصال عامل المهام (</w:t>
+      </w:r>
+      <w:r>
+        <w:rPr>
+          <w:rFonts w:ascii="Courier New" w:cs="Courier New" w:eastAsia="Courier New" w:hAnsi="Courier New"/>
+          <w:b w:val="false"/>
+          <w:bCs w:val="false"/>
+          <w:color w:val="1F2937"/>
+          <w:sz w:val="18"/>
+          <w:szCs w:val="18"/>
+          <w:shd w:fill="F1F3F5" w:color="auto" w:val="clear"/>
+          <w:rtl/>
+        </w:rPr>
+        <w:t xml:space="preserve">‎tp_jobs‎</w:t>
+      </w:r>
+      <w:r>
+        <w:rPr>
+          <w:rFonts w:ascii="Arial" w:cs="Arial" w:eastAsia="Arial" w:hAnsi="Arial"/>
+          <w:b w:val="false"/>
+          <w:bCs w:val="false"/>
+          <w:sz w:val="21"/>
+          <w:szCs w:val="21"/>
+          <w:rtl/>
+        </w:rPr>
+        <w:t xml:space="preserve">) بمشترك واحد بصفة حساب خدمته، لمهمة من </w:t>
+      </w:r>
+      <w:r>
+        <w:rPr>
+          <w:rFonts w:ascii="Courier New" w:cs="Courier New" w:eastAsia="Courier New" w:hAnsi="Courier New"/>
+          <w:b w:val="false"/>
+          <w:bCs w:val="false"/>
+          <w:color w:val="1F2937"/>
+          <w:sz w:val="18"/>
+          <w:szCs w:val="18"/>
+          <w:shd w:fill="F1F3F5" w:color="auto" w:val="clear"/>
+          <w:rtl/>
+        </w:rPr>
+        <w:t xml:space="preserve">‎cfg.JobDefinition‎</w:t>
+      </w:r>
+      <w:r>
+        <w:rPr>
+          <w:rFonts w:ascii="Arial" w:cs="Arial" w:eastAsia="Arial" w:hAnsi="Arial"/>
+          <w:b w:val="false"/>
+          <w:bCs w:val="false"/>
+          <w:sz w:val="21"/>
+          <w:szCs w:val="21"/>
+          <w:rtl/>
+        </w:rPr>
+        <w:t xml:space="preserve"> في حالة تسمح بها، بلا جلسة مستخدم؛ وتختبره J1 إلى J7.</w:t>
       </w:r>
     </w:p>
     <w:p>
@@ -11030,7 +11122,55 @@
                 <w:szCs w:val="18"/>
                 <w:rtl/>
               </w:rPr>
-              <w:t xml:space="preserve">: يوميًا من المرساة، وأسبوعيًا كاملًا (ADR 0036)؛ والفشل حدث منصة بخطورة عالية ينبّه عليه AL-12</w:t>
+              <w:t xml:space="preserve">: يوميًا </w:t>
+            </w:r>
+            <w:r>
+              <w:rPr>
+                <w:rFonts w:ascii="Courier New" w:cs="Courier New" w:eastAsia="Courier New" w:hAnsi="Courier New"/>
+                <w:b w:val="false"/>
+                <w:bCs w:val="false"/>
+                <w:color w:val="1F2937"/>
+                <w:sz w:val="16"/>
+                <w:szCs w:val="16"/>
+                <w:shd w:fill="F1F3F5" w:color="auto" w:val="clear"/>
+                <w:rtl/>
+              </w:rPr>
+              <w:t xml:space="preserve">‎take‎</w:t>
+            </w:r>
+            <w:r>
+              <w:rPr>
+                <w:rFonts w:ascii="Arial" w:cs="Arial" w:eastAsia="Arial" w:hAnsi="Arial"/>
+                <w:b w:val="false"/>
+                <w:bCs w:val="false"/>
+                <w:sz w:val="18"/>
+                <w:szCs w:val="18"/>
+                <w:rtl/>
+              </w:rPr>
+              <w:t xml:space="preserve"> (يفحص من آخر مرساة في المخزن ثم يرسي ما تحرك بعدها)، وأسبوعيًا </w:t>
+            </w:r>
+            <w:r>
+              <w:rPr>
+                <w:rFonts w:ascii="Courier New" w:cs="Courier New" w:eastAsia="Courier New" w:hAnsi="Courier New"/>
+                <w:b w:val="false"/>
+                <w:bCs w:val="false"/>
+                <w:color w:val="1F2937"/>
+                <w:sz w:val="16"/>
+                <w:szCs w:val="16"/>
+                <w:shd w:fill="F1F3F5" w:color="auto" w:val="clear"/>
+                <w:rtl/>
+              </w:rPr>
+              <w:t xml:space="preserve">‎verify --full‎</w:t>
+            </w:r>
+            <w:r>
+              <w:rPr>
+                <w:rFonts w:ascii="Arial" w:cs="Arial" w:eastAsia="Arial" w:hAnsi="Arial"/>
+                <w:b w:val="false"/>
+                <w:bCs w:val="false"/>
+                <w:sz w:val="18"/>
+                <w:szCs w:val="18"/>
+                <w:rtl/>
+              </w:rPr>
+              <w:t xml:space="preserve"> على كل المراسي (ADR 0036، ADR 0039)؛ والفشل حدث منصة بخطورة عالية ينبّه عليه AL-12</w:t>
             </w:r>
           </w:p>
         </w:tc>

--- a/treasury-platform/docs/30-readiness/word/DOC-F17-async-events-outbox-jobs-notifications.docx
+++ b/treasury-platform/docs/30-readiness/word/DOC-F17-async-events-outbox-jobs-notifications.docx
@@ -11411,6 +11411,47 @@
           <w:rtl/>
         </w:rPr>
         <w:t xml:space="preserve">المواعيد 02:00 و05:30 و05:45 و06:00 و06:15 و06:30 و07:30 من المصادر (13-m6:640-644؛ 14-m7-m8:615-618). الباقية مقترحة.</w:t>
+      </w:r>
+    </w:p>
+    <w:p>
+      <w:pPr>
+        <w:bidi/>
+        <w:spacing w:after="110" w:before="0" w:line="312"/>
+      </w:pPr>
+      <w:r>
+        <w:rPr>
+          <w:rFonts w:ascii="Arial" w:cs="Arial" w:eastAsia="Arial" w:hAnsi="Arial"/>
+          <w:b w:val="false"/>
+          <w:bCs w:val="false"/>
+          <w:sz w:val="21"/>
+          <w:szCs w:val="21"/>
+          <w:rtl/>
+        </w:rPr>
+        <w:t xml:space="preserve">تصحيح S2-ب (2026-10-23، الموجز OQ-5، </w:t>
+      </w:r>
+      <w:r>
+        <w:rPr>
+          <w:rFonts w:ascii="Courier New" w:cs="Courier New" w:eastAsia="Courier New" w:hAnsi="Courier New"/>
+          <w:b w:val="false"/>
+          <w:bCs w:val="false"/>
+          <w:color w:val="1F2937"/>
+          <w:sz w:val="18"/>
+          <w:szCs w:val="18"/>
+          <w:shd w:fill="F1F3F5" w:color="auto" w:val="clear"/>
+          <w:rtl/>
+        </w:rPr>
+        <w:t xml:space="preserve">‎docs/46‎</w:t>
+      </w:r>
+      <w:r>
+        <w:rPr>
+          <w:rFonts w:ascii="Arial" w:cs="Arial" w:eastAsia="Arial" w:hAnsi="Arial"/>
+          <w:b w:val="false"/>
+          <w:bCs w:val="false"/>
+          <w:sz w:val="21"/>
+          <w:szCs w:val="21"/>
+          <w:rtl/>
+        </w:rPr>
+        <w:t xml:space="preserve"> §5): الترتيب FAC-VALIDITY ثم OBL-CALENDAR ثم FIN-EVAL ثم FIN-READINESS ثم NTF-EXPIRY. فالتقييم يقرأ الأجندة والسريان المحدَّثين، والإنذار المبكر يقرأ الاختبارات المقيَّمة لتوه. وكانت JOB-FIN-EVAL قبل الأجندة في النسخة السابقة من هذا الشكل. العامل في S2-ب يشغّل السلسلة بهذا الترتيب مرة في اليوم، كل مهمة بتاريخ المشترك المحلي. JOB-FIN-EVAL تمدّ جدول الاختبارات إلى الأفق قبل التقييم، وترسل FIN.BALANCES_MISSING (NTF-FIN-01).</w:t>
       </w:r>
     </w:p>
     <w:p>
